--- a/AlbaAvila_BDA400_A05.docx
+++ b/AlbaAvila_BDA400_A05.docx
@@ -1,86 +1,404 @@
 
 <file path=word/document.xml><?xml version="1.0" encoding="utf-8"?>
-<w:document xmlns:wpc="http://schemas.microsoft.com/office/word/2010/wordprocessingCanvas" xmlns:mc="http://schemas.openxmlformats.org/markup-compatibility/2006" xmlns:o="urn:schemas-microsoft-com:office:office" xmlns:r="http://schemas.openxmlformats.org/officeDocument/2006/relationships" xmlns:m="http://schemas.openxmlformats.org/officeDocument/2006/math" xmlns:v="urn:schemas-microsoft-com:vml" xmlns:wp14="http://schemas.microsoft.com/office/word/2010/wordprocessingDrawing" xmlns:wp="http://schemas.openxmlformats.org/drawingml/2006/wordprocessingDrawing" xmlns:w10="urn:schemas-microsoft-com:office:word" xmlns:w="http://schemas.openxmlformats.org/wordprocessingml/2006/main" xmlns:w14="http://schemas.microsoft.com/office/word/2010/wordml" xmlns:w15="http://schemas.microsoft.com/office/word/2012/wordml" xmlns:wpg="http://schemas.microsoft.com/office/word/2010/wordprocessingGroup" xmlns:wpi="http://schemas.microsoft.com/office/word/2010/wordprocessingInk" xmlns:wne="http://schemas.microsoft.com/office/word/2006/wordml" xmlns:wps="http://schemas.microsoft.com/office/word/2010/wordprocessingShape" xmlns:cx="http://schemas.microsoft.com/office/drawing/2014/chartex" xmlns:cx1="http://schemas.microsoft.com/office/drawing/2015/9/8/chartex" xmlns:cx2="http://schemas.microsoft.com/office/drawing/2015/10/21/chartex" xmlns:cx3="http://schemas.microsoft.com/office/drawing/2016/5/9/chartex" xmlns:cx4="http://schemas.microsoft.com/office/drawing/2016/5/10/chartex" xmlns:cx5="http://schemas.microsoft.com/office/drawing/2016/5/11/chartex" xmlns:cx6="http://schemas.microsoft.com/office/drawing/2016/5/12/chartex" xmlns:cx7="http://schemas.microsoft.com/office/drawing/2016/5/13/chartex" xmlns:cx8="http://schemas.microsoft.com/office/drawing/2016/5/14/chartex" xmlns:aink="http://schemas.microsoft.com/office/drawing/2016/ink" xmlns:am3d="http://schemas.microsoft.com/office/drawing/2017/model3d" xmlns:w16cex="http://schemas.microsoft.com/office/word/2018/wordml/cex" xmlns:w16cid="http://schemas.microsoft.com/office/word/2016/wordml/cid" xmlns:w16="http://schemas.microsoft.com/office/word/2018/wordml" xmlns:w16sdtdh="http://schemas.microsoft.com/office/word/2020/wordml/sdtdatahash" xmlns:w16se="http://schemas.microsoft.com/office/word/2015/wordml/symex" mc:Ignorable="w14 w15 wp14">
+<w:document xmlns:wpc="http://schemas.microsoft.com/office/word/2010/wordprocessingCanvas" xmlns:cx="http://schemas.microsoft.com/office/drawing/2014/chartex" xmlns:cx1="http://schemas.microsoft.com/office/drawing/2015/9/8/chartex" xmlns:cx2="http://schemas.microsoft.com/office/drawing/2015/10/21/chartex" xmlns:cx3="http://schemas.microsoft.com/office/drawing/2016/5/9/chartex" xmlns:cx4="http://schemas.microsoft.com/office/drawing/2016/5/10/chartex" xmlns:cx5="http://schemas.microsoft.com/office/drawing/2016/5/11/chartex" xmlns:cx6="http://schemas.microsoft.com/office/drawing/2016/5/12/chartex" xmlns:cx7="http://schemas.microsoft.com/office/drawing/2016/5/13/chartex" xmlns:cx8="http://schemas.microsoft.com/office/drawing/2016/5/14/chartex" xmlns:mc="http://schemas.openxmlformats.org/markup-compatibility/2006" xmlns:aink="http://schemas.microsoft.com/office/drawing/2016/ink" xmlns:am3d="http://schemas.microsoft.com/office/drawing/2017/model3d" xmlns:o="urn:schemas-microsoft-com:office:office" xmlns:oel="http://schemas.microsoft.com/office/2019/extlst" xmlns:r="http://schemas.openxmlformats.org/officeDocument/2006/relationships" xmlns:m="http://schemas.openxmlformats.org/officeDocument/2006/math" xmlns:v="urn:schemas-microsoft-com:vml" xmlns:wp14="http://schemas.microsoft.com/office/word/2010/wordprocessingDrawing" xmlns:wp="http://schemas.openxmlformats.org/drawingml/2006/wordprocessingDrawing" xmlns:w10="urn:schemas-microsoft-com:office:word" xmlns:w="http://schemas.openxmlformats.org/wordprocessingml/2006/main" xmlns:w14="http://schemas.microsoft.com/office/word/2010/wordml" xmlns:w15="http://schemas.microsoft.com/office/word/2012/wordml" xmlns:w16cex="http://schemas.microsoft.com/office/word/2018/wordml/cex" xmlns:w16cid="http://schemas.microsoft.com/office/word/2016/wordml/cid" xmlns:w16="http://schemas.microsoft.com/office/word/2018/wordml" xmlns:w16du="http://schemas.microsoft.com/office/word/2023/wordml/word16du" xmlns:w16sdtdh="http://schemas.microsoft.com/office/word/2020/wordml/sdtdatahash" xmlns:w16sdtfl="http://schemas.microsoft.com/office/word/2024/wordml/sdtformatlock" xmlns:w16se="http://schemas.microsoft.com/office/word/2015/wordml/symex" xmlns:wpg="http://schemas.microsoft.com/office/word/2010/wordprocessingGroup" xmlns:wpi="http://schemas.microsoft.com/office/word/2010/wordprocessingInk" xmlns:wne="http://schemas.microsoft.com/office/word/2006/wordml" xmlns:wps="http://schemas.microsoft.com/office/word/2010/wordprocessingShape" mc:Ignorable="w14 w15 w16se w16cid w16 w16cex w16sdtdh w16sdtfl w16du wp14">
   <w:body>
-    <w:p>
-      <w:pPr>
-        <w:spacing w:after="300" w:before="3000"/>
-        <w:jc w:val="center"/>
-      </w:pPr>
-      <w:r>
-        <w:rPr>
-          <w:b/>
-          <w:bCs/>
-          <w:sz w:val="32"/>
-          <w:szCs w:val="32"/>
-        </w:rPr>
-        <w:t xml:space="preserve">BDA400 / Data Science Tools and Techniques</w:t>
-      </w:r>
-    </w:p>
     <w:p>
       <w:pPr>
         <w:spacing w:after="600"/>
         <w:jc w:val="center"/>
-      </w:pPr>
-      <w:r>
         <w:rPr>
           <w:b/>
           <w:bCs/>
           <w:sz w:val="40"/>
           <w:szCs w:val="40"/>
         </w:rPr>
-        <w:t xml:space="preserve">Assignment 5: Technical Analysis using R, Development Phase</w:t>
+      </w:pPr>
+    </w:p>
+    <w:p>
+      <w:pPr>
+        <w:spacing w:after="600"/>
+        <w:jc w:val="center"/>
+        <w:rPr>
+          <w:b/>
+          <w:bCs/>
+          <w:sz w:val="40"/>
+          <w:szCs w:val="40"/>
+        </w:rPr>
+      </w:pPr>
+    </w:p>
+    <w:p>
+      <w:pPr>
+        <w:spacing w:after="600"/>
+        <w:jc w:val="center"/>
+        <w:rPr>
+          <w:rFonts w:ascii="Arial" w:hAnsi="Arial" w:cs="Arial"/>
+          <w:sz w:val="28"/>
+          <w:szCs w:val="28"/>
+        </w:rPr>
+      </w:pPr>
+      <w:r>
+        <w:rPr>
+          <w:rFonts w:ascii="Arial" w:hAnsi="Arial" w:cs="Arial"/>
+          <w:b/>
+          <w:bCs/>
+          <w:sz w:val="28"/>
+          <w:szCs w:val="28"/>
+        </w:rPr>
+        <w:t>Assignment 5: Technical Analysis using R, Development Phase</w:t>
       </w:r>
     </w:p>
     <w:p>
       <w:pPr>
         <w:spacing w:after="200"/>
         <w:jc w:val="center"/>
-      </w:pPr>
-      <w:r>
+        <w:rPr>
+          <w:rFonts w:ascii="Arial" w:hAnsi="Arial" w:cs="Arial"/>
+          <w:sz w:val="24"/>
+          <w:szCs w:val="24"/>
+        </w:rPr>
+      </w:pPr>
+      <w:r>
+        <w:rPr>
+          <w:rFonts w:ascii="Arial" w:hAnsi="Arial" w:cs="Arial"/>
+          <w:sz w:val="24"/>
+          <w:szCs w:val="24"/>
+        </w:rPr>
+        <w:t>By</w:t>
+      </w:r>
+      <w:r>
+        <w:rPr>
+          <w:rFonts w:ascii="Arial" w:hAnsi="Arial" w:cs="Arial"/>
+          <w:sz w:val="24"/>
+          <w:szCs w:val="24"/>
+        </w:rPr>
+        <w:t xml:space="preserve"> Alba Avila</w:t>
+      </w:r>
+    </w:p>
+    <w:p>
+      <w:pPr>
+        <w:spacing w:after="200"/>
+        <w:jc w:val="center"/>
         <w:rPr>
           <w:sz w:val="28"/>
           <w:szCs w:val="28"/>
         </w:rPr>
-        <w:t xml:space="preserve">Student: Alba Avila</w:t>
-      </w:r>
+      </w:pPr>
+      <w:r>
+        <w:rPr>
+          <w:sz w:val="28"/>
+          <w:szCs w:val="28"/>
+        </w:rPr>
+        <w:t xml:space="preserve">Repository: </w:t>
+      </w:r>
+      <w:hyperlink r:id="rId7" w:history="1">
+        <w:r>
+          <w:rPr>
+            <w:rStyle w:val="Hyperlink"/>
+            <w:b/>
+            <w:bCs/>
+            <w:sz w:val="28"/>
+            <w:szCs w:val="28"/>
+          </w:rPr>
+          <w:t>https://github.com/ladajab1-ctrl/AlbaAvila_BDA400_A05</w:t>
+        </w:r>
+      </w:hyperlink>
     </w:p>
     <w:p>
       <w:pPr>
         <w:spacing w:after="200"/>
         <w:jc w:val="center"/>
-      </w:pPr>
-      <w:r>
         <w:rPr>
           <w:sz w:val="28"/>
           <w:szCs w:val="28"/>
         </w:rPr>
-        <w:t xml:space="preserve">Repository: [PASTE YOUR REPOSITORY LINK HERE]</w:t>
-      </w:r>
+      </w:pPr>
     </w:p>
     <w:p>
       <w:pPr>
         <w:jc w:val="center"/>
-      </w:pPr>
-      <w:r>
-        <w:rPr>
-          <w:sz w:val="24"/>
-          <w:szCs w:val="24"/>
-        </w:rPr>
-        <w:t xml:space="preserve">Due: Session 10</w:t>
-      </w:r>
-    </w:p>
-    <w:p>
-      <w:r>
+        <w:rPr>
+          <w:sz w:val="24"/>
+          <w:szCs w:val="24"/>
+        </w:rPr>
+      </w:pPr>
+    </w:p>
+    <w:p>
+      <w:pPr>
+        <w:jc w:val="center"/>
+        <w:rPr>
+          <w:sz w:val="24"/>
+          <w:szCs w:val="24"/>
+        </w:rPr>
+      </w:pPr>
+    </w:p>
+    <w:p>
+      <w:pPr>
+        <w:jc w:val="center"/>
+      </w:pPr>
+    </w:p>
+    <w:p>
+      <w:pPr>
+        <w:jc w:val="center"/>
+      </w:pPr>
+    </w:p>
+    <w:p>
+      <w:pPr>
+        <w:jc w:val="center"/>
+      </w:pPr>
+    </w:p>
+    <w:p>
+      <w:pPr>
+        <w:spacing w:line="480" w:lineRule="auto"/>
+        <w:jc w:val="center"/>
+        <w:rPr>
+          <w:rFonts w:ascii="Arial" w:hAnsi="Arial" w:cs="Arial"/>
+        </w:rPr>
+      </w:pPr>
+    </w:p>
+    <w:p>
+      <w:pPr>
+        <w:spacing w:line="480" w:lineRule="auto"/>
+        <w:jc w:val="center"/>
+        <w:rPr>
+          <w:rFonts w:ascii="Arial" w:hAnsi="Arial" w:cs="Arial"/>
+          <w:sz w:val="24"/>
+          <w:szCs w:val="24"/>
+        </w:rPr>
+      </w:pPr>
+      <w:r>
+        <w:rPr>
+          <w:rFonts w:ascii="Arial" w:hAnsi="Arial" w:cs="Arial"/>
+          <w:sz w:val="24"/>
+          <w:szCs w:val="24"/>
+        </w:rPr>
+        <w:t xml:space="preserve">To </w:t>
+      </w:r>
+    </w:p>
+    <w:p>
+      <w:pPr>
+        <w:spacing w:line="480" w:lineRule="auto"/>
+        <w:jc w:val="center"/>
+        <w:rPr>
+          <w:rFonts w:ascii="Arial" w:hAnsi="Arial" w:cs="Arial"/>
+          <w:sz w:val="24"/>
+          <w:szCs w:val="24"/>
+        </w:rPr>
+      </w:pPr>
+      <w:r>
+        <w:rPr>
+          <w:rFonts w:ascii="Arial" w:hAnsi="Arial" w:cs="Arial"/>
+          <w:sz w:val="24"/>
+          <w:szCs w:val="24"/>
+        </w:rPr>
+        <w:t>Amir, Hamza</w:t>
+      </w:r>
+      <w:r>
+        <w:rPr>
+          <w:rFonts w:ascii="Arial" w:hAnsi="Arial" w:cs="Arial"/>
+          <w:sz w:val="24"/>
+          <w:szCs w:val="24"/>
+        </w:rPr>
+        <w:br/>
+        <w:t>Chouhdry, Haashim</w:t>
+      </w:r>
+      <w:r>
+        <w:rPr>
+          <w:rFonts w:ascii="Arial" w:hAnsi="Arial" w:cs="Arial"/>
+          <w:sz w:val="24"/>
+          <w:szCs w:val="24"/>
+        </w:rPr>
+        <w:br/>
+        <w:t>Singh, Varun</w:t>
+      </w:r>
+    </w:p>
+    <w:p>
+      <w:pPr>
+        <w:jc w:val="center"/>
+        <w:rPr>
+          <w:rFonts w:ascii="Arial" w:hAnsi="Arial" w:cs="Arial"/>
+          <w:sz w:val="24"/>
+          <w:szCs w:val="24"/>
+        </w:rPr>
+      </w:pPr>
+    </w:p>
+    <w:p>
+      <w:pPr>
+        <w:jc w:val="center"/>
+        <w:rPr>
+          <w:rFonts w:ascii="Arial" w:hAnsi="Arial" w:cs="Arial"/>
+          <w:sz w:val="24"/>
+          <w:szCs w:val="24"/>
+        </w:rPr>
+      </w:pPr>
+    </w:p>
+    <w:p>
+      <w:pPr>
+        <w:jc w:val="center"/>
+        <w:rPr>
+          <w:rFonts w:ascii="Arial" w:hAnsi="Arial" w:cs="Arial"/>
+          <w:sz w:val="24"/>
+          <w:szCs w:val="24"/>
+        </w:rPr>
+      </w:pPr>
+    </w:p>
+    <w:p>
+      <w:pPr>
+        <w:jc w:val="center"/>
+        <w:rPr>
+          <w:rFonts w:ascii="Arial" w:hAnsi="Arial" w:cs="Arial"/>
+          <w:sz w:val="24"/>
+          <w:szCs w:val="24"/>
+        </w:rPr>
+      </w:pPr>
+    </w:p>
+    <w:p>
+      <w:pPr>
+        <w:jc w:val="center"/>
+        <w:rPr>
+          <w:rFonts w:ascii="Arial" w:hAnsi="Arial" w:cs="Arial"/>
+          <w:sz w:val="24"/>
+          <w:szCs w:val="24"/>
+        </w:rPr>
+      </w:pPr>
+      <w:r>
+        <w:rPr>
+          <w:rFonts w:ascii="Arial" w:hAnsi="Arial" w:cs="Arial"/>
+          <w:sz w:val="24"/>
+          <w:szCs w:val="24"/>
+        </w:rPr>
+        <w:t>CDI College</w:t>
+      </w:r>
+    </w:p>
+    <w:p>
+      <w:pPr>
+        <w:jc w:val="center"/>
+        <w:rPr>
+          <w:rFonts w:ascii="Arial" w:hAnsi="Arial" w:cs="Arial"/>
+          <w:sz w:val="24"/>
+          <w:szCs w:val="24"/>
+        </w:rPr>
+      </w:pPr>
+      <w:r>
+        <w:rPr>
+          <w:rFonts w:ascii="Arial" w:hAnsi="Arial" w:cs="Arial"/>
+          <w:sz w:val="24"/>
+          <w:szCs w:val="24"/>
+        </w:rPr>
+        <w:t>BDA400 Data Science Tools and Techniques</w:t>
+      </w:r>
+    </w:p>
+    <w:p>
+      <w:pPr>
+        <w:tabs>
+          <w:tab w:val="left" w:pos="3052"/>
+          <w:tab w:val="center" w:pos="4680"/>
+        </w:tabs>
+        <w:rPr>
+          <w:rFonts w:ascii="Arial" w:hAnsi="Arial" w:cs="Arial"/>
+          <w:sz w:val="24"/>
+          <w:szCs w:val="24"/>
+        </w:rPr>
+      </w:pPr>
+      <w:r>
+        <w:rPr>
+          <w:rFonts w:ascii="Arial" w:hAnsi="Arial" w:cs="Arial"/>
+          <w:sz w:val="24"/>
+          <w:szCs w:val="24"/>
+        </w:rPr>
+        <w:tab/>
+      </w:r>
+    </w:p>
+    <w:p>
+      <w:pPr>
+        <w:tabs>
+          <w:tab w:val="left" w:pos="3052"/>
+          <w:tab w:val="center" w:pos="4680"/>
+        </w:tabs>
+        <w:jc w:val="center"/>
+        <w:rPr>
+          <w:rFonts w:ascii="Arial" w:hAnsi="Arial" w:cs="Arial"/>
+          <w:sz w:val="24"/>
+          <w:szCs w:val="24"/>
+        </w:rPr>
+      </w:pPr>
+    </w:p>
+    <w:p>
+      <w:pPr>
+        <w:tabs>
+          <w:tab w:val="left" w:pos="3052"/>
+          <w:tab w:val="center" w:pos="4680"/>
+        </w:tabs>
+        <w:jc w:val="center"/>
+        <w:rPr>
+          <w:rFonts w:ascii="Arial" w:hAnsi="Arial" w:cs="Arial"/>
+          <w:sz w:val="24"/>
+          <w:szCs w:val="24"/>
+        </w:rPr>
+      </w:pPr>
+    </w:p>
+    <w:p>
+      <w:pPr>
+        <w:jc w:val="center"/>
+        <w:rPr>
+          <w:rFonts w:ascii="Arial" w:hAnsi="Arial" w:cs="Arial"/>
+          <w:sz w:val="24"/>
+          <w:szCs w:val="24"/>
+        </w:rPr>
+      </w:pPr>
+      <w:r>
+        <w:rPr>
+          <w:rFonts w:ascii="Arial" w:hAnsi="Arial" w:cs="Arial"/>
+          <w:sz w:val="24"/>
+          <w:szCs w:val="24"/>
+        </w:rPr>
+        <w:t>October 27, 2026</w:t>
+      </w:r>
+    </w:p>
+    <w:p>
+      <w:pPr>
+        <w:rPr>
+          <w:rFonts w:ascii="Arial" w:hAnsi="Arial" w:cs="Arial"/>
+          <w:sz w:val="24"/>
+          <w:szCs w:val="24"/>
+        </w:rPr>
+      </w:pPr>
+    </w:p>
+    <w:p>
+      <w:pPr>
+        <w:spacing w:line="360" w:lineRule="auto"/>
+        <w:jc w:val="both"/>
+        <w:rPr>
+          <w:rFonts w:ascii="Arial" w:hAnsi="Arial" w:cs="Arial"/>
+        </w:rPr>
+      </w:pPr>
+      <w:r>
+        <w:rPr>
+          <w:rFonts w:ascii="Arial" w:hAnsi="Arial" w:cs="Arial"/>
+        </w:rPr>
         <w:br w:type="page"/>
       </w:r>
     </w:p>
     <w:p>
       <w:pPr>
         <w:pStyle w:val="Heading1"/>
-      </w:pPr>
-      <w:r>
-        <w:t xml:space="preserve">1. How to run the code</w:t>
+        <w:spacing w:line="360" w:lineRule="auto"/>
+        <w:jc w:val="both"/>
+        <w:rPr>
+          <w:rFonts w:ascii="Arial" w:hAnsi="Arial" w:cs="Arial"/>
+          <w:color w:val="auto"/>
+          <w:sz w:val="24"/>
+          <w:szCs w:val="24"/>
+        </w:rPr>
+      </w:pPr>
+      <w:r>
+        <w:rPr>
+          <w:rFonts w:ascii="Arial" w:hAnsi="Arial" w:cs="Arial"/>
+          <w:color w:val="auto"/>
+          <w:sz w:val="24"/>
+          <w:szCs w:val="24"/>
+        </w:rPr>
+        <w:lastRenderedPageBreak/>
+        <w:t>1. How to run the code</w:t>
       </w:r>
     </w:p>
     <w:p>
@@ -90,9 +408,21 @@
           <w:ilvl w:val="0"/>
           <w:numId w:val="2"/>
         </w:numPr>
-      </w:pPr>
-      <w:r>
-        <w:t xml:space="preserve">Install R (version 4.0 or later). No packages are needed: everything uses base R only.</w:t>
+        <w:spacing w:line="360" w:lineRule="auto"/>
+        <w:jc w:val="both"/>
+        <w:rPr>
+          <w:rFonts w:ascii="Arial" w:hAnsi="Arial" w:cs="Arial"/>
+          <w:sz w:val="24"/>
+          <w:szCs w:val="24"/>
+        </w:rPr>
+      </w:pPr>
+      <w:r>
+        <w:rPr>
+          <w:rFonts w:ascii="Arial" w:hAnsi="Arial" w:cs="Arial"/>
+          <w:sz w:val="24"/>
+          <w:szCs w:val="24"/>
+        </w:rPr>
+        <w:t>Install R (version 4.0 or later). No packages are needed: everything uses base R only.</w:t>
       </w:r>
     </w:p>
     <w:p>
@@ -102,9 +432,21 @@
           <w:ilvl w:val="0"/>
           <w:numId w:val="2"/>
         </w:numPr>
-      </w:pPr>
-      <w:r>
-        <w:t xml:space="preserve">Clone or download the repository and open a terminal in its folder.</w:t>
+        <w:spacing w:line="360" w:lineRule="auto"/>
+        <w:jc w:val="both"/>
+        <w:rPr>
+          <w:rFonts w:ascii="Arial" w:hAnsi="Arial" w:cs="Arial"/>
+          <w:sz w:val="24"/>
+          <w:szCs w:val="24"/>
+        </w:rPr>
+      </w:pPr>
+      <w:r>
+        <w:rPr>
+          <w:rFonts w:ascii="Arial" w:hAnsi="Arial" w:cs="Arial"/>
+          <w:sz w:val="24"/>
+          <w:szCs w:val="24"/>
+        </w:rPr>
+        <w:t>Clone or download the repository and open a terminal in its folder.</w:t>
       </w:r>
     </w:p>
     <w:p>
@@ -114,9 +456,21 @@
           <w:ilvl w:val="0"/>
           <w:numId w:val="2"/>
         </w:numPr>
-      </w:pPr>
-      <w:r>
-        <w:t xml:space="preserve">Run all tests: Rscript test_indicators.R. Each check prints PASS or FAIL, followed by the outputs for the examples in the assignment.</w:t>
+        <w:spacing w:line="360" w:lineRule="auto"/>
+        <w:jc w:val="both"/>
+        <w:rPr>
+          <w:rFonts w:ascii="Arial" w:hAnsi="Arial" w:cs="Arial"/>
+          <w:sz w:val="24"/>
+          <w:szCs w:val="24"/>
+        </w:rPr>
+      </w:pPr>
+      <w:r>
+        <w:rPr>
+          <w:rFonts w:ascii="Arial" w:hAnsi="Arial" w:cs="Arial"/>
+          <w:sz w:val="24"/>
+          <w:szCs w:val="24"/>
+        </w:rPr>
+        <w:t>Run all tests: Rscript test_indicators.R. Each check prints PASS or FAIL, followed by the outputs for the examples in the assignment.</w:t>
       </w:r>
     </w:p>
     <w:p>
@@ -126,96 +480,501 @@
           <w:ilvl w:val="0"/>
           <w:numId w:val="2"/>
         </w:numPr>
-      </w:pPr>
-      <w:r>
-        <w:t xml:space="preserve">Use one function in R: source("sma.R"); sma(c(10,12,15,20,18,22,25,24,21), period = 3).</w:t>
-      </w:r>
-    </w:p>
-    <w:p>
-      <w:pPr>
-        <w:spacing w:after="120"/>
-      </w:pPr>
-      <w:r>
-        <w:t xml:space="preserve">Dependencies between files: macd.R loads ema.R; stoch_rsi.R loads rsi.R and sma.R. Keep all .R files in the same folder.</w:t>
-      </w:r>
-    </w:p>
-    <w:p>
-      <w:pPr>
-        <w:spacing w:after="120"/>
-      </w:pPr>
-      <w:r>
-        <w:t xml:space="preserve">Repository structure:</w:t>
-      </w:r>
-    </w:p>
-    <w:p>
-      <w:pPr>
-        <w:spacing w:after="60"/>
-      </w:pPr>
-      <w:r>
-        <w:rPr>
-          <w:rFonts w:ascii="Consolas" w:cs="Consolas" w:eastAsia="Consolas" w:hAnsi="Consolas"/>
-          <w:sz w:val="20"/>
-          <w:szCs w:val="20"/>
-        </w:rPr>
-        <w:t xml:space="preserve">sma.R  ema.R  macd.R  stdev.R  linreg.R</w:t>
-      </w:r>
-    </w:p>
-    <w:p>
-      <w:pPr>
-        <w:spacing w:after="60"/>
-      </w:pPr>
-      <w:r>
-        <w:rPr>
-          <w:rFonts w:ascii="Consolas" w:cs="Consolas" w:eastAsia="Consolas" w:hAnsi="Consolas"/>
-          <w:sz w:val="20"/>
-          <w:szCs w:val="20"/>
-        </w:rPr>
-        <w:t xml:space="preserve">rsi.R  stoch_rsi.R  crossover.R  crossunder.R</w:t>
-      </w:r>
-    </w:p>
-    <w:p>
-      <w:pPr>
-        <w:spacing w:after="60"/>
-      </w:pPr>
-      <w:r>
-        <w:rPr>
-          <w:rFonts w:ascii="Consolas" w:cs="Consolas" w:eastAsia="Consolas" w:hAnsi="Consolas"/>
-          <w:sz w:val="20"/>
-          <w:szCs w:val="20"/>
-        </w:rPr>
-        <w:t xml:space="preserve">test_indicators.R   README.md</w:t>
+        <w:spacing w:line="360" w:lineRule="auto"/>
+        <w:jc w:val="both"/>
+        <w:rPr>
+          <w:rFonts w:ascii="Arial" w:hAnsi="Arial" w:cs="Arial"/>
+          <w:sz w:val="24"/>
+          <w:szCs w:val="24"/>
+        </w:rPr>
+      </w:pPr>
+      <w:r>
+        <w:rPr>
+          <w:rFonts w:ascii="Arial" w:hAnsi="Arial" w:cs="Arial"/>
+          <w:sz w:val="24"/>
+          <w:szCs w:val="24"/>
+        </w:rPr>
+        <w:t>Use one function in R: source("</w:t>
+      </w:r>
+      <w:proofErr w:type="gramStart"/>
+      <w:r>
+        <w:rPr>
+          <w:rFonts w:ascii="Arial" w:hAnsi="Arial" w:cs="Arial"/>
+          <w:sz w:val="24"/>
+          <w:szCs w:val="24"/>
+        </w:rPr>
+        <w:t>sma.R</w:t>
+      </w:r>
+      <w:proofErr w:type="gramEnd"/>
+      <w:r>
+        <w:rPr>
+          <w:rFonts w:ascii="Arial" w:hAnsi="Arial" w:cs="Arial"/>
+          <w:sz w:val="24"/>
+          <w:szCs w:val="24"/>
+        </w:rPr>
+        <w:t>"); sma(</w:t>
+      </w:r>
+      <w:proofErr w:type="gramStart"/>
+      <w:r>
+        <w:rPr>
+          <w:rFonts w:ascii="Arial" w:hAnsi="Arial" w:cs="Arial"/>
+          <w:sz w:val="24"/>
+          <w:szCs w:val="24"/>
+        </w:rPr>
+        <w:t>c(</w:t>
+      </w:r>
+      <w:proofErr w:type="gramEnd"/>
+      <w:r>
+        <w:rPr>
+          <w:rFonts w:ascii="Arial" w:hAnsi="Arial" w:cs="Arial"/>
+          <w:sz w:val="24"/>
+          <w:szCs w:val="24"/>
+        </w:rPr>
+        <w:t>10,12,15,20,18,22,25,24,21), period = 3).</w:t>
+      </w:r>
+    </w:p>
+    <w:p>
+      <w:pPr>
+        <w:spacing w:after="120" w:line="360" w:lineRule="auto"/>
+        <w:jc w:val="both"/>
+        <w:rPr>
+          <w:rFonts w:ascii="Arial" w:hAnsi="Arial" w:cs="Arial"/>
+          <w:sz w:val="24"/>
+          <w:szCs w:val="24"/>
+        </w:rPr>
+      </w:pPr>
+      <w:r>
+        <w:rPr>
+          <w:rFonts w:ascii="Arial" w:hAnsi="Arial" w:cs="Arial"/>
+          <w:sz w:val="24"/>
+          <w:szCs w:val="24"/>
+        </w:rPr>
+        <w:t xml:space="preserve">Dependencies between files: </w:t>
+      </w:r>
+      <w:proofErr w:type="gramStart"/>
+      <w:r>
+        <w:rPr>
+          <w:rFonts w:ascii="Arial" w:hAnsi="Arial" w:cs="Arial"/>
+          <w:sz w:val="24"/>
+          <w:szCs w:val="24"/>
+        </w:rPr>
+        <w:t>macd.R</w:t>
+      </w:r>
+      <w:proofErr w:type="gramEnd"/>
+      <w:r>
+        <w:rPr>
+          <w:rFonts w:ascii="Arial" w:hAnsi="Arial" w:cs="Arial"/>
+          <w:sz w:val="24"/>
+          <w:szCs w:val="24"/>
+        </w:rPr>
+        <w:t xml:space="preserve"> loads </w:t>
+      </w:r>
+      <w:proofErr w:type="gramStart"/>
+      <w:r>
+        <w:rPr>
+          <w:rFonts w:ascii="Arial" w:hAnsi="Arial" w:cs="Arial"/>
+          <w:sz w:val="24"/>
+          <w:szCs w:val="24"/>
+        </w:rPr>
+        <w:t>ema.R</w:t>
+      </w:r>
+      <w:proofErr w:type="gramEnd"/>
+      <w:r>
+        <w:rPr>
+          <w:rFonts w:ascii="Arial" w:hAnsi="Arial" w:cs="Arial"/>
+          <w:sz w:val="24"/>
+          <w:szCs w:val="24"/>
+        </w:rPr>
+        <w:t>; stoch_</w:t>
+      </w:r>
+      <w:proofErr w:type="gramStart"/>
+      <w:r>
+        <w:rPr>
+          <w:rFonts w:ascii="Arial" w:hAnsi="Arial" w:cs="Arial"/>
+          <w:sz w:val="24"/>
+          <w:szCs w:val="24"/>
+        </w:rPr>
+        <w:t>rsi.R</w:t>
+      </w:r>
+      <w:proofErr w:type="gramEnd"/>
+      <w:r>
+        <w:rPr>
+          <w:rFonts w:ascii="Arial" w:hAnsi="Arial" w:cs="Arial"/>
+          <w:sz w:val="24"/>
+          <w:szCs w:val="24"/>
+        </w:rPr>
+        <w:t xml:space="preserve"> loads </w:t>
+      </w:r>
+      <w:proofErr w:type="gramStart"/>
+      <w:r>
+        <w:rPr>
+          <w:rFonts w:ascii="Arial" w:hAnsi="Arial" w:cs="Arial"/>
+          <w:sz w:val="24"/>
+          <w:szCs w:val="24"/>
+        </w:rPr>
+        <w:t>rsi.R</w:t>
+      </w:r>
+      <w:proofErr w:type="gramEnd"/>
+      <w:r>
+        <w:rPr>
+          <w:rFonts w:ascii="Arial" w:hAnsi="Arial" w:cs="Arial"/>
+          <w:sz w:val="24"/>
+          <w:szCs w:val="24"/>
+        </w:rPr>
+        <w:t xml:space="preserve"> and sma.R. Keep </w:t>
+      </w:r>
+      <w:proofErr w:type="gramStart"/>
+      <w:r>
+        <w:rPr>
+          <w:rFonts w:ascii="Arial" w:hAnsi="Arial" w:cs="Arial"/>
+          <w:sz w:val="24"/>
+          <w:szCs w:val="24"/>
+        </w:rPr>
+        <w:t>all .R</w:t>
+      </w:r>
+      <w:proofErr w:type="gramEnd"/>
+      <w:r>
+        <w:rPr>
+          <w:rFonts w:ascii="Arial" w:hAnsi="Arial" w:cs="Arial"/>
+          <w:sz w:val="24"/>
+          <w:szCs w:val="24"/>
+        </w:rPr>
+        <w:t xml:space="preserve"> files in the same folder.</w:t>
+      </w:r>
+    </w:p>
+    <w:p>
+      <w:pPr>
+        <w:spacing w:after="120" w:line="360" w:lineRule="auto"/>
+        <w:jc w:val="both"/>
+        <w:rPr>
+          <w:rFonts w:ascii="Arial" w:hAnsi="Arial" w:cs="Arial"/>
+          <w:sz w:val="24"/>
+          <w:szCs w:val="24"/>
+        </w:rPr>
+      </w:pPr>
+      <w:r>
+        <w:rPr>
+          <w:rFonts w:ascii="Arial" w:hAnsi="Arial" w:cs="Arial"/>
+          <w:sz w:val="24"/>
+          <w:szCs w:val="24"/>
+        </w:rPr>
+        <w:t>Repository structure:</w:t>
+      </w:r>
+    </w:p>
+    <w:p>
+      <w:pPr>
+        <w:spacing w:after="60" w:line="360" w:lineRule="auto"/>
+        <w:jc w:val="both"/>
+        <w:rPr>
+          <w:rFonts w:ascii="Arial" w:hAnsi="Arial" w:cs="Arial"/>
+          <w:sz w:val="24"/>
+          <w:szCs w:val="24"/>
+        </w:rPr>
+      </w:pPr>
+      <w:proofErr w:type="gramStart"/>
+      <w:r>
+        <w:rPr>
+          <w:rFonts w:ascii="Arial" w:eastAsia="Consolas" w:hAnsi="Arial" w:cs="Arial"/>
+          <w:sz w:val="24"/>
+          <w:szCs w:val="24"/>
+        </w:rPr>
+        <w:t>sma.R</w:t>
+      </w:r>
+      <w:proofErr w:type="gramEnd"/>
+      <w:r>
+        <w:rPr>
+          <w:rFonts w:ascii="Arial" w:eastAsia="Consolas" w:hAnsi="Arial" w:cs="Arial"/>
+          <w:sz w:val="24"/>
+          <w:szCs w:val="24"/>
+        </w:rPr>
+        <w:t xml:space="preserve">  </w:t>
+      </w:r>
+      <w:proofErr w:type="gramStart"/>
+      <w:r>
+        <w:rPr>
+          <w:rFonts w:ascii="Arial" w:eastAsia="Consolas" w:hAnsi="Arial" w:cs="Arial"/>
+          <w:sz w:val="24"/>
+          <w:szCs w:val="24"/>
+        </w:rPr>
+        <w:t>ema.R</w:t>
+      </w:r>
+      <w:proofErr w:type="gramEnd"/>
+      <w:r>
+        <w:rPr>
+          <w:rFonts w:ascii="Arial" w:eastAsia="Consolas" w:hAnsi="Arial" w:cs="Arial"/>
+          <w:sz w:val="24"/>
+          <w:szCs w:val="24"/>
+        </w:rPr>
+        <w:t xml:space="preserve">  </w:t>
+      </w:r>
+      <w:proofErr w:type="gramStart"/>
+      <w:r>
+        <w:rPr>
+          <w:rFonts w:ascii="Arial" w:eastAsia="Consolas" w:hAnsi="Arial" w:cs="Arial"/>
+          <w:sz w:val="24"/>
+          <w:szCs w:val="24"/>
+        </w:rPr>
+        <w:t>macd.R</w:t>
+      </w:r>
+      <w:proofErr w:type="gramEnd"/>
+      <w:r>
+        <w:rPr>
+          <w:rFonts w:ascii="Arial" w:eastAsia="Consolas" w:hAnsi="Arial" w:cs="Arial"/>
+          <w:sz w:val="24"/>
+          <w:szCs w:val="24"/>
+        </w:rPr>
+        <w:t xml:space="preserve">  </w:t>
+      </w:r>
+      <w:proofErr w:type="gramStart"/>
+      <w:r>
+        <w:rPr>
+          <w:rFonts w:ascii="Arial" w:eastAsia="Consolas" w:hAnsi="Arial" w:cs="Arial"/>
+          <w:sz w:val="24"/>
+          <w:szCs w:val="24"/>
+        </w:rPr>
+        <w:t>stdev.R</w:t>
+      </w:r>
+      <w:proofErr w:type="gramEnd"/>
+      <w:r>
+        <w:rPr>
+          <w:rFonts w:ascii="Arial" w:eastAsia="Consolas" w:hAnsi="Arial" w:cs="Arial"/>
+          <w:sz w:val="24"/>
+          <w:szCs w:val="24"/>
+        </w:rPr>
+        <w:t xml:space="preserve">  </w:t>
+      </w:r>
+      <w:proofErr w:type="gramStart"/>
+      <w:r>
+        <w:rPr>
+          <w:rFonts w:ascii="Arial" w:eastAsia="Consolas" w:hAnsi="Arial" w:cs="Arial"/>
+          <w:sz w:val="24"/>
+          <w:szCs w:val="24"/>
+        </w:rPr>
+        <w:t>linreg.R</w:t>
+      </w:r>
+      <w:proofErr w:type="gramEnd"/>
+    </w:p>
+    <w:p>
+      <w:pPr>
+        <w:spacing w:after="60" w:line="360" w:lineRule="auto"/>
+        <w:jc w:val="both"/>
+        <w:rPr>
+          <w:rFonts w:ascii="Arial" w:hAnsi="Arial" w:cs="Arial"/>
+          <w:sz w:val="24"/>
+          <w:szCs w:val="24"/>
+        </w:rPr>
+      </w:pPr>
+      <w:proofErr w:type="gramStart"/>
+      <w:r>
+        <w:rPr>
+          <w:rFonts w:ascii="Arial" w:eastAsia="Consolas" w:hAnsi="Arial" w:cs="Arial"/>
+          <w:sz w:val="24"/>
+          <w:szCs w:val="24"/>
+        </w:rPr>
+        <w:t>rsi.R</w:t>
+      </w:r>
+      <w:proofErr w:type="gramEnd"/>
+      <w:r>
+        <w:rPr>
+          <w:rFonts w:ascii="Arial" w:eastAsia="Consolas" w:hAnsi="Arial" w:cs="Arial"/>
+          <w:sz w:val="24"/>
+          <w:szCs w:val="24"/>
+        </w:rPr>
+        <w:t xml:space="preserve">  stoch_</w:t>
+      </w:r>
+      <w:proofErr w:type="gramStart"/>
+      <w:r>
+        <w:rPr>
+          <w:rFonts w:ascii="Arial" w:eastAsia="Consolas" w:hAnsi="Arial" w:cs="Arial"/>
+          <w:sz w:val="24"/>
+          <w:szCs w:val="24"/>
+        </w:rPr>
+        <w:t>rsi.R</w:t>
+      </w:r>
+      <w:proofErr w:type="gramEnd"/>
+      <w:r>
+        <w:rPr>
+          <w:rFonts w:ascii="Arial" w:eastAsia="Consolas" w:hAnsi="Arial" w:cs="Arial"/>
+          <w:sz w:val="24"/>
+          <w:szCs w:val="24"/>
+        </w:rPr>
+        <w:t xml:space="preserve">  </w:t>
+      </w:r>
+      <w:proofErr w:type="gramStart"/>
+      <w:r>
+        <w:rPr>
+          <w:rFonts w:ascii="Arial" w:eastAsia="Consolas" w:hAnsi="Arial" w:cs="Arial"/>
+          <w:sz w:val="24"/>
+          <w:szCs w:val="24"/>
+        </w:rPr>
+        <w:t>crossover.R</w:t>
+      </w:r>
+      <w:proofErr w:type="gramEnd"/>
+      <w:r>
+        <w:rPr>
+          <w:rFonts w:ascii="Arial" w:eastAsia="Consolas" w:hAnsi="Arial" w:cs="Arial"/>
+          <w:sz w:val="24"/>
+          <w:szCs w:val="24"/>
+        </w:rPr>
+        <w:t xml:space="preserve">  </w:t>
+      </w:r>
+      <w:proofErr w:type="gramStart"/>
+      <w:r>
+        <w:rPr>
+          <w:rFonts w:ascii="Arial" w:eastAsia="Consolas" w:hAnsi="Arial" w:cs="Arial"/>
+          <w:sz w:val="24"/>
+          <w:szCs w:val="24"/>
+        </w:rPr>
+        <w:t>crossunder.R</w:t>
+      </w:r>
+      <w:proofErr w:type="gramEnd"/>
+    </w:p>
+    <w:p>
+      <w:pPr>
+        <w:spacing w:after="60" w:line="360" w:lineRule="auto"/>
+        <w:jc w:val="both"/>
+        <w:rPr>
+          <w:rFonts w:ascii="Arial" w:hAnsi="Arial" w:cs="Arial"/>
+          <w:sz w:val="24"/>
+          <w:szCs w:val="24"/>
+        </w:rPr>
+      </w:pPr>
+      <w:r>
+        <w:rPr>
+          <w:rFonts w:ascii="Arial" w:eastAsia="Consolas" w:hAnsi="Arial" w:cs="Arial"/>
+          <w:sz w:val="24"/>
+          <w:szCs w:val="24"/>
+        </w:rPr>
+        <w:t>test_</w:t>
+      </w:r>
+      <w:proofErr w:type="gramStart"/>
+      <w:r>
+        <w:rPr>
+          <w:rFonts w:ascii="Arial" w:eastAsia="Consolas" w:hAnsi="Arial" w:cs="Arial"/>
+          <w:sz w:val="24"/>
+          <w:szCs w:val="24"/>
+        </w:rPr>
+        <w:t>indicators.R</w:t>
+      </w:r>
+      <w:proofErr w:type="gramEnd"/>
+      <w:r>
+        <w:rPr>
+          <w:rFonts w:ascii="Arial" w:eastAsia="Consolas" w:hAnsi="Arial" w:cs="Arial"/>
+          <w:sz w:val="24"/>
+          <w:szCs w:val="24"/>
+        </w:rPr>
+        <w:t xml:space="preserve">   README.md</w:t>
       </w:r>
     </w:p>
     <w:p>
       <w:pPr>
         <w:pStyle w:val="Heading1"/>
-      </w:pPr>
-      <w:r>
-        <w:t xml:space="preserve">2. Implementations</w:t>
+        <w:spacing w:line="360" w:lineRule="auto"/>
+        <w:jc w:val="both"/>
+        <w:rPr>
+          <w:rFonts w:ascii="Arial" w:hAnsi="Arial" w:cs="Arial"/>
+          <w:b/>
+          <w:bCs/>
+          <w:color w:val="auto"/>
+          <w:sz w:val="28"/>
+          <w:szCs w:val="28"/>
+        </w:rPr>
+      </w:pPr>
+    </w:p>
+    <w:p>
+      <w:pPr>
+        <w:pStyle w:val="Heading1"/>
+        <w:spacing w:line="360" w:lineRule="auto"/>
+        <w:jc w:val="both"/>
+        <w:rPr>
+          <w:rFonts w:ascii="Arial" w:hAnsi="Arial" w:cs="Arial"/>
+          <w:b/>
+          <w:bCs/>
+          <w:color w:val="auto"/>
+          <w:sz w:val="28"/>
+          <w:szCs w:val="28"/>
+        </w:rPr>
+      </w:pPr>
+      <w:r>
+        <w:rPr>
+          <w:rFonts w:ascii="Arial" w:hAnsi="Arial" w:cs="Arial"/>
+          <w:b/>
+          <w:bCs/>
+          <w:color w:val="auto"/>
+          <w:sz w:val="28"/>
+          <w:szCs w:val="28"/>
+        </w:rPr>
+        <w:t>2. Implementations</w:t>
       </w:r>
     </w:p>
     <w:p>
       <w:pPr>
         <w:pStyle w:val="Heading2"/>
-      </w:pPr>
-      <w:r>
-        <w:t xml:space="preserve">2.1 Simple Moving Average (SMA)</w:t>
-      </w:r>
-    </w:p>
-    <w:p>
-      <w:pPr>
-        <w:spacing w:after="120"/>
-      </w:pPr>
-      <w:r>
-        <w:t xml:space="preserve">File: sma.R</w:t>
-      </w:r>
-    </w:p>
-    <w:p>
-      <w:pPr>
-        <w:spacing w:after="120"/>
-      </w:pPr>
-      <w:r>
-        <w:t xml:space="preserve">Average of each window of "period" consecutive values, with equal weight.</w:t>
+        <w:spacing w:line="360" w:lineRule="auto"/>
+        <w:jc w:val="both"/>
+        <w:rPr>
+          <w:rFonts w:ascii="Arial" w:hAnsi="Arial" w:cs="Arial"/>
+          <w:color w:val="auto"/>
+          <w:sz w:val="24"/>
+          <w:szCs w:val="24"/>
+        </w:rPr>
+      </w:pPr>
+      <w:r>
+        <w:rPr>
+          <w:rFonts w:ascii="Arial" w:hAnsi="Arial" w:cs="Arial"/>
+          <w:color w:val="auto"/>
+          <w:sz w:val="24"/>
+          <w:szCs w:val="24"/>
+        </w:rPr>
+        <w:t>2.1 Simple Moving Average (SMA)</w:t>
+      </w:r>
+    </w:p>
+    <w:p>
+      <w:pPr>
+        <w:spacing w:after="120" w:line="360" w:lineRule="auto"/>
+        <w:jc w:val="both"/>
+        <w:rPr>
+          <w:rFonts w:ascii="Arial" w:hAnsi="Arial" w:cs="Arial"/>
+          <w:sz w:val="24"/>
+          <w:szCs w:val="24"/>
+        </w:rPr>
+      </w:pPr>
+      <w:r>
+        <w:rPr>
+          <w:rFonts w:ascii="Arial" w:hAnsi="Arial" w:cs="Arial"/>
+          <w:sz w:val="24"/>
+          <w:szCs w:val="24"/>
+        </w:rPr>
+        <w:t xml:space="preserve">File: </w:t>
+      </w:r>
+      <w:proofErr w:type="gramStart"/>
+      <w:r>
+        <w:rPr>
+          <w:rFonts w:ascii="Arial" w:hAnsi="Arial" w:cs="Arial"/>
+          <w:sz w:val="24"/>
+          <w:szCs w:val="24"/>
+        </w:rPr>
+        <w:t>sma.R</w:t>
+      </w:r>
+      <w:proofErr w:type="gramEnd"/>
+    </w:p>
+    <w:p>
+      <w:pPr>
+        <w:spacing w:after="120" w:line="360" w:lineRule="auto"/>
+        <w:jc w:val="both"/>
+        <w:rPr>
+          <w:rFonts w:ascii="Arial" w:hAnsi="Arial" w:cs="Arial"/>
+          <w:sz w:val="24"/>
+          <w:szCs w:val="24"/>
+        </w:rPr>
+      </w:pPr>
+      <w:r>
+        <w:rPr>
+          <w:rFonts w:ascii="Arial" w:hAnsi="Arial" w:cs="Arial"/>
+          <w:sz w:val="24"/>
+          <w:szCs w:val="24"/>
+        </w:rPr>
+        <w:t>Average of each window of "period" consecutive values, with equal weight.</w:t>
       </w:r>
     </w:p>
     <w:p>
@@ -225,9 +984,31 @@
           <w:ilvl w:val="0"/>
           <w:numId w:val="2"/>
         </w:numPr>
-      </w:pPr>
-      <w:r>
-        <w:t xml:space="preserve">Stops with an error if the data is shorter than the period.</w:t>
+        <w:spacing w:line="360" w:lineRule="auto"/>
+        <w:jc w:val="both"/>
+        <w:rPr>
+          <w:rFonts w:ascii="Arial" w:hAnsi="Arial" w:cs="Arial"/>
+          <w:sz w:val="24"/>
+          <w:szCs w:val="24"/>
+        </w:rPr>
+      </w:pPr>
+      <w:proofErr w:type="gramStart"/>
+      <w:r>
+        <w:rPr>
+          <w:rFonts w:ascii="Arial" w:hAnsi="Arial" w:cs="Arial"/>
+          <w:sz w:val="24"/>
+          <w:szCs w:val="24"/>
+        </w:rPr>
+        <w:t>Stops</w:t>
+      </w:r>
+      <w:proofErr w:type="gramEnd"/>
+      <w:r>
+        <w:rPr>
+          <w:rFonts w:ascii="Arial" w:hAnsi="Arial" w:cs="Arial"/>
+          <w:sz w:val="24"/>
+          <w:szCs w:val="24"/>
+        </w:rPr>
+        <w:t xml:space="preserve"> with an error if the data is shorter than the period.</w:t>
       </w:r>
     </w:p>
     <w:p>
@@ -237,9 +1018,21 @@
           <w:ilvl w:val="0"/>
           <w:numId w:val="2"/>
         </w:numPr>
-      </w:pPr>
-      <w:r>
-        <w:t xml:space="preserve">Loops over the windows data[i:(i+period-1)] and stores sum(window)/period.</w:t>
+        <w:spacing w:line="360" w:lineRule="auto"/>
+        <w:jc w:val="both"/>
+        <w:rPr>
+          <w:rFonts w:ascii="Arial" w:hAnsi="Arial" w:cs="Arial"/>
+          <w:sz w:val="24"/>
+          <w:szCs w:val="24"/>
+        </w:rPr>
+      </w:pPr>
+      <w:r>
+        <w:rPr>
+          <w:rFonts w:ascii="Arial" w:hAnsi="Arial" w:cs="Arial"/>
+          <w:sz w:val="24"/>
+          <w:szCs w:val="24"/>
+        </w:rPr>
+        <w:t>Loops over the windows data[i:(i+period-1)] and stores sum(window)/period.</w:t>
       </w:r>
     </w:p>
     <w:p>
@@ -249,33 +1042,104 @@
           <w:ilvl w:val="0"/>
           <w:numId w:val="2"/>
         </w:numPr>
-      </w:pPr>
-      <w:r>
-        <w:t xml:space="preserve">Returns length(data) - period + 1 values (no NA padding), as in the pseudocode.</w:t>
+        <w:spacing w:line="360" w:lineRule="auto"/>
+        <w:jc w:val="both"/>
+        <w:rPr>
+          <w:rFonts w:ascii="Arial" w:hAnsi="Arial" w:cs="Arial"/>
+          <w:sz w:val="24"/>
+          <w:szCs w:val="24"/>
+        </w:rPr>
+      </w:pPr>
+      <w:r>
+        <w:rPr>
+          <w:rFonts w:ascii="Arial" w:hAnsi="Arial" w:cs="Arial"/>
+          <w:sz w:val="24"/>
+          <w:szCs w:val="24"/>
+        </w:rPr>
+        <w:t>Returns length(data) - period + 1 values (no NA padding), as in the pseudocode.</w:t>
       </w:r>
     </w:p>
     <w:p>
       <w:pPr>
         <w:pStyle w:val="Heading2"/>
-      </w:pPr>
-      <w:r>
-        <w:t xml:space="preserve">2.2 Exponential Moving Average (EMA)</w:t>
-      </w:r>
-    </w:p>
-    <w:p>
-      <w:pPr>
-        <w:spacing w:after="120"/>
-      </w:pPr>
-      <w:r>
-        <w:t xml:space="preserve">File: ema.R</w:t>
-      </w:r>
-    </w:p>
-    <w:p>
-      <w:pPr>
-        <w:spacing w:after="120"/>
-      </w:pPr>
-      <w:r>
-        <w:t xml:space="preserve">Moving average that gives more weight to recent prices.</w:t>
+        <w:spacing w:line="360" w:lineRule="auto"/>
+        <w:jc w:val="both"/>
+        <w:rPr>
+          <w:rFonts w:ascii="Arial" w:hAnsi="Arial" w:cs="Arial"/>
+          <w:color w:val="auto"/>
+          <w:sz w:val="24"/>
+          <w:szCs w:val="24"/>
+        </w:rPr>
+      </w:pPr>
+    </w:p>
+    <w:p>
+      <w:pPr>
+        <w:pStyle w:val="Heading2"/>
+        <w:spacing w:line="360" w:lineRule="auto"/>
+        <w:jc w:val="both"/>
+        <w:rPr>
+          <w:rFonts w:ascii="Arial" w:hAnsi="Arial" w:cs="Arial"/>
+          <w:color w:val="auto"/>
+          <w:sz w:val="24"/>
+          <w:szCs w:val="24"/>
+        </w:rPr>
+      </w:pPr>
+      <w:r>
+        <w:rPr>
+          <w:rFonts w:ascii="Arial" w:hAnsi="Arial" w:cs="Arial"/>
+          <w:color w:val="auto"/>
+          <w:sz w:val="24"/>
+          <w:szCs w:val="24"/>
+        </w:rPr>
+        <w:t>2.2 Exponential Moving Average (EMA)</w:t>
+      </w:r>
+    </w:p>
+    <w:p>
+      <w:pPr>
+        <w:spacing w:after="120" w:line="360" w:lineRule="auto"/>
+        <w:jc w:val="both"/>
+        <w:rPr>
+          <w:rFonts w:ascii="Arial" w:hAnsi="Arial" w:cs="Arial"/>
+          <w:sz w:val="24"/>
+          <w:szCs w:val="24"/>
+        </w:rPr>
+      </w:pPr>
+      <w:r>
+        <w:rPr>
+          <w:rFonts w:ascii="Arial" w:hAnsi="Arial" w:cs="Arial"/>
+          <w:sz w:val="24"/>
+          <w:szCs w:val="24"/>
+        </w:rPr>
+        <w:t xml:space="preserve">File: </w:t>
+      </w:r>
+      <w:proofErr w:type="gramStart"/>
+      <w:r>
+        <w:rPr>
+          <w:rFonts w:ascii="Arial" w:hAnsi="Arial" w:cs="Arial"/>
+          <w:sz w:val="24"/>
+          <w:szCs w:val="24"/>
+        </w:rPr>
+        <w:t>ema.R</w:t>
+      </w:r>
+      <w:proofErr w:type="gramEnd"/>
+    </w:p>
+    <w:p>
+      <w:pPr>
+        <w:spacing w:after="120" w:line="360" w:lineRule="auto"/>
+        <w:jc w:val="both"/>
+        <w:rPr>
+          <w:rFonts w:ascii="Arial" w:hAnsi="Arial" w:cs="Arial"/>
+          <w:sz w:val="24"/>
+          <w:szCs w:val="24"/>
+        </w:rPr>
+      </w:pPr>
+      <w:r>
+        <w:rPr>
+          <w:rFonts w:ascii="Arial" w:hAnsi="Arial" w:cs="Arial"/>
+          <w:sz w:val="24"/>
+          <w:szCs w:val="24"/>
+        </w:rPr>
+        <w:t>Moving average that gives more weight to recent prices.</w:t>
       </w:r>
     </w:p>
     <w:p>
@@ -285,9 +1149,21 @@
           <w:ilvl w:val="0"/>
           <w:numId w:val="2"/>
         </w:numPr>
-      </w:pPr>
-      <w:r>
-        <w:t xml:space="preserve">Multiplier = 2 / (period + 1).</w:t>
+        <w:spacing w:line="360" w:lineRule="auto"/>
+        <w:jc w:val="both"/>
+        <w:rPr>
+          <w:rFonts w:ascii="Arial" w:hAnsi="Arial" w:cs="Arial"/>
+          <w:sz w:val="24"/>
+          <w:szCs w:val="24"/>
+        </w:rPr>
+      </w:pPr>
+      <w:r>
+        <w:rPr>
+          <w:rFonts w:ascii="Arial" w:hAnsi="Arial" w:cs="Arial"/>
+          <w:sz w:val="24"/>
+          <w:szCs w:val="24"/>
+        </w:rPr>
+        <w:t>Multiplier = 2 / (period + 1).</w:t>
       </w:r>
     </w:p>
     <w:p>
@@ -297,9 +1173,39 @@
           <w:ilvl w:val="0"/>
           <w:numId w:val="2"/>
         </w:numPr>
-      </w:pPr>
-      <w:r>
-        <w:t xml:space="preserve">First value = data[1]; then EMA[i] = (data[i] - EMA[i-1]) * multiplier + EMA[i-1].</w:t>
+        <w:spacing w:line="360" w:lineRule="auto"/>
+        <w:jc w:val="both"/>
+        <w:rPr>
+          <w:rFonts w:ascii="Arial" w:hAnsi="Arial" w:cs="Arial"/>
+          <w:sz w:val="24"/>
+          <w:szCs w:val="24"/>
+        </w:rPr>
+      </w:pPr>
+      <w:r>
+        <w:rPr>
+          <w:rFonts w:ascii="Arial" w:hAnsi="Arial" w:cs="Arial"/>
+          <w:sz w:val="24"/>
+          <w:szCs w:val="24"/>
+        </w:rPr>
+        <w:t xml:space="preserve">First value = </w:t>
+      </w:r>
+      <w:proofErr w:type="gramStart"/>
+      <w:r>
+        <w:rPr>
+          <w:rFonts w:ascii="Arial" w:hAnsi="Arial" w:cs="Arial"/>
+          <w:sz w:val="24"/>
+          <w:szCs w:val="24"/>
+        </w:rPr>
+        <w:t>data[</w:t>
+      </w:r>
+      <w:proofErr w:type="gramEnd"/>
+      <w:r>
+        <w:rPr>
+          <w:rFonts w:ascii="Arial" w:hAnsi="Arial" w:cs="Arial"/>
+          <w:sz w:val="24"/>
+          <w:szCs w:val="24"/>
+        </w:rPr>
+        <w:t>1]; then EMA[i] = (data[i] - EMA[i-1]) * multiplier + EMA[i-1].</w:t>
       </w:r>
     </w:p>
     <w:p>
@@ -309,33 +1215,92 @@
           <w:ilvl w:val="0"/>
           <w:numId w:val="2"/>
         </w:numPr>
-      </w:pPr>
-      <w:r>
-        <w:t xml:space="preserve">Returns a vector of the same length as data.</w:t>
+        <w:spacing w:line="360" w:lineRule="auto"/>
+        <w:jc w:val="both"/>
+        <w:rPr>
+          <w:rFonts w:ascii="Arial" w:hAnsi="Arial" w:cs="Arial"/>
+          <w:sz w:val="24"/>
+          <w:szCs w:val="24"/>
+        </w:rPr>
+      </w:pPr>
+      <w:r>
+        <w:rPr>
+          <w:rFonts w:ascii="Arial" w:hAnsi="Arial" w:cs="Arial"/>
+          <w:sz w:val="24"/>
+          <w:szCs w:val="24"/>
+        </w:rPr>
+        <w:t>Returns a vector of the same length as data.</w:t>
       </w:r>
     </w:p>
     <w:p>
       <w:pPr>
         <w:pStyle w:val="Heading2"/>
-      </w:pPr>
-      <w:r>
-        <w:t xml:space="preserve">2.3 MACD</w:t>
-      </w:r>
-    </w:p>
-    <w:p>
-      <w:pPr>
-        <w:spacing w:after="120"/>
-      </w:pPr>
-      <w:r>
-        <w:t xml:space="preserve">File: macd.R</w:t>
-      </w:r>
-    </w:p>
-    <w:p>
-      <w:pPr>
-        <w:spacing w:after="120"/>
-      </w:pPr>
-      <w:r>
-        <w:t xml:space="preserve">Difference between a short and a long EMA, with a signal line and a histogram.</w:t>
+        <w:spacing w:line="360" w:lineRule="auto"/>
+        <w:jc w:val="both"/>
+        <w:rPr>
+          <w:rFonts w:ascii="Arial" w:hAnsi="Arial" w:cs="Arial"/>
+          <w:color w:val="auto"/>
+          <w:sz w:val="24"/>
+          <w:szCs w:val="24"/>
+        </w:rPr>
+      </w:pPr>
+      <w:r>
+        <w:rPr>
+          <w:rFonts w:ascii="Arial" w:hAnsi="Arial" w:cs="Arial"/>
+          <w:color w:val="auto"/>
+          <w:sz w:val="24"/>
+          <w:szCs w:val="24"/>
+        </w:rPr>
+        <w:lastRenderedPageBreak/>
+        <w:t>2.3 MACD</w:t>
+      </w:r>
+    </w:p>
+    <w:p>
+      <w:pPr>
+        <w:spacing w:after="120" w:line="360" w:lineRule="auto"/>
+        <w:jc w:val="both"/>
+        <w:rPr>
+          <w:rFonts w:ascii="Arial" w:hAnsi="Arial" w:cs="Arial"/>
+          <w:sz w:val="24"/>
+          <w:szCs w:val="24"/>
+        </w:rPr>
+      </w:pPr>
+      <w:r>
+        <w:rPr>
+          <w:rFonts w:ascii="Arial" w:hAnsi="Arial" w:cs="Arial"/>
+          <w:sz w:val="24"/>
+          <w:szCs w:val="24"/>
+        </w:rPr>
+        <w:t xml:space="preserve">File: </w:t>
+      </w:r>
+      <w:proofErr w:type="gramStart"/>
+      <w:r>
+        <w:rPr>
+          <w:rFonts w:ascii="Arial" w:hAnsi="Arial" w:cs="Arial"/>
+          <w:sz w:val="24"/>
+          <w:szCs w:val="24"/>
+        </w:rPr>
+        <w:t>macd.R</w:t>
+      </w:r>
+      <w:proofErr w:type="gramEnd"/>
+    </w:p>
+    <w:p>
+      <w:pPr>
+        <w:spacing w:after="120" w:line="360" w:lineRule="auto"/>
+        <w:jc w:val="both"/>
+        <w:rPr>
+          <w:rFonts w:ascii="Arial" w:hAnsi="Arial" w:cs="Arial"/>
+          <w:sz w:val="24"/>
+          <w:szCs w:val="24"/>
+        </w:rPr>
+      </w:pPr>
+      <w:r>
+        <w:rPr>
+          <w:rFonts w:ascii="Arial" w:hAnsi="Arial" w:cs="Arial"/>
+          <w:sz w:val="24"/>
+          <w:szCs w:val="24"/>
+        </w:rPr>
+        <w:t>Difference between a short and a long EMA, with a signal line and a histogram.</w:t>
       </w:r>
     </w:p>
     <w:p>
@@ -345,9 +1310,57 @@
           <w:ilvl w:val="0"/>
           <w:numId w:val="2"/>
         </w:numPr>
-      </w:pPr>
-      <w:r>
-        <w:t xml:space="preserve">MACD line = ema(data, short_period) - ema(data, long_period).</w:t>
+        <w:spacing w:line="360" w:lineRule="auto"/>
+        <w:jc w:val="both"/>
+        <w:rPr>
+          <w:rFonts w:ascii="Arial" w:hAnsi="Arial" w:cs="Arial"/>
+          <w:sz w:val="24"/>
+          <w:szCs w:val="24"/>
+        </w:rPr>
+      </w:pPr>
+      <w:r>
+        <w:rPr>
+          <w:rFonts w:ascii="Arial" w:hAnsi="Arial" w:cs="Arial"/>
+          <w:sz w:val="24"/>
+          <w:szCs w:val="24"/>
+        </w:rPr>
+        <w:t xml:space="preserve">MACD line = </w:t>
+      </w:r>
+      <w:proofErr w:type="gramStart"/>
+      <w:r>
+        <w:rPr>
+          <w:rFonts w:ascii="Arial" w:hAnsi="Arial" w:cs="Arial"/>
+          <w:sz w:val="24"/>
+          <w:szCs w:val="24"/>
+        </w:rPr>
+        <w:t>ema(</w:t>
+      </w:r>
+      <w:proofErr w:type="gramEnd"/>
+      <w:r>
+        <w:rPr>
+          <w:rFonts w:ascii="Arial" w:hAnsi="Arial" w:cs="Arial"/>
+          <w:sz w:val="24"/>
+          <w:szCs w:val="24"/>
+        </w:rPr>
+        <w:t xml:space="preserve">data, short_period) - </w:t>
+      </w:r>
+      <w:proofErr w:type="gramStart"/>
+      <w:r>
+        <w:rPr>
+          <w:rFonts w:ascii="Arial" w:hAnsi="Arial" w:cs="Arial"/>
+          <w:sz w:val="24"/>
+          <w:szCs w:val="24"/>
+        </w:rPr>
+        <w:t>ema(</w:t>
+      </w:r>
+      <w:proofErr w:type="gramEnd"/>
+      <w:r>
+        <w:rPr>
+          <w:rFonts w:ascii="Arial" w:hAnsi="Arial" w:cs="Arial"/>
+          <w:sz w:val="24"/>
+          <w:szCs w:val="24"/>
+        </w:rPr>
+        <w:t>data, long_period).</w:t>
       </w:r>
     </w:p>
     <w:p>
@@ -357,9 +1370,39 @@
           <w:ilvl w:val="0"/>
           <w:numId w:val="2"/>
         </w:numPr>
-      </w:pPr>
-      <w:r>
-        <w:t xml:space="preserve">Signal line = ema(macd_line, signal_period).</w:t>
+        <w:spacing w:line="360" w:lineRule="auto"/>
+        <w:jc w:val="both"/>
+        <w:rPr>
+          <w:rFonts w:ascii="Arial" w:hAnsi="Arial" w:cs="Arial"/>
+          <w:sz w:val="24"/>
+          <w:szCs w:val="24"/>
+        </w:rPr>
+      </w:pPr>
+      <w:r>
+        <w:rPr>
+          <w:rFonts w:ascii="Arial" w:hAnsi="Arial" w:cs="Arial"/>
+          <w:sz w:val="24"/>
+          <w:szCs w:val="24"/>
+        </w:rPr>
+        <w:t xml:space="preserve">Signal line = </w:t>
+      </w:r>
+      <w:proofErr w:type="gramStart"/>
+      <w:r>
+        <w:rPr>
+          <w:rFonts w:ascii="Arial" w:hAnsi="Arial" w:cs="Arial"/>
+          <w:sz w:val="24"/>
+          <w:szCs w:val="24"/>
+        </w:rPr>
+        <w:t>ema(</w:t>
+      </w:r>
+      <w:proofErr w:type="gramEnd"/>
+      <w:r>
+        <w:rPr>
+          <w:rFonts w:ascii="Arial" w:hAnsi="Arial" w:cs="Arial"/>
+          <w:sz w:val="24"/>
+          <w:szCs w:val="24"/>
+        </w:rPr>
+        <w:t>macd_line, signal_period).</w:t>
       </w:r>
     </w:p>
     <w:p>
@@ -369,9 +1412,21 @@
           <w:ilvl w:val="0"/>
           <w:numId w:val="2"/>
         </w:numPr>
-      </w:pPr>
-      <w:r>
-        <w:t xml:space="preserve">Histogram = MACD line - signal line.</w:t>
+        <w:spacing w:line="360" w:lineRule="auto"/>
+        <w:jc w:val="both"/>
+        <w:rPr>
+          <w:rFonts w:ascii="Arial" w:hAnsi="Arial" w:cs="Arial"/>
+          <w:sz w:val="24"/>
+          <w:szCs w:val="24"/>
+        </w:rPr>
+      </w:pPr>
+      <w:r>
+        <w:rPr>
+          <w:rFonts w:ascii="Arial" w:hAnsi="Arial" w:cs="Arial"/>
+          <w:sz w:val="24"/>
+          <w:szCs w:val="24"/>
+        </w:rPr>
+        <w:t>Histogram = MACD line - signal line.</w:t>
       </w:r>
     </w:p>
     <w:p>
@@ -381,33 +1436,160 @@
           <w:ilvl w:val="0"/>
           <w:numId w:val="2"/>
         </w:numPr>
-      </w:pPr>
-      <w:r>
-        <w:t xml:space="preserve">Returns list(macd_line, signal_line, histogram).</w:t>
+        <w:spacing w:line="360" w:lineRule="auto"/>
+        <w:jc w:val="both"/>
+        <w:rPr>
+          <w:rFonts w:ascii="Arial" w:hAnsi="Arial" w:cs="Arial"/>
+          <w:sz w:val="24"/>
+          <w:szCs w:val="24"/>
+        </w:rPr>
+      </w:pPr>
+      <w:r>
+        <w:rPr>
+          <w:rFonts w:ascii="Arial" w:hAnsi="Arial" w:cs="Arial"/>
+          <w:sz w:val="24"/>
+          <w:szCs w:val="24"/>
+        </w:rPr>
+        <w:t xml:space="preserve">Returns </w:t>
+      </w:r>
+      <w:proofErr w:type="gramStart"/>
+      <w:r>
+        <w:rPr>
+          <w:rFonts w:ascii="Arial" w:hAnsi="Arial" w:cs="Arial"/>
+          <w:sz w:val="24"/>
+          <w:szCs w:val="24"/>
+        </w:rPr>
+        <w:t>list(</w:t>
+      </w:r>
+      <w:proofErr w:type="gramEnd"/>
+      <w:r>
+        <w:rPr>
+          <w:rFonts w:ascii="Arial" w:hAnsi="Arial" w:cs="Arial"/>
+          <w:sz w:val="24"/>
+          <w:szCs w:val="24"/>
+        </w:rPr>
+        <w:t>macd_line, signal_line, histogram).</w:t>
       </w:r>
     </w:p>
     <w:p>
       <w:pPr>
         <w:pStyle w:val="Heading2"/>
-      </w:pPr>
-      <w:r>
-        <w:t xml:space="preserve">2.4 Standard Deviation (stdev)</w:t>
-      </w:r>
-    </w:p>
-    <w:p>
-      <w:pPr>
-        <w:spacing w:after="120"/>
-      </w:pPr>
-      <w:r>
-        <w:t xml:space="preserve">File: stdev.R</w:t>
-      </w:r>
-    </w:p>
-    <w:p>
-      <w:pPr>
-        <w:spacing w:after="120"/>
-      </w:pPr>
-      <w:r>
-        <w:t xml:space="preserve">Measures how spread out the data is around its mean.</w:t>
+        <w:spacing w:line="360" w:lineRule="auto"/>
+        <w:jc w:val="both"/>
+        <w:rPr>
+          <w:rFonts w:ascii="Arial" w:hAnsi="Arial" w:cs="Arial"/>
+          <w:color w:val="auto"/>
+          <w:sz w:val="24"/>
+          <w:szCs w:val="24"/>
+        </w:rPr>
+      </w:pPr>
+    </w:p>
+    <w:p>
+      <w:pPr>
+        <w:pStyle w:val="Heading2"/>
+        <w:spacing w:line="360" w:lineRule="auto"/>
+        <w:jc w:val="both"/>
+        <w:rPr>
+          <w:rFonts w:ascii="Arial" w:hAnsi="Arial" w:cs="Arial"/>
+          <w:color w:val="auto"/>
+          <w:sz w:val="24"/>
+          <w:szCs w:val="24"/>
+        </w:rPr>
+      </w:pPr>
+      <w:r>
+        <w:rPr>
+          <w:rFonts w:ascii="Arial" w:hAnsi="Arial" w:cs="Arial"/>
+          <w:color w:val="auto"/>
+          <w:sz w:val="24"/>
+          <w:szCs w:val="24"/>
+        </w:rPr>
+        <w:t>2.4 Standard Deviation (</w:t>
+      </w:r>
+      <w:proofErr w:type="spellStart"/>
+      <w:r>
+        <w:rPr>
+          <w:rFonts w:ascii="Arial" w:hAnsi="Arial" w:cs="Arial"/>
+          <w:color w:val="auto"/>
+          <w:sz w:val="24"/>
+          <w:szCs w:val="24"/>
+        </w:rPr>
+        <w:t>stdev</w:t>
+      </w:r>
+      <w:proofErr w:type="spellEnd"/>
+      <w:r>
+        <w:rPr>
+          <w:rFonts w:ascii="Arial" w:hAnsi="Arial" w:cs="Arial"/>
+          <w:color w:val="auto"/>
+          <w:sz w:val="24"/>
+          <w:szCs w:val="24"/>
+        </w:rPr>
+        <w:t>)</w:t>
+      </w:r>
+    </w:p>
+    <w:p>
+      <w:pPr>
+        <w:spacing w:after="120" w:line="360" w:lineRule="auto"/>
+        <w:jc w:val="both"/>
+        <w:rPr>
+          <w:rFonts w:ascii="Arial" w:hAnsi="Arial" w:cs="Arial"/>
+          <w:sz w:val="24"/>
+          <w:szCs w:val="24"/>
+        </w:rPr>
+      </w:pPr>
+      <w:r>
+        <w:rPr>
+          <w:rFonts w:ascii="Arial" w:hAnsi="Arial" w:cs="Arial"/>
+          <w:sz w:val="24"/>
+          <w:szCs w:val="24"/>
+        </w:rPr>
+        <w:t xml:space="preserve">File: </w:t>
+      </w:r>
+      <w:proofErr w:type="gramStart"/>
+      <w:r>
+        <w:rPr>
+          <w:rFonts w:ascii="Arial" w:hAnsi="Arial" w:cs="Arial"/>
+          <w:sz w:val="24"/>
+          <w:szCs w:val="24"/>
+        </w:rPr>
+        <w:t>stdev.R</w:t>
+      </w:r>
+      <w:proofErr w:type="gramEnd"/>
+    </w:p>
+    <w:p>
+      <w:pPr>
+        <w:spacing w:after="120" w:line="360" w:lineRule="auto"/>
+        <w:jc w:val="both"/>
+        <w:rPr>
+          <w:rFonts w:ascii="Arial" w:hAnsi="Arial" w:cs="Arial"/>
+          <w:sz w:val="24"/>
+          <w:szCs w:val="24"/>
+        </w:rPr>
+      </w:pPr>
+      <w:r>
+        <w:rPr>
+          <w:rFonts w:ascii="Arial" w:hAnsi="Arial" w:cs="Arial"/>
+          <w:sz w:val="24"/>
+          <w:szCs w:val="24"/>
+        </w:rPr>
+        <w:t xml:space="preserve">Measures how spread out the data is around its </w:t>
+      </w:r>
+      <w:proofErr w:type="gramStart"/>
+      <w:r>
+        <w:rPr>
+          <w:rFonts w:ascii="Arial" w:hAnsi="Arial" w:cs="Arial"/>
+          <w:sz w:val="24"/>
+          <w:szCs w:val="24"/>
+        </w:rPr>
+        <w:t>mean</w:t>
+      </w:r>
+      <w:proofErr w:type="gramEnd"/>
+      <w:r>
+        <w:rPr>
+          <w:rFonts w:ascii="Arial" w:hAnsi="Arial" w:cs="Arial"/>
+          <w:sz w:val="24"/>
+          <w:szCs w:val="24"/>
+        </w:rPr>
+        <w:t>.</w:t>
       </w:r>
     </w:p>
     <w:p>
@@ -417,9 +1599,39 @@
           <w:ilvl w:val="0"/>
           <w:numId w:val="2"/>
         </w:numPr>
-      </w:pPr>
-      <w:r>
-        <w:t xml:space="preserve">Computes the mean, the differences, the squared differences and the variance.</w:t>
+        <w:spacing w:line="360" w:lineRule="auto"/>
+        <w:jc w:val="both"/>
+        <w:rPr>
+          <w:rFonts w:ascii="Arial" w:hAnsi="Arial" w:cs="Arial"/>
+          <w:sz w:val="24"/>
+          <w:szCs w:val="24"/>
+        </w:rPr>
+      </w:pPr>
+      <w:r>
+        <w:rPr>
+          <w:rFonts w:ascii="Arial" w:hAnsi="Arial" w:cs="Arial"/>
+          <w:sz w:val="24"/>
+          <w:szCs w:val="24"/>
+        </w:rPr>
+        <w:t xml:space="preserve">Computes the </w:t>
+      </w:r>
+      <w:proofErr w:type="gramStart"/>
+      <w:r>
+        <w:rPr>
+          <w:rFonts w:ascii="Arial" w:hAnsi="Arial" w:cs="Arial"/>
+          <w:sz w:val="24"/>
+          <w:szCs w:val="24"/>
+        </w:rPr>
+        <w:t>mean</w:t>
+      </w:r>
+      <w:proofErr w:type="gramEnd"/>
+      <w:r>
+        <w:rPr>
+          <w:rFonts w:ascii="Arial" w:hAnsi="Arial" w:cs="Arial"/>
+          <w:sz w:val="24"/>
+          <w:szCs w:val="24"/>
+        </w:rPr>
+        <w:t>, the differences, the squared differences and the variance.</w:t>
       </w:r>
     </w:p>
     <w:p>
@@ -429,41 +1641,161 @@
           <w:ilvl w:val="0"/>
           <w:numId w:val="2"/>
         </w:numPr>
-      </w:pPr>
-      <w:r>
-        <w:t xml:space="preserve">Returns the square root of the variance.</w:t>
-      </w:r>
-    </w:p>
-    <w:p>
-      <w:pPr>
-        <w:spacing w:after="120"/>
-      </w:pPr>
-      <w:r>
-        <w:t xml:space="preserve">Note: it divides by n (population standard deviation), as in the assignment formula, so it differs from base R sd(), which divides by n-1.</w:t>
+        <w:spacing w:line="360" w:lineRule="auto"/>
+        <w:jc w:val="both"/>
+        <w:rPr>
+          <w:rFonts w:ascii="Arial" w:hAnsi="Arial" w:cs="Arial"/>
+          <w:sz w:val="24"/>
+          <w:szCs w:val="24"/>
+        </w:rPr>
+      </w:pPr>
+      <w:r>
+        <w:rPr>
+          <w:rFonts w:ascii="Arial" w:hAnsi="Arial" w:cs="Arial"/>
+          <w:sz w:val="24"/>
+          <w:szCs w:val="24"/>
+        </w:rPr>
+        <w:t>Returns the square root of the variance.</w:t>
+      </w:r>
+    </w:p>
+    <w:p>
+      <w:pPr>
+        <w:spacing w:after="120" w:line="360" w:lineRule="auto"/>
+        <w:jc w:val="both"/>
+        <w:rPr>
+          <w:rFonts w:ascii="Arial" w:hAnsi="Arial" w:cs="Arial"/>
+          <w:sz w:val="24"/>
+          <w:szCs w:val="24"/>
+        </w:rPr>
+      </w:pPr>
+      <w:r>
+        <w:rPr>
+          <w:rFonts w:ascii="Arial" w:hAnsi="Arial" w:cs="Arial"/>
+          <w:sz w:val="24"/>
+          <w:szCs w:val="24"/>
+        </w:rPr>
+        <w:t xml:space="preserve">Note: it divides by n (population standard deviation), as in the assignment formula, so it differs from base R </w:t>
+      </w:r>
+      <w:proofErr w:type="gramStart"/>
+      <w:r>
+        <w:rPr>
+          <w:rFonts w:ascii="Arial" w:hAnsi="Arial" w:cs="Arial"/>
+          <w:sz w:val="24"/>
+          <w:szCs w:val="24"/>
+        </w:rPr>
+        <w:t>sd(</w:t>
+      </w:r>
+      <w:proofErr w:type="gramEnd"/>
+      <w:r>
+        <w:rPr>
+          <w:rFonts w:ascii="Arial" w:hAnsi="Arial" w:cs="Arial"/>
+          <w:sz w:val="24"/>
+          <w:szCs w:val="24"/>
+        </w:rPr>
+        <w:t>), which divides by n-1.</w:t>
       </w:r>
     </w:p>
     <w:p>
       <w:pPr>
         <w:pStyle w:val="Heading2"/>
-      </w:pPr>
-      <w:r>
-        <w:t xml:space="preserve">2.5 Linear Regression (linreg)</w:t>
-      </w:r>
-    </w:p>
-    <w:p>
-      <w:pPr>
-        <w:spacing w:after="120"/>
-      </w:pPr>
-      <w:r>
-        <w:t xml:space="preserve">File: linreg.R</w:t>
-      </w:r>
-    </w:p>
-    <w:p>
-      <w:pPr>
-        <w:spacing w:after="120"/>
-      </w:pPr>
-      <w:r>
-        <w:t xml:space="preserve">Fits y = b0 + b1*x by least squares over a window of the series, with x = 1, 2, 3, ...</w:t>
+        <w:spacing w:line="360" w:lineRule="auto"/>
+        <w:jc w:val="both"/>
+        <w:rPr>
+          <w:rFonts w:ascii="Arial" w:hAnsi="Arial" w:cs="Arial"/>
+          <w:color w:val="auto"/>
+          <w:sz w:val="24"/>
+          <w:szCs w:val="24"/>
+        </w:rPr>
+      </w:pPr>
+    </w:p>
+    <w:p>
+      <w:pPr>
+        <w:pStyle w:val="Heading2"/>
+        <w:spacing w:line="360" w:lineRule="auto"/>
+        <w:jc w:val="both"/>
+        <w:rPr>
+          <w:rFonts w:ascii="Arial" w:hAnsi="Arial" w:cs="Arial"/>
+          <w:color w:val="auto"/>
+          <w:sz w:val="24"/>
+          <w:szCs w:val="24"/>
+        </w:rPr>
+      </w:pPr>
+      <w:r>
+        <w:rPr>
+          <w:rFonts w:ascii="Arial" w:hAnsi="Arial" w:cs="Arial"/>
+          <w:color w:val="auto"/>
+          <w:sz w:val="24"/>
+          <w:szCs w:val="24"/>
+        </w:rPr>
+        <w:t>2.5 Linear Regression (</w:t>
+      </w:r>
+      <w:proofErr w:type="spellStart"/>
+      <w:r>
+        <w:rPr>
+          <w:rFonts w:ascii="Arial" w:hAnsi="Arial" w:cs="Arial"/>
+          <w:color w:val="auto"/>
+          <w:sz w:val="24"/>
+          <w:szCs w:val="24"/>
+        </w:rPr>
+        <w:t>linreg</w:t>
+      </w:r>
+      <w:proofErr w:type="spellEnd"/>
+      <w:r>
+        <w:rPr>
+          <w:rFonts w:ascii="Arial" w:hAnsi="Arial" w:cs="Arial"/>
+          <w:color w:val="auto"/>
+          <w:sz w:val="24"/>
+          <w:szCs w:val="24"/>
+        </w:rPr>
+        <w:t>)</w:t>
+      </w:r>
+    </w:p>
+    <w:p>
+      <w:pPr>
+        <w:spacing w:after="120" w:line="360" w:lineRule="auto"/>
+        <w:jc w:val="both"/>
+        <w:rPr>
+          <w:rFonts w:ascii="Arial" w:hAnsi="Arial" w:cs="Arial"/>
+          <w:sz w:val="24"/>
+          <w:szCs w:val="24"/>
+        </w:rPr>
+      </w:pPr>
+      <w:r>
+        <w:rPr>
+          <w:rFonts w:ascii="Arial" w:hAnsi="Arial" w:cs="Arial"/>
+          <w:sz w:val="24"/>
+          <w:szCs w:val="24"/>
+        </w:rPr>
+        <w:t xml:space="preserve">File: </w:t>
+      </w:r>
+      <w:proofErr w:type="gramStart"/>
+      <w:r>
+        <w:rPr>
+          <w:rFonts w:ascii="Arial" w:hAnsi="Arial" w:cs="Arial"/>
+          <w:sz w:val="24"/>
+          <w:szCs w:val="24"/>
+        </w:rPr>
+        <w:t>linreg.R</w:t>
+      </w:r>
+      <w:proofErr w:type="gramEnd"/>
+    </w:p>
+    <w:p>
+      <w:pPr>
+        <w:spacing w:after="120" w:line="360" w:lineRule="auto"/>
+        <w:jc w:val="both"/>
+        <w:rPr>
+          <w:rFonts w:ascii="Arial" w:hAnsi="Arial" w:cs="Arial"/>
+          <w:sz w:val="24"/>
+          <w:szCs w:val="24"/>
+        </w:rPr>
+      </w:pPr>
+      <w:r>
+        <w:rPr>
+          <w:rFonts w:ascii="Arial" w:hAnsi="Arial" w:cs="Arial"/>
+          <w:sz w:val="24"/>
+          <w:szCs w:val="24"/>
+        </w:rPr>
+        <w:t>Fits y = b0 + b1*x by least squares over a window of the series, with x = 1, 2, 3, ...</w:t>
       </w:r>
     </w:p>
     <w:p>
@@ -473,9 +1805,39 @@
           <w:ilvl w:val="0"/>
           <w:numId w:val="2"/>
         </w:numPr>
-      </w:pPr>
-      <w:r>
-        <w:t xml:space="preserve">Validates regressionLength and regressionOffset and stops with an error if they are wrong.</w:t>
+        <w:spacing w:line="360" w:lineRule="auto"/>
+        <w:jc w:val="both"/>
+        <w:rPr>
+          <w:rFonts w:ascii="Arial" w:hAnsi="Arial" w:cs="Arial"/>
+          <w:sz w:val="24"/>
+          <w:szCs w:val="24"/>
+        </w:rPr>
+      </w:pPr>
+      <w:r>
+        <w:rPr>
+          <w:rFonts w:ascii="Arial" w:hAnsi="Arial" w:cs="Arial"/>
+          <w:sz w:val="24"/>
+          <w:szCs w:val="24"/>
+        </w:rPr>
+        <w:t xml:space="preserve">Validates </w:t>
+      </w:r>
+      <w:proofErr w:type="gramStart"/>
+      <w:r>
+        <w:rPr>
+          <w:rFonts w:ascii="Arial" w:hAnsi="Arial" w:cs="Arial"/>
+          <w:sz w:val="24"/>
+          <w:szCs w:val="24"/>
+        </w:rPr>
+        <w:t>regressionLength</w:t>
+      </w:r>
+      <w:proofErr w:type="gramEnd"/>
+      <w:r>
+        <w:rPr>
+          <w:rFonts w:ascii="Arial" w:hAnsi="Arial" w:cs="Arial"/>
+          <w:sz w:val="24"/>
+          <w:szCs w:val="24"/>
+        </w:rPr>
+        <w:t xml:space="preserve"> and regressionOffset and stops with an error if they are wrong.</w:t>
       </w:r>
     </w:p>
     <w:p>
@@ -485,9 +1847,93 @@
           <w:ilvl w:val="0"/>
           <w:numId w:val="2"/>
         </w:numPr>
-      </w:pPr>
-      <w:r>
-        <w:t xml:space="preserve">Extracts the subset, then slope = sum((x - mean_x)(y - mean_y)) / sum((x - mean_x)^2) and intercept = mean_y - slope * mean_x.</w:t>
+        <w:spacing w:line="360" w:lineRule="auto"/>
+        <w:jc w:val="both"/>
+        <w:rPr>
+          <w:rFonts w:ascii="Arial" w:hAnsi="Arial" w:cs="Arial"/>
+          <w:sz w:val="24"/>
+          <w:szCs w:val="24"/>
+        </w:rPr>
+      </w:pPr>
+      <w:r>
+        <w:rPr>
+          <w:rFonts w:ascii="Arial" w:hAnsi="Arial" w:cs="Arial"/>
+          <w:sz w:val="24"/>
+          <w:szCs w:val="24"/>
+        </w:rPr>
+        <w:t xml:space="preserve">Extracts the subset, then slope = </w:t>
+      </w:r>
+      <w:proofErr w:type="gramStart"/>
+      <w:r>
+        <w:rPr>
+          <w:rFonts w:ascii="Arial" w:hAnsi="Arial" w:cs="Arial"/>
+          <w:sz w:val="24"/>
+          <w:szCs w:val="24"/>
+        </w:rPr>
+        <w:t>sum(</w:t>
+      </w:r>
+      <w:proofErr w:type="gramEnd"/>
+      <w:r>
+        <w:rPr>
+          <w:rFonts w:ascii="Arial" w:hAnsi="Arial" w:cs="Arial"/>
+          <w:sz w:val="24"/>
+          <w:szCs w:val="24"/>
+        </w:rPr>
+        <w:t>(x - mean_</w:t>
+      </w:r>
+      <w:proofErr w:type="gramStart"/>
+      <w:r>
+        <w:rPr>
+          <w:rFonts w:ascii="Arial" w:hAnsi="Arial" w:cs="Arial"/>
+          <w:sz w:val="24"/>
+          <w:szCs w:val="24"/>
+        </w:rPr>
+        <w:t>x)(</w:t>
+      </w:r>
+      <w:proofErr w:type="gramEnd"/>
+      <w:r>
+        <w:rPr>
+          <w:rFonts w:ascii="Arial" w:hAnsi="Arial" w:cs="Arial"/>
+          <w:sz w:val="24"/>
+          <w:szCs w:val="24"/>
+        </w:rPr>
+        <w:t xml:space="preserve">y - mean_y)) / </w:t>
+      </w:r>
+      <w:proofErr w:type="gramStart"/>
+      <w:r>
+        <w:rPr>
+          <w:rFonts w:ascii="Arial" w:hAnsi="Arial" w:cs="Arial"/>
+          <w:sz w:val="24"/>
+          <w:szCs w:val="24"/>
+        </w:rPr>
+        <w:t>sum(</w:t>
+      </w:r>
+      <w:proofErr w:type="gramEnd"/>
+      <w:r>
+        <w:rPr>
+          <w:rFonts w:ascii="Arial" w:hAnsi="Arial" w:cs="Arial"/>
+          <w:sz w:val="24"/>
+          <w:szCs w:val="24"/>
+        </w:rPr>
+        <w:t>(x - mean_</w:t>
+      </w:r>
+      <w:proofErr w:type="gramStart"/>
+      <w:r>
+        <w:rPr>
+          <w:rFonts w:ascii="Arial" w:hAnsi="Arial" w:cs="Arial"/>
+          <w:sz w:val="24"/>
+          <w:szCs w:val="24"/>
+        </w:rPr>
+        <w:t>x)^</w:t>
+      </w:r>
+      <w:proofErr w:type="gramEnd"/>
+      <w:r>
+        <w:rPr>
+          <w:rFonts w:ascii="Arial" w:hAnsi="Arial" w:cs="Arial"/>
+          <w:sz w:val="24"/>
+          <w:szCs w:val="24"/>
+        </w:rPr>
+        <w:t>2) and intercept = mean_y - slope * mean_x.</w:t>
       </w:r>
     </w:p>
     <w:p>
@@ -497,41 +1943,238 @@
           <w:ilvl w:val="0"/>
           <w:numId w:val="2"/>
         </w:numPr>
-      </w:pPr>
-      <w:r>
-        <w:t xml:space="preserve">Returns list(slope, intercept, predicted_values).</w:t>
-      </w:r>
-    </w:p>
-    <w:p>
-      <w:pPr>
-        <w:spacing w:after="120"/>
-      </w:pPr>
-      <w:r>
-        <w:t xml:space="preserve">Note: start_index and end_index follow the pseudocode literally. When regressionLength &lt; n, the formula start_index = n - regressionLength + regressionOffset selects one extra point.</w:t>
-      </w:r>
+        <w:spacing w:line="360" w:lineRule="auto"/>
+        <w:jc w:val="both"/>
+        <w:rPr>
+          <w:rFonts w:ascii="Arial" w:hAnsi="Arial" w:cs="Arial"/>
+          <w:sz w:val="24"/>
+          <w:szCs w:val="24"/>
+        </w:rPr>
+      </w:pPr>
+      <w:r>
+        <w:rPr>
+          <w:rFonts w:ascii="Arial" w:hAnsi="Arial" w:cs="Arial"/>
+          <w:sz w:val="24"/>
+          <w:szCs w:val="24"/>
+        </w:rPr>
+        <w:t xml:space="preserve">Returns </w:t>
+      </w:r>
+      <w:proofErr w:type="gramStart"/>
+      <w:r>
+        <w:rPr>
+          <w:rFonts w:ascii="Arial" w:hAnsi="Arial" w:cs="Arial"/>
+          <w:sz w:val="24"/>
+          <w:szCs w:val="24"/>
+        </w:rPr>
+        <w:t>list(</w:t>
+      </w:r>
+      <w:proofErr w:type="gramEnd"/>
+      <w:r>
+        <w:rPr>
+          <w:rFonts w:ascii="Arial" w:hAnsi="Arial" w:cs="Arial"/>
+          <w:sz w:val="24"/>
+          <w:szCs w:val="24"/>
+        </w:rPr>
+        <w:t>slope, intercept, predicted_values).</w:t>
+      </w:r>
+    </w:p>
+    <w:p>
+      <w:pPr>
+        <w:spacing w:after="120" w:line="360" w:lineRule="auto"/>
+        <w:jc w:val="both"/>
+        <w:rPr>
+          <w:rFonts w:ascii="Arial" w:hAnsi="Arial" w:cs="Arial"/>
+          <w:sz w:val="24"/>
+          <w:szCs w:val="24"/>
+        </w:rPr>
+      </w:pPr>
+      <w:r>
+        <w:rPr>
+          <w:rFonts w:ascii="Arial" w:hAnsi="Arial" w:cs="Arial"/>
+          <w:sz w:val="24"/>
+          <w:szCs w:val="24"/>
+        </w:rPr>
+        <w:t xml:space="preserve">Note: </w:t>
+      </w:r>
+      <w:r>
+        <w:rPr>
+          <w:rFonts w:ascii="Arial" w:hAnsi="Arial" w:cs="Arial"/>
+          <w:i/>
+          <w:iCs/>
+          <w:sz w:val="24"/>
+          <w:szCs w:val="24"/>
+        </w:rPr>
+        <w:t xml:space="preserve">“The </w:t>
+      </w:r>
+      <w:proofErr w:type="spellStart"/>
+      <w:r>
+        <w:rPr>
+          <w:rFonts w:ascii="Arial" w:hAnsi="Arial" w:cs="Arial"/>
+          <w:i/>
+          <w:iCs/>
+          <w:sz w:val="24"/>
+          <w:szCs w:val="24"/>
+        </w:rPr>
+        <w:t>start_index</w:t>
+      </w:r>
+      <w:proofErr w:type="spellEnd"/>
+      <w:r>
+        <w:rPr>
+          <w:rFonts w:ascii="Arial" w:hAnsi="Arial" w:cs="Arial"/>
+          <w:i/>
+          <w:iCs/>
+          <w:sz w:val="24"/>
+          <w:szCs w:val="24"/>
+        </w:rPr>
+        <w:t xml:space="preserve"> and </w:t>
+      </w:r>
+      <w:proofErr w:type="spellStart"/>
+      <w:r>
+        <w:rPr>
+          <w:rFonts w:ascii="Arial" w:hAnsi="Arial" w:cs="Arial"/>
+          <w:i/>
+          <w:iCs/>
+          <w:sz w:val="24"/>
+          <w:szCs w:val="24"/>
+        </w:rPr>
+        <w:t>end_index</w:t>
+      </w:r>
+      <w:proofErr w:type="spellEnd"/>
+      <w:r>
+        <w:rPr>
+          <w:rFonts w:ascii="Arial" w:hAnsi="Arial" w:cs="Arial"/>
+          <w:i/>
+          <w:iCs/>
+          <w:sz w:val="24"/>
+          <w:szCs w:val="24"/>
+        </w:rPr>
+        <w:t xml:space="preserve"> formulas follow the assignment pseudocode literally; with </w:t>
+      </w:r>
+      <w:proofErr w:type="spellStart"/>
+      <w:r>
+        <w:rPr>
+          <w:rFonts w:ascii="Arial" w:hAnsi="Arial" w:cs="Arial"/>
+          <w:i/>
+          <w:iCs/>
+          <w:sz w:val="24"/>
+          <w:szCs w:val="24"/>
+        </w:rPr>
+        <w:t>regressionOffset</w:t>
+      </w:r>
+      <w:proofErr w:type="spellEnd"/>
+      <w:r>
+        <w:rPr>
+          <w:rFonts w:ascii="Arial" w:hAnsi="Arial" w:cs="Arial"/>
+          <w:i/>
+          <w:iCs/>
+          <w:sz w:val="24"/>
+          <w:szCs w:val="24"/>
+        </w:rPr>
+        <w:t xml:space="preserve"> = 0 the window contains </w:t>
+      </w:r>
+      <w:proofErr w:type="spellStart"/>
+      <w:r>
+        <w:rPr>
+          <w:rFonts w:ascii="Arial" w:hAnsi="Arial" w:cs="Arial"/>
+          <w:i/>
+          <w:iCs/>
+          <w:sz w:val="24"/>
+          <w:szCs w:val="24"/>
+        </w:rPr>
+        <w:t>regressionLength</w:t>
+      </w:r>
+      <w:proofErr w:type="spellEnd"/>
+      <w:r>
+        <w:rPr>
+          <w:rFonts w:ascii="Arial" w:hAnsi="Arial" w:cs="Arial"/>
+          <w:i/>
+          <w:iCs/>
+          <w:sz w:val="24"/>
+          <w:szCs w:val="24"/>
+        </w:rPr>
+        <w:t xml:space="preserve"> + 1 points.”</w:t>
+      </w:r>
+    </w:p>
+    <w:p>
+      <w:pPr>
+        <w:spacing w:after="120" w:line="360" w:lineRule="auto"/>
+        <w:jc w:val="both"/>
+        <w:rPr>
+          <w:rFonts w:ascii="Arial" w:hAnsi="Arial" w:cs="Arial"/>
+          <w:sz w:val="24"/>
+          <w:szCs w:val="24"/>
+        </w:rPr>
+      </w:pPr>
     </w:p>
     <w:p>
       <w:pPr>
         <w:pStyle w:val="Heading2"/>
-      </w:pPr>
-      <w:r>
-        <w:t xml:space="preserve">2.6 Relative Strength Index (RSI)</w:t>
-      </w:r>
-    </w:p>
-    <w:p>
-      <w:pPr>
-        <w:spacing w:after="120"/>
-      </w:pPr>
-      <w:r>
-        <w:t xml:space="preserve">File: rsi.R</w:t>
-      </w:r>
-    </w:p>
-    <w:p>
-      <w:pPr>
-        <w:spacing w:after="120"/>
-      </w:pPr>
-      <w:r>
-        <w:t xml:space="preserve">Momentum oscillator from 0 to 100 that flags overbought (&gt;70) and oversold (&lt;30) conditions.</w:t>
+        <w:spacing w:line="360" w:lineRule="auto"/>
+        <w:jc w:val="both"/>
+        <w:rPr>
+          <w:rFonts w:ascii="Arial" w:hAnsi="Arial" w:cs="Arial"/>
+          <w:color w:val="auto"/>
+          <w:sz w:val="24"/>
+          <w:szCs w:val="24"/>
+        </w:rPr>
+      </w:pPr>
+      <w:r>
+        <w:rPr>
+          <w:rFonts w:ascii="Arial" w:hAnsi="Arial" w:cs="Arial"/>
+          <w:color w:val="auto"/>
+          <w:sz w:val="24"/>
+          <w:szCs w:val="24"/>
+        </w:rPr>
+        <w:t>2.6 Relative Strength Index (RSI)</w:t>
+      </w:r>
+    </w:p>
+    <w:p>
+      <w:pPr>
+        <w:spacing w:after="120" w:line="360" w:lineRule="auto"/>
+        <w:jc w:val="both"/>
+        <w:rPr>
+          <w:rFonts w:ascii="Arial" w:hAnsi="Arial" w:cs="Arial"/>
+          <w:sz w:val="24"/>
+          <w:szCs w:val="24"/>
+        </w:rPr>
+      </w:pPr>
+      <w:r>
+        <w:rPr>
+          <w:rFonts w:ascii="Arial" w:hAnsi="Arial" w:cs="Arial"/>
+          <w:sz w:val="24"/>
+          <w:szCs w:val="24"/>
+        </w:rPr>
+        <w:t xml:space="preserve">File: </w:t>
+      </w:r>
+      <w:proofErr w:type="gramStart"/>
+      <w:r>
+        <w:rPr>
+          <w:rFonts w:ascii="Arial" w:hAnsi="Arial" w:cs="Arial"/>
+          <w:sz w:val="24"/>
+          <w:szCs w:val="24"/>
+        </w:rPr>
+        <w:t>rsi.R</w:t>
+      </w:r>
+      <w:proofErr w:type="gramEnd"/>
+    </w:p>
+    <w:p>
+      <w:pPr>
+        <w:spacing w:after="120" w:line="360" w:lineRule="auto"/>
+        <w:jc w:val="both"/>
+        <w:rPr>
+          <w:rFonts w:ascii="Arial" w:hAnsi="Arial" w:cs="Arial"/>
+          <w:sz w:val="24"/>
+          <w:szCs w:val="24"/>
+        </w:rPr>
+      </w:pPr>
+      <w:r>
+        <w:rPr>
+          <w:rFonts w:ascii="Arial" w:hAnsi="Arial" w:cs="Arial"/>
+          <w:sz w:val="24"/>
+          <w:szCs w:val="24"/>
+        </w:rPr>
+        <w:lastRenderedPageBreak/>
+        <w:t>Momentum oscillator from 0 to 100 that flags overbought (&gt;70) and oversold (&lt;30) conditions.</w:t>
       </w:r>
     </w:p>
     <w:p>
@@ -541,9 +2184,39 @@
           <w:ilvl w:val="0"/>
           <w:numId w:val="2"/>
         </w:numPr>
-      </w:pPr>
-      <w:r>
-        <w:t xml:space="preserve">Computes price differences and separates them into gains and losses.</w:t>
+        <w:spacing w:line="360" w:lineRule="auto"/>
+        <w:jc w:val="both"/>
+        <w:rPr>
+          <w:rFonts w:ascii="Arial" w:hAnsi="Arial" w:cs="Arial"/>
+          <w:sz w:val="24"/>
+          <w:szCs w:val="24"/>
+        </w:rPr>
+      </w:pPr>
+      <w:r>
+        <w:rPr>
+          <w:rFonts w:ascii="Arial" w:hAnsi="Arial" w:cs="Arial"/>
+          <w:sz w:val="24"/>
+          <w:szCs w:val="24"/>
+        </w:rPr>
+        <w:t xml:space="preserve">Computes price differences and </w:t>
+      </w:r>
+      <w:proofErr w:type="gramStart"/>
+      <w:r>
+        <w:rPr>
+          <w:rFonts w:ascii="Arial" w:hAnsi="Arial" w:cs="Arial"/>
+          <w:sz w:val="24"/>
+          <w:szCs w:val="24"/>
+        </w:rPr>
+        <w:t>separates</w:t>
+      </w:r>
+      <w:proofErr w:type="gramEnd"/>
+      <w:r>
+        <w:rPr>
+          <w:rFonts w:ascii="Arial" w:hAnsi="Arial" w:cs="Arial"/>
+          <w:sz w:val="24"/>
+          <w:szCs w:val="24"/>
+        </w:rPr>
+        <w:t xml:space="preserve"> them into gains and losses.</w:t>
       </w:r>
     </w:p>
     <w:p>
@@ -553,9 +2226,21 @@
           <w:ilvl w:val="0"/>
           <w:numId w:val="2"/>
         </w:numPr>
-      </w:pPr>
-      <w:r>
-        <w:t xml:space="preserve">Starts from the simple average of the first "period" gains and losses, then applies Wilder smoothing as in the pseudocode.</w:t>
+        <w:spacing w:line="360" w:lineRule="auto"/>
+        <w:jc w:val="both"/>
+        <w:rPr>
+          <w:rFonts w:ascii="Arial" w:hAnsi="Arial" w:cs="Arial"/>
+          <w:sz w:val="24"/>
+          <w:szCs w:val="24"/>
+        </w:rPr>
+      </w:pPr>
+      <w:r>
+        <w:rPr>
+          <w:rFonts w:ascii="Arial" w:hAnsi="Arial" w:cs="Arial"/>
+          <w:sz w:val="24"/>
+          <w:szCs w:val="24"/>
+        </w:rPr>
+        <w:t>Starts from the simple average of the first "period" gains and losses, then applies Wilder smoothing as in the pseudocode.</w:t>
       </w:r>
     </w:p>
     <w:p>
@@ -565,33 +2250,124 @@
           <w:ilvl w:val="0"/>
           <w:numId w:val="2"/>
         </w:numPr>
-      </w:pPr>
-      <w:r>
-        <w:t xml:space="preserve">RSI = 100 - 100/(1+RS). The first "period" values are NA. If the average loss is 0, RSI is 100 to avoid dividing by zero.</w:t>
+        <w:spacing w:line="360" w:lineRule="auto"/>
+        <w:jc w:val="both"/>
+        <w:rPr>
+          <w:rFonts w:ascii="Arial" w:hAnsi="Arial" w:cs="Arial"/>
+          <w:sz w:val="24"/>
+          <w:szCs w:val="24"/>
+        </w:rPr>
+      </w:pPr>
+      <w:r>
+        <w:rPr>
+          <w:rFonts w:ascii="Arial" w:hAnsi="Arial" w:cs="Arial"/>
+          <w:sz w:val="24"/>
+          <w:szCs w:val="24"/>
+        </w:rPr>
+        <w:t>RSI = 100 - 100/(1+RS). The first "period" values are NA. If the average loss is 0, RSI is 100 to avoid dividing by zero.</w:t>
       </w:r>
     </w:p>
     <w:p>
       <w:pPr>
         <w:pStyle w:val="Heading2"/>
-      </w:pPr>
-      <w:r>
-        <w:t xml:space="preserve">2.7 Stochastic RSI (StochRSI)</w:t>
-      </w:r>
-    </w:p>
-    <w:p>
-      <w:pPr>
-        <w:spacing w:after="120"/>
-      </w:pPr>
-      <w:r>
-        <w:t xml:space="preserve">File: stoch_rsi.R</w:t>
-      </w:r>
-    </w:p>
-    <w:p>
-      <w:pPr>
-        <w:spacing w:after="120"/>
-      </w:pPr>
-      <w:r>
-        <w:t xml:space="preserve">Applies the stochastic normalisation to the RSI.</w:t>
+        <w:spacing w:line="360" w:lineRule="auto"/>
+        <w:jc w:val="both"/>
+        <w:rPr>
+          <w:rFonts w:ascii="Arial" w:hAnsi="Arial" w:cs="Arial"/>
+          <w:color w:val="auto"/>
+          <w:sz w:val="24"/>
+          <w:szCs w:val="24"/>
+        </w:rPr>
+      </w:pPr>
+    </w:p>
+    <w:p>
+      <w:pPr>
+        <w:pStyle w:val="Heading2"/>
+        <w:spacing w:line="360" w:lineRule="auto"/>
+        <w:jc w:val="both"/>
+        <w:rPr>
+          <w:rFonts w:ascii="Arial" w:hAnsi="Arial" w:cs="Arial"/>
+          <w:color w:val="auto"/>
+          <w:sz w:val="24"/>
+          <w:szCs w:val="24"/>
+        </w:rPr>
+      </w:pPr>
+      <w:r>
+        <w:rPr>
+          <w:rFonts w:ascii="Arial" w:hAnsi="Arial" w:cs="Arial"/>
+          <w:color w:val="auto"/>
+          <w:sz w:val="24"/>
+          <w:szCs w:val="24"/>
+        </w:rPr>
+        <w:t>2.7 Stochastic RSI (</w:t>
+      </w:r>
+      <w:proofErr w:type="spellStart"/>
+      <w:r>
+        <w:rPr>
+          <w:rFonts w:ascii="Arial" w:hAnsi="Arial" w:cs="Arial"/>
+          <w:color w:val="auto"/>
+          <w:sz w:val="24"/>
+          <w:szCs w:val="24"/>
+        </w:rPr>
+        <w:t>StochRSI</w:t>
+      </w:r>
+      <w:proofErr w:type="spellEnd"/>
+      <w:r>
+        <w:rPr>
+          <w:rFonts w:ascii="Arial" w:hAnsi="Arial" w:cs="Arial"/>
+          <w:color w:val="auto"/>
+          <w:sz w:val="24"/>
+          <w:szCs w:val="24"/>
+        </w:rPr>
+        <w:t>)</w:t>
+      </w:r>
+    </w:p>
+    <w:p>
+      <w:pPr>
+        <w:spacing w:after="120" w:line="360" w:lineRule="auto"/>
+        <w:jc w:val="both"/>
+        <w:rPr>
+          <w:rFonts w:ascii="Arial" w:hAnsi="Arial" w:cs="Arial"/>
+          <w:sz w:val="24"/>
+          <w:szCs w:val="24"/>
+        </w:rPr>
+      </w:pPr>
+      <w:r>
+        <w:rPr>
+          <w:rFonts w:ascii="Arial" w:hAnsi="Arial" w:cs="Arial"/>
+          <w:sz w:val="24"/>
+          <w:szCs w:val="24"/>
+        </w:rPr>
+        <w:t>File: stoch_</w:t>
+      </w:r>
+      <w:proofErr w:type="gramStart"/>
+      <w:r>
+        <w:rPr>
+          <w:rFonts w:ascii="Arial" w:hAnsi="Arial" w:cs="Arial"/>
+          <w:sz w:val="24"/>
+          <w:szCs w:val="24"/>
+        </w:rPr>
+        <w:t>rsi.R</w:t>
+      </w:r>
+      <w:proofErr w:type="gramEnd"/>
+    </w:p>
+    <w:p>
+      <w:pPr>
+        <w:spacing w:after="120" w:line="360" w:lineRule="auto"/>
+        <w:jc w:val="both"/>
+        <w:rPr>
+          <w:rFonts w:ascii="Arial" w:hAnsi="Arial" w:cs="Arial"/>
+          <w:sz w:val="24"/>
+          <w:szCs w:val="24"/>
+        </w:rPr>
+      </w:pPr>
+      <w:r>
+        <w:rPr>
+          <w:rFonts w:ascii="Arial" w:hAnsi="Arial" w:cs="Arial"/>
+          <w:sz w:val="24"/>
+          <w:szCs w:val="24"/>
+        </w:rPr>
+        <w:t>Applies the stochastic normalisation to the RSI.</w:t>
       </w:r>
     </w:p>
     <w:p>
@@ -601,9 +2377,21 @@
           <w:ilvl w:val="0"/>
           <w:numId w:val="2"/>
         </w:numPr>
-      </w:pPr>
-      <w:r>
-        <w:t xml:space="preserve">k_values = (RSI - min RSI) / (max RSI - min RSI), ignoring NA values.</w:t>
+        <w:spacing w:line="360" w:lineRule="auto"/>
+        <w:jc w:val="both"/>
+        <w:rPr>
+          <w:rFonts w:ascii="Arial" w:hAnsi="Arial" w:cs="Arial"/>
+          <w:sz w:val="24"/>
+          <w:szCs w:val="24"/>
+        </w:rPr>
+      </w:pPr>
+      <w:r>
+        <w:rPr>
+          <w:rFonts w:ascii="Arial" w:hAnsi="Arial" w:cs="Arial"/>
+          <w:sz w:val="24"/>
+          <w:szCs w:val="24"/>
+        </w:rPr>
+        <w:t>k_values = (RSI - min RSI) / (max RSI - min RSI), ignoring NA values.</w:t>
       </w:r>
     </w:p>
     <w:p>
@@ -613,9 +2401,57 @@
           <w:ilvl w:val="0"/>
           <w:numId w:val="2"/>
         </w:numPr>
-      </w:pPr>
-      <w:r>
-        <w:t xml:space="preserve">%K = sma(k_values, k_period); %D = sma(%K, d_period).</w:t>
+        <w:spacing w:line="360" w:lineRule="auto"/>
+        <w:jc w:val="both"/>
+        <w:rPr>
+          <w:rFonts w:ascii="Arial" w:hAnsi="Arial" w:cs="Arial"/>
+          <w:sz w:val="24"/>
+          <w:szCs w:val="24"/>
+        </w:rPr>
+      </w:pPr>
+      <w:r>
+        <w:rPr>
+          <w:rFonts w:ascii="Arial" w:hAnsi="Arial" w:cs="Arial"/>
+          <w:sz w:val="24"/>
+          <w:szCs w:val="24"/>
+        </w:rPr>
+        <w:t xml:space="preserve">%K = </w:t>
+      </w:r>
+      <w:proofErr w:type="gramStart"/>
+      <w:r>
+        <w:rPr>
+          <w:rFonts w:ascii="Arial" w:hAnsi="Arial" w:cs="Arial"/>
+          <w:sz w:val="24"/>
+          <w:szCs w:val="24"/>
+        </w:rPr>
+        <w:t>sma(</w:t>
+      </w:r>
+      <w:proofErr w:type="gramEnd"/>
+      <w:r>
+        <w:rPr>
+          <w:rFonts w:ascii="Arial" w:hAnsi="Arial" w:cs="Arial"/>
+          <w:sz w:val="24"/>
+          <w:szCs w:val="24"/>
+        </w:rPr>
+        <w:t xml:space="preserve">k_values, k_period); %D = </w:t>
+      </w:r>
+      <w:proofErr w:type="gramStart"/>
+      <w:r>
+        <w:rPr>
+          <w:rFonts w:ascii="Arial" w:hAnsi="Arial" w:cs="Arial"/>
+          <w:sz w:val="24"/>
+          <w:szCs w:val="24"/>
+        </w:rPr>
+        <w:t>sma(</w:t>
+      </w:r>
+      <w:proofErr w:type="gramEnd"/>
+      <w:r>
+        <w:rPr>
+          <w:rFonts w:ascii="Arial" w:hAnsi="Arial" w:cs="Arial"/>
+          <w:sz w:val="24"/>
+          <w:szCs w:val="24"/>
+        </w:rPr>
+        <w:t>%K, d_period).</w:t>
       </w:r>
     </w:p>
     <w:p>
@@ -625,33 +2461,117 @@
           <w:ilvl w:val="0"/>
           <w:numId w:val="2"/>
         </w:numPr>
-      </w:pPr>
-      <w:r>
-        <w:t xml:space="preserve">Returns list(k_line, d_line). If there is not enough data, it returns NA vectors instead of failing (for example, the 10-point example with period 14).</w:t>
-      </w:r>
-    </w:p>
-    <w:p>
-      <w:pPr>
-        <w:pStyle w:val="Heading2"/>
-      </w:pPr>
-      <w:r>
-        <w:t xml:space="preserve">2.8 Crossover</w:t>
-      </w:r>
-    </w:p>
-    <w:p>
-      <w:pPr>
-        <w:spacing w:after="120"/>
-      </w:pPr>
-      <w:r>
-        <w:t xml:space="preserve">File: crossover.R</w:t>
-      </w:r>
-    </w:p>
-    <w:p>
-      <w:pPr>
-        <w:spacing w:after="120"/>
-      </w:pPr>
-      <w:r>
-        <w:t xml:space="preserve">Detects the points where arr1 crosses over (or under) arr2.</w:t>
+        <w:spacing w:line="360" w:lineRule="auto"/>
+        <w:jc w:val="both"/>
+        <w:rPr>
+          <w:rFonts w:ascii="Arial" w:hAnsi="Arial" w:cs="Arial"/>
+          <w:sz w:val="24"/>
+          <w:szCs w:val="24"/>
+        </w:rPr>
+      </w:pPr>
+      <w:r>
+        <w:rPr>
+          <w:rFonts w:ascii="Arial" w:hAnsi="Arial" w:cs="Arial"/>
+          <w:sz w:val="24"/>
+          <w:szCs w:val="24"/>
+        </w:rPr>
+        <w:t xml:space="preserve">Returns </w:t>
+      </w:r>
+      <w:proofErr w:type="gramStart"/>
+      <w:r>
+        <w:rPr>
+          <w:rFonts w:ascii="Arial" w:hAnsi="Arial" w:cs="Arial"/>
+          <w:sz w:val="24"/>
+          <w:szCs w:val="24"/>
+        </w:rPr>
+        <w:t>list(</w:t>
+      </w:r>
+      <w:proofErr w:type="gramEnd"/>
+      <w:r>
+        <w:rPr>
+          <w:rFonts w:ascii="Arial" w:hAnsi="Arial" w:cs="Arial"/>
+          <w:sz w:val="24"/>
+          <w:szCs w:val="24"/>
+        </w:rPr>
+        <w:t>k_line, d_line). If there is not enough data, it returns NA vectors instead of failing (for example, the 10-point example with period 14).</w:t>
+      </w:r>
+    </w:p>
+    <w:p>
+      <w:pPr>
+        <w:spacing w:line="360" w:lineRule="auto"/>
+        <w:jc w:val="both"/>
+        <w:rPr>
+          <w:rFonts w:ascii="Arial" w:hAnsi="Arial" w:cs="Arial"/>
+          <w:sz w:val="24"/>
+          <w:szCs w:val="24"/>
+        </w:rPr>
+      </w:pPr>
+    </w:p>
+    <w:p>
+      <w:pPr>
+        <w:spacing w:line="360" w:lineRule="auto"/>
+        <w:jc w:val="both"/>
+        <w:rPr>
+          <w:rFonts w:ascii="Arial" w:hAnsi="Arial" w:cs="Arial"/>
+          <w:sz w:val="24"/>
+          <w:szCs w:val="24"/>
+        </w:rPr>
+      </w:pPr>
+      <w:r>
+        <w:rPr>
+          <w:rFonts w:ascii="Arial" w:hAnsi="Arial" w:cs="Arial"/>
+          <w:sz w:val="24"/>
+          <w:szCs w:val="24"/>
+        </w:rPr>
+        <w:t>2.8 Crossover</w:t>
+      </w:r>
+    </w:p>
+    <w:p>
+      <w:pPr>
+        <w:spacing w:after="120" w:line="360" w:lineRule="auto"/>
+        <w:jc w:val="both"/>
+        <w:rPr>
+          <w:rFonts w:ascii="Arial" w:hAnsi="Arial" w:cs="Arial"/>
+          <w:sz w:val="24"/>
+          <w:szCs w:val="24"/>
+        </w:rPr>
+      </w:pPr>
+      <w:r>
+        <w:rPr>
+          <w:rFonts w:ascii="Arial" w:hAnsi="Arial" w:cs="Arial"/>
+          <w:sz w:val="24"/>
+          <w:szCs w:val="24"/>
+        </w:rPr>
+        <w:t xml:space="preserve">File: </w:t>
+      </w:r>
+      <w:proofErr w:type="gramStart"/>
+      <w:r>
+        <w:rPr>
+          <w:rFonts w:ascii="Arial" w:hAnsi="Arial" w:cs="Arial"/>
+          <w:sz w:val="24"/>
+          <w:szCs w:val="24"/>
+        </w:rPr>
+        <w:t>crossover.R</w:t>
+      </w:r>
+      <w:proofErr w:type="gramEnd"/>
+    </w:p>
+    <w:p>
+      <w:pPr>
+        <w:spacing w:after="120" w:line="360" w:lineRule="auto"/>
+        <w:jc w:val="both"/>
+        <w:rPr>
+          <w:rFonts w:ascii="Arial" w:hAnsi="Arial" w:cs="Arial"/>
+          <w:sz w:val="24"/>
+          <w:szCs w:val="24"/>
+        </w:rPr>
+      </w:pPr>
+      <w:r>
+        <w:rPr>
+          <w:rFonts w:ascii="Arial" w:hAnsi="Arial" w:cs="Arial"/>
+          <w:sz w:val="24"/>
+          <w:szCs w:val="24"/>
+        </w:rPr>
+        <w:t>Detects the points where arr1 crosses over (or under) arr2.</w:t>
       </w:r>
     </w:p>
     <w:p>
@@ -661,9 +2581,21 @@
           <w:ilvl w:val="0"/>
           <w:numId w:val="2"/>
         </w:numPr>
-      </w:pPr>
-      <w:r>
-        <w:t xml:space="preserve">Stops with an error if the arrays have different lengths.</w:t>
+        <w:spacing w:line="360" w:lineRule="auto"/>
+        <w:jc w:val="both"/>
+        <w:rPr>
+          <w:rFonts w:ascii="Arial" w:hAnsi="Arial" w:cs="Arial"/>
+          <w:sz w:val="24"/>
+          <w:szCs w:val="24"/>
+        </w:rPr>
+      </w:pPr>
+      <w:r>
+        <w:rPr>
+          <w:rFonts w:ascii="Arial" w:hAnsi="Arial" w:cs="Arial"/>
+          <w:sz w:val="24"/>
+          <w:szCs w:val="24"/>
+        </w:rPr>
+        <w:t>Stops with an error if the arrays have different lengths.</w:t>
       </w:r>
     </w:p>
     <w:p>
@@ -673,41 +2605,134 @@
           <w:ilvl w:val="0"/>
           <w:numId w:val="2"/>
         </w:numPr>
-      </w:pPr>
-      <w:r>
-        <w:t xml:space="preserve">Position 1 is "None". For i &gt;= 2: "Up" if arr1[i] &gt; arr2[i] and arr1[i-1] &lt;= arr2[i-1]; "Down" for the opposite crossing; otherwise "None".</w:t>
-      </w:r>
-    </w:p>
-    <w:p>
-      <w:pPr>
-        <w:spacing w:after="120"/>
-      </w:pPr>
-      <w:r>
-        <w:t xml:space="preserve">Note: the pseudocode returns text values ("Up", "Down", "None"), while the description mentions Booleans. I followed the pseudocode because the test file depends on it.</w:t>
+        <w:spacing w:line="360" w:lineRule="auto"/>
+        <w:jc w:val="both"/>
+        <w:rPr>
+          <w:rFonts w:ascii="Arial" w:hAnsi="Arial" w:cs="Arial"/>
+          <w:sz w:val="24"/>
+          <w:szCs w:val="24"/>
+        </w:rPr>
+      </w:pPr>
+      <w:r>
+        <w:rPr>
+          <w:rFonts w:ascii="Arial" w:hAnsi="Arial" w:cs="Arial"/>
+          <w:sz w:val="24"/>
+          <w:szCs w:val="24"/>
+        </w:rPr>
+        <w:t>Position 1 is "None". For i &gt;= 2: "Up" if arr1[i] &gt; arr2[i] and arr1[i-1] &lt;= arr2[i-1]; "Down" for the opposite crossing; otherwise "None".</w:t>
+      </w:r>
+    </w:p>
+    <w:p>
+      <w:pPr>
+        <w:spacing w:after="120" w:line="360" w:lineRule="auto"/>
+        <w:jc w:val="both"/>
+        <w:rPr>
+          <w:rFonts w:ascii="Arial" w:hAnsi="Arial" w:cs="Arial"/>
+          <w:sz w:val="24"/>
+          <w:szCs w:val="24"/>
+        </w:rPr>
+      </w:pPr>
+      <w:r>
+        <w:rPr>
+          <w:rFonts w:ascii="Arial" w:hAnsi="Arial" w:cs="Arial"/>
+          <w:sz w:val="24"/>
+          <w:szCs w:val="24"/>
+        </w:rPr>
+        <w:t>Note: the pseudocode returns text values ("Up", "Down", "None"), while the description mentions Booleans. I followed the pseudocode because the test file depends on it.</w:t>
       </w:r>
     </w:p>
     <w:p>
       <w:pPr>
         <w:pStyle w:val="Heading2"/>
-      </w:pPr>
-      <w:r>
-        <w:t xml:space="preserve">2.9 Crossunder</w:t>
-      </w:r>
-    </w:p>
-    <w:p>
-      <w:pPr>
-        <w:spacing w:after="120"/>
-      </w:pPr>
-      <w:r>
-        <w:t xml:space="preserve">File: crossunder.R</w:t>
-      </w:r>
-    </w:p>
-    <w:p>
-      <w:pPr>
-        <w:spacing w:after="120"/>
-      </w:pPr>
-      <w:r>
-        <w:t xml:space="preserve">Detects the points where arr1 crosses under arr2.</w:t>
+        <w:spacing w:line="360" w:lineRule="auto"/>
+        <w:jc w:val="both"/>
+        <w:rPr>
+          <w:rFonts w:ascii="Arial" w:hAnsi="Arial" w:cs="Arial"/>
+          <w:color w:val="auto"/>
+          <w:sz w:val="24"/>
+          <w:szCs w:val="24"/>
+        </w:rPr>
+      </w:pPr>
+    </w:p>
+    <w:p>
+      <w:pPr>
+        <w:pStyle w:val="Heading2"/>
+        <w:spacing w:line="360" w:lineRule="auto"/>
+        <w:jc w:val="both"/>
+        <w:rPr>
+          <w:rFonts w:ascii="Arial" w:hAnsi="Arial" w:cs="Arial"/>
+          <w:color w:val="auto"/>
+          <w:sz w:val="24"/>
+          <w:szCs w:val="24"/>
+        </w:rPr>
+      </w:pPr>
+      <w:r>
+        <w:rPr>
+          <w:rFonts w:ascii="Arial" w:hAnsi="Arial" w:cs="Arial"/>
+          <w:color w:val="auto"/>
+          <w:sz w:val="24"/>
+          <w:szCs w:val="24"/>
+        </w:rPr>
+        <w:t xml:space="preserve">2.9 </w:t>
+      </w:r>
+      <w:proofErr w:type="spellStart"/>
+      <w:r>
+        <w:rPr>
+          <w:rFonts w:ascii="Arial" w:hAnsi="Arial" w:cs="Arial"/>
+          <w:color w:val="auto"/>
+          <w:sz w:val="24"/>
+          <w:szCs w:val="24"/>
+        </w:rPr>
+        <w:t>Crossunder</w:t>
+      </w:r>
+      <w:proofErr w:type="spellEnd"/>
+    </w:p>
+    <w:p>
+      <w:pPr>
+        <w:spacing w:after="120" w:line="360" w:lineRule="auto"/>
+        <w:jc w:val="both"/>
+        <w:rPr>
+          <w:rFonts w:ascii="Arial" w:hAnsi="Arial" w:cs="Arial"/>
+          <w:sz w:val="24"/>
+          <w:szCs w:val="24"/>
+        </w:rPr>
+      </w:pPr>
+      <w:r>
+        <w:rPr>
+          <w:rFonts w:ascii="Arial" w:hAnsi="Arial" w:cs="Arial"/>
+          <w:sz w:val="24"/>
+          <w:szCs w:val="24"/>
+        </w:rPr>
+        <w:t xml:space="preserve">File: </w:t>
+      </w:r>
+      <w:proofErr w:type="gramStart"/>
+      <w:r>
+        <w:rPr>
+          <w:rFonts w:ascii="Arial" w:hAnsi="Arial" w:cs="Arial"/>
+          <w:sz w:val="24"/>
+          <w:szCs w:val="24"/>
+        </w:rPr>
+        <w:t>crossunder.R</w:t>
+      </w:r>
+      <w:proofErr w:type="gramEnd"/>
+    </w:p>
+    <w:p>
+      <w:pPr>
+        <w:spacing w:after="120" w:line="360" w:lineRule="auto"/>
+        <w:jc w:val="both"/>
+        <w:rPr>
+          <w:rFonts w:ascii="Arial" w:hAnsi="Arial" w:cs="Arial"/>
+          <w:sz w:val="24"/>
+          <w:szCs w:val="24"/>
+        </w:rPr>
+      </w:pPr>
+      <w:r>
+        <w:rPr>
+          <w:rFonts w:ascii="Arial" w:hAnsi="Arial" w:cs="Arial"/>
+          <w:sz w:val="24"/>
+          <w:szCs w:val="24"/>
+        </w:rPr>
+        <w:t>Detects the points where arr1 crosses under arr2.</w:t>
       </w:r>
     </w:p>
     <w:p>
@@ -717,9 +2742,21 @@
           <w:ilvl w:val="0"/>
           <w:numId w:val="2"/>
         </w:numPr>
-      </w:pPr>
-      <w:r>
-        <w:t xml:space="preserve">Same length check. Position 1 is "None".</w:t>
+        <w:spacing w:line="360" w:lineRule="auto"/>
+        <w:jc w:val="both"/>
+        <w:rPr>
+          <w:rFonts w:ascii="Arial" w:hAnsi="Arial" w:cs="Arial"/>
+          <w:sz w:val="24"/>
+          <w:szCs w:val="24"/>
+        </w:rPr>
+      </w:pPr>
+      <w:r>
+        <w:rPr>
+          <w:rFonts w:ascii="Arial" w:hAnsi="Arial" w:cs="Arial"/>
+          <w:sz w:val="24"/>
+          <w:szCs w:val="24"/>
+        </w:rPr>
+        <w:t>Same length check. Position 1 is "None".</w:t>
       </w:r>
     </w:p>
     <w:p>
@@ -729,31 +2766,130 @@
           <w:ilvl w:val="0"/>
           <w:numId w:val="2"/>
         </w:numPr>
-      </w:pPr>
-      <w:r>
-        <w:t xml:space="preserve">For i &gt;= 2: "True" if arr1[i] &lt; arr2[i] and arr1[i-1] &gt;= arr2[i-1], otherwise "False" (text values, as in the pseudocode).</w:t>
+        <w:spacing w:line="360" w:lineRule="auto"/>
+        <w:jc w:val="both"/>
+        <w:rPr>
+          <w:rFonts w:ascii="Arial" w:hAnsi="Arial" w:cs="Arial"/>
+          <w:sz w:val="24"/>
+          <w:szCs w:val="24"/>
+        </w:rPr>
+      </w:pPr>
+      <w:r>
+        <w:rPr>
+          <w:rFonts w:ascii="Arial" w:hAnsi="Arial" w:cs="Arial"/>
+          <w:sz w:val="24"/>
+          <w:szCs w:val="24"/>
+        </w:rPr>
+        <w:lastRenderedPageBreak/>
+        <w:t>For i &gt;= 2: "True" if arr1[i] &lt; arr2[i] and arr1[i-1] &gt;= arr2[i-1], otherwise "False" (text values, as in the pseudocode).</w:t>
       </w:r>
     </w:p>
     <w:p>
       <w:pPr>
         <w:pStyle w:val="Heading1"/>
-      </w:pPr>
-      <w:r>
-        <w:t xml:space="preserve">3. Testing</w:t>
-      </w:r>
-    </w:p>
-    <w:p>
-      <w:pPr>
-        <w:spacing w:after="120"/>
-      </w:pPr>
-      <w:r>
-        <w:t xml:space="preserve">test_indicators.R contains 30 checks: values verified by hand (for example SMA of 10, 12, 15 is 12.3333), perfect-line regression (slope 2, intercept 1), RSI bounds, StochRSI bounds, error handling, and the sample data from the assignment. All checks pass.</w:t>
+        <w:spacing w:line="360" w:lineRule="auto"/>
+        <w:jc w:val="both"/>
+        <w:rPr>
+          <w:rFonts w:ascii="Arial" w:hAnsi="Arial" w:cs="Arial"/>
+          <w:b/>
+          <w:bCs/>
+          <w:color w:val="auto"/>
+          <w:sz w:val="28"/>
+          <w:szCs w:val="28"/>
+        </w:rPr>
+      </w:pPr>
+      <w:r>
+        <w:rPr>
+          <w:rFonts w:ascii="Arial" w:hAnsi="Arial" w:cs="Arial"/>
+          <w:b/>
+          <w:bCs/>
+          <w:color w:val="auto"/>
+          <w:sz w:val="28"/>
+          <w:szCs w:val="28"/>
+        </w:rPr>
+        <w:t>3. Testing</w:t>
+      </w:r>
+    </w:p>
+    <w:p>
+      <w:pPr>
+        <w:spacing w:after="120" w:line="360" w:lineRule="auto"/>
+        <w:jc w:val="both"/>
+        <w:rPr>
+          <w:rFonts w:ascii="Arial" w:hAnsi="Arial" w:cs="Arial"/>
+          <w:sz w:val="24"/>
+          <w:szCs w:val="24"/>
+        </w:rPr>
+      </w:pPr>
+    </w:p>
+    <w:p>
+      <w:pPr>
+        <w:spacing w:after="120" w:line="360" w:lineRule="auto"/>
+        <w:jc w:val="both"/>
+        <w:rPr>
+          <w:rFonts w:ascii="Arial" w:hAnsi="Arial" w:cs="Arial"/>
+          <w:sz w:val="24"/>
+          <w:szCs w:val="24"/>
+        </w:rPr>
+      </w:pPr>
+      <w:proofErr w:type="spellStart"/>
+      <w:r>
+        <w:rPr>
+          <w:rFonts w:ascii="Arial" w:hAnsi="Arial" w:cs="Arial"/>
+          <w:sz w:val="24"/>
+          <w:szCs w:val="24"/>
+        </w:rPr>
+        <w:t>t</w:t>
+      </w:r>
+      <w:r>
+        <w:rPr>
+          <w:rFonts w:ascii="Arial" w:hAnsi="Arial" w:cs="Arial"/>
+          <w:sz w:val="24"/>
+          <w:szCs w:val="24"/>
+        </w:rPr>
+        <w:t>est_</w:t>
+      </w:r>
+      <w:proofErr w:type="gramStart"/>
+      <w:r>
+        <w:rPr>
+          <w:rFonts w:ascii="Arial" w:hAnsi="Arial" w:cs="Arial"/>
+          <w:sz w:val="24"/>
+          <w:szCs w:val="24"/>
+        </w:rPr>
+        <w:t>indicators.R</w:t>
+      </w:r>
+      <w:proofErr w:type="spellEnd"/>
+      <w:proofErr w:type="gramEnd"/>
+      <w:r>
+        <w:rPr>
+          <w:rFonts w:ascii="Arial" w:hAnsi="Arial" w:cs="Arial"/>
+          <w:sz w:val="24"/>
+          <w:szCs w:val="24"/>
+        </w:rPr>
+        <w:t xml:space="preserve"> contains 30 checks: values verified by hand (for example SMA of 10, 12, 15 is 12.3333), perfect-line regression (slope 2, intercept 1), RSI bounds, StochRSI bounds, error handling, and the sample data from the assignment. All checks </w:t>
+      </w:r>
+      <w:proofErr w:type="gramStart"/>
+      <w:r>
+        <w:rPr>
+          <w:rFonts w:ascii="Arial" w:hAnsi="Arial" w:cs="Arial"/>
+          <w:sz w:val="24"/>
+          <w:szCs w:val="24"/>
+        </w:rPr>
+        <w:t>pass</w:t>
+      </w:r>
+      <w:proofErr w:type="gramEnd"/>
+      <w:r>
+        <w:rPr>
+          <w:rFonts w:ascii="Arial" w:hAnsi="Arial" w:cs="Arial"/>
+          <w:sz w:val="24"/>
+          <w:szCs w:val="24"/>
+        </w:rPr>
+        <w:t>.</w:t>
       </w:r>
     </w:p>
     <w:sectPr>
-      <w:pgSz w:w="12240" w:h="15840" w:orient="portrait"/>
+      <w:pgSz w:w="12240" w:h="15840"/>
       <w:pgMar w:top="1440" w:right="1440" w:bottom="1440" w:left="1440" w:header="708" w:footer="708" w:gutter="0"/>
-      <w:pgNumType/>
+      <w:cols w:space="720"/>
       <w:docGrid w:linePitch="360"/>
     </w:sectPr>
   </w:body>
@@ -761,18 +2897,9 @@
 </file>
 
 <file path=word/endnotes.xml><?xml version="1.0" encoding="utf-8"?>
-<w:endnotes xmlns:wpc="http://schemas.microsoft.com/office/word/2010/wordprocessingCanvas" xmlns:mc="http://schemas.openxmlformats.org/markup-compatibility/2006" xmlns:o="urn:schemas-microsoft-com:office:office" xmlns:r="http://schemas.openxmlformats.org/officeDocument/2006/relationships" xmlns:m="http://schemas.openxmlformats.org/officeDocument/2006/math" xmlns:v="urn:schemas-microsoft-com:vml" xmlns:wp14="http://schemas.microsoft.com/office/word/2010/wordprocessingDrawing" xmlns:wp="http://schemas.openxmlformats.org/drawingml/2006/wordprocessingDrawing" xmlns:w10="urn:schemas-microsoft-com:office:word" xmlns:w="http://schemas.openxmlformats.org/wordprocessingml/2006/main" xmlns:w14="http://schemas.microsoft.com/office/word/2010/wordml" xmlns:w15="http://schemas.microsoft.com/office/word/2012/wordml" xmlns:wpg="http://schemas.microsoft.com/office/word/2010/wordprocessingGroup" xmlns:wpi="http://schemas.microsoft.com/office/word/2010/wordprocessingInk" xmlns:wne="http://schemas.microsoft.com/office/word/2006/wordml" xmlns:wps="http://schemas.microsoft.com/office/word/2010/wordprocessingShape" mc:Ignorable="w14 w15 wp14">
+<w:endnotes xmlns:wpc="http://schemas.microsoft.com/office/word/2010/wordprocessingCanvas" xmlns:cx="http://schemas.microsoft.com/office/drawing/2014/chartex" xmlns:cx1="http://schemas.microsoft.com/office/drawing/2015/9/8/chartex" xmlns:cx2="http://schemas.microsoft.com/office/drawing/2015/10/21/chartex" xmlns:cx3="http://schemas.microsoft.com/office/drawing/2016/5/9/chartex" xmlns:cx4="http://schemas.microsoft.com/office/drawing/2016/5/10/chartex" xmlns:cx5="http://schemas.microsoft.com/office/drawing/2016/5/11/chartex" xmlns:cx6="http://schemas.microsoft.com/office/drawing/2016/5/12/chartex" xmlns:cx7="http://schemas.microsoft.com/office/drawing/2016/5/13/chartex" xmlns:cx8="http://schemas.microsoft.com/office/drawing/2016/5/14/chartex" xmlns:mc="http://schemas.openxmlformats.org/markup-compatibility/2006" xmlns:aink="http://schemas.microsoft.com/office/drawing/2016/ink" xmlns:am3d="http://schemas.microsoft.com/office/drawing/2017/model3d" xmlns:o="urn:schemas-microsoft-com:office:office" xmlns:oel="http://schemas.microsoft.com/office/2019/extlst" xmlns:r="http://schemas.openxmlformats.org/officeDocument/2006/relationships" xmlns:m="http://schemas.openxmlformats.org/officeDocument/2006/math" xmlns:v="urn:schemas-microsoft-com:vml" xmlns:wp14="http://schemas.microsoft.com/office/word/2010/wordprocessingDrawing" xmlns:wp="http://schemas.openxmlformats.org/drawingml/2006/wordprocessingDrawing" xmlns:w10="urn:schemas-microsoft-com:office:word" xmlns:w="http://schemas.openxmlformats.org/wordprocessingml/2006/main" xmlns:w14="http://schemas.microsoft.com/office/word/2010/wordml" xmlns:w15="http://schemas.microsoft.com/office/word/2012/wordml" xmlns:w16cex="http://schemas.microsoft.com/office/word/2018/wordml/cex" xmlns:w16cid="http://schemas.microsoft.com/office/word/2016/wordml/cid" xmlns:w16="http://schemas.microsoft.com/office/word/2018/wordml" xmlns:w16du="http://schemas.microsoft.com/office/word/2023/wordml/word16du" xmlns:w16sdtdh="http://schemas.microsoft.com/office/word/2020/wordml/sdtdatahash" xmlns:w16sdtfl="http://schemas.microsoft.com/office/word/2024/wordml/sdtformatlock" xmlns:w16se="http://schemas.microsoft.com/office/word/2015/wordml/symex" xmlns:wpg="http://schemas.microsoft.com/office/word/2010/wordprocessingGroup" xmlns:wpi="http://schemas.microsoft.com/office/word/2010/wordprocessingInk" xmlns:wne="http://schemas.microsoft.com/office/word/2006/wordml" xmlns:wps="http://schemas.microsoft.com/office/word/2010/wordprocessingShape" mc:Ignorable="w14 w15 w16se w16cid w16 w16cex w16sdtdh w16sdtfl w16du wp14">
   <w:endnote w:type="separator" w:id="-1">
     <w:p>
-      <w:pPr>
-        <w:spacing w:after="0" w:line="240" w:lineRule="auto"/>
-      </w:pPr>
-      <w:r>
-        <w:rPr>
-          <w:rStyle w:val="EndnoteReference"/>
-        </w:rPr>
-        <w:endnoteRef/>
-      </w:r>
       <w:r>
         <w:separator/>
       </w:r>
@@ -780,15 +2907,6 @@
   </w:endnote>
   <w:endnote w:type="continuationSeparator" w:id="0">
     <w:p>
-      <w:pPr>
-        <w:spacing w:after="0" w:line="240" w:lineRule="auto"/>
-      </w:pPr>
-      <w:r>
-        <w:rPr>
-          <w:rStyle w:val="EndnoteReference"/>
-        </w:rPr>
-        <w:endnoteRef/>
-      </w:r>
       <w:r>
         <w:continuationSeparator/>
       </w:r>
@@ -798,18 +2916,9 @@
 </file>
 
 <file path=word/footnotes.xml><?xml version="1.0" encoding="utf-8"?>
-<w:footnotes xmlns:wpc="http://schemas.microsoft.com/office/word/2010/wordprocessingCanvas" xmlns:mc="http://schemas.openxmlformats.org/markup-compatibility/2006" xmlns:o="urn:schemas-microsoft-com:office:office" xmlns:r="http://schemas.openxmlformats.org/officeDocument/2006/relationships" xmlns:m="http://schemas.openxmlformats.org/officeDocument/2006/math" xmlns:v="urn:schemas-microsoft-com:vml" xmlns:wp14="http://schemas.microsoft.com/office/word/2010/wordprocessingDrawing" xmlns:wp="http://schemas.openxmlformats.org/drawingml/2006/wordprocessingDrawing" xmlns:w10="urn:schemas-microsoft-com:office:word" xmlns:w="http://schemas.openxmlformats.org/wordprocessingml/2006/main" xmlns:w14="http://schemas.microsoft.com/office/word/2010/wordml" xmlns:w15="http://schemas.microsoft.com/office/word/2012/wordml" xmlns:wpg="http://schemas.microsoft.com/office/word/2010/wordprocessingGroup" xmlns:wpi="http://schemas.microsoft.com/office/word/2010/wordprocessingInk" xmlns:wne="http://schemas.microsoft.com/office/word/2006/wordml" xmlns:wps="http://schemas.microsoft.com/office/word/2010/wordprocessingShape" mc:Ignorable="w14 w15 wp14">
+<w:footnotes xmlns:wpc="http://schemas.microsoft.com/office/word/2010/wordprocessingCanvas" xmlns:cx="http://schemas.microsoft.com/office/drawing/2014/chartex" xmlns:cx1="http://schemas.microsoft.com/office/drawing/2015/9/8/chartex" xmlns:cx2="http://schemas.microsoft.com/office/drawing/2015/10/21/chartex" xmlns:cx3="http://schemas.microsoft.com/office/drawing/2016/5/9/chartex" xmlns:cx4="http://schemas.microsoft.com/office/drawing/2016/5/10/chartex" xmlns:cx5="http://schemas.microsoft.com/office/drawing/2016/5/11/chartex" xmlns:cx6="http://schemas.microsoft.com/office/drawing/2016/5/12/chartex" xmlns:cx7="http://schemas.microsoft.com/office/drawing/2016/5/13/chartex" xmlns:cx8="http://schemas.microsoft.com/office/drawing/2016/5/14/chartex" xmlns:mc="http://schemas.openxmlformats.org/markup-compatibility/2006" xmlns:aink="http://schemas.microsoft.com/office/drawing/2016/ink" xmlns:am3d="http://schemas.microsoft.com/office/drawing/2017/model3d" xmlns:o="urn:schemas-microsoft-com:office:office" xmlns:oel="http://schemas.microsoft.com/office/2019/extlst" xmlns:r="http://schemas.openxmlformats.org/officeDocument/2006/relationships" xmlns:m="http://schemas.openxmlformats.org/officeDocument/2006/math" xmlns:v="urn:schemas-microsoft-com:vml" xmlns:wp14="http://schemas.microsoft.com/office/word/2010/wordprocessingDrawing" xmlns:wp="http://schemas.openxmlformats.org/drawingml/2006/wordprocessingDrawing" xmlns:w10="urn:schemas-microsoft-com:office:word" xmlns:w="http://schemas.openxmlformats.org/wordprocessingml/2006/main" xmlns:w14="http://schemas.microsoft.com/office/word/2010/wordml" xmlns:w15="http://schemas.microsoft.com/office/word/2012/wordml" xmlns:w16cex="http://schemas.microsoft.com/office/word/2018/wordml/cex" xmlns:w16cid="http://schemas.microsoft.com/office/word/2016/wordml/cid" xmlns:w16="http://schemas.microsoft.com/office/word/2018/wordml" xmlns:w16du="http://schemas.microsoft.com/office/word/2023/wordml/word16du" xmlns:w16sdtdh="http://schemas.microsoft.com/office/word/2020/wordml/sdtdatahash" xmlns:w16sdtfl="http://schemas.microsoft.com/office/word/2024/wordml/sdtformatlock" xmlns:w16se="http://schemas.microsoft.com/office/word/2015/wordml/symex" xmlns:wpg="http://schemas.microsoft.com/office/word/2010/wordprocessingGroup" xmlns:wpi="http://schemas.microsoft.com/office/word/2010/wordprocessingInk" xmlns:wne="http://schemas.microsoft.com/office/word/2006/wordml" xmlns:wps="http://schemas.microsoft.com/office/word/2010/wordprocessingShape" mc:Ignorable="w14 w15 w16se w16cid w16 w16cex w16sdtdh w16sdtfl w16du wp14">
   <w:footnote w:type="separator" w:id="-1">
     <w:p>
-      <w:pPr>
-        <w:spacing w:after="0" w:line="240" w:lineRule="auto"/>
-      </w:pPr>
-      <w:r>
-        <w:rPr>
-          <w:rStyle w:val="FootnoteReference"/>
-        </w:rPr>
-        <w:footnoteRef/>
-      </w:r>
       <w:r>
         <w:separator/>
       </w:r>
@@ -817,15 +2926,6 @@
   </w:footnote>
   <w:footnote w:type="continuationSeparator" w:id="0">
     <w:p>
-      <w:pPr>
-        <w:spacing w:after="0" w:line="240" w:lineRule="auto"/>
-      </w:pPr>
-      <w:r>
-        <w:rPr>
-          <w:rStyle w:val="FootnoteReference"/>
-        </w:rPr>
-        <w:footnoteRef/>
-      </w:r>
       <w:r>
         <w:continuationSeparator/>
       </w:r>
@@ -835,10 +2935,66 @@
 </file>
 
 <file path=word/numbering.xml><?xml version="1.0" encoding="utf-8"?>
-<w:numbering xmlns:wpc="http://schemas.microsoft.com/office/word/2010/wordprocessingCanvas" xmlns:mc="http://schemas.openxmlformats.org/markup-compatibility/2006" xmlns:o="urn:schemas-microsoft-com:office:office" xmlns:r="http://schemas.openxmlformats.org/officeDocument/2006/relationships" xmlns:m="http://schemas.openxmlformats.org/officeDocument/2006/math" xmlns:v="urn:schemas-microsoft-com:vml" xmlns:wp14="http://schemas.microsoft.com/office/word/2010/wordprocessingDrawing" xmlns:wp="http://schemas.openxmlformats.org/drawingml/2006/wordprocessingDrawing" xmlns:w10="urn:schemas-microsoft-com:office:word" xmlns:w="http://schemas.openxmlformats.org/wordprocessingml/2006/main" xmlns:w14="http://schemas.microsoft.com/office/word/2010/wordml" xmlns:w15="http://schemas.microsoft.com/office/word/2012/wordml" xmlns:wpg="http://schemas.microsoft.com/office/word/2010/wordprocessingGroup" xmlns:wpi="http://schemas.microsoft.com/office/word/2010/wordprocessingInk" xmlns:wne="http://schemas.microsoft.com/office/word/2006/wordml" xmlns:wps="http://schemas.microsoft.com/office/word/2010/wordprocessingShape" mc:Ignorable="w14 w15 wp14">
+<w:numbering xmlns:wpc="http://schemas.microsoft.com/office/word/2010/wordprocessingCanvas" xmlns:cx="http://schemas.microsoft.com/office/drawing/2014/chartex" xmlns:cx1="http://schemas.microsoft.com/office/drawing/2015/9/8/chartex" xmlns:cx2="http://schemas.microsoft.com/office/drawing/2015/10/21/chartex" xmlns:cx3="http://schemas.microsoft.com/office/drawing/2016/5/9/chartex" xmlns:cx4="http://schemas.microsoft.com/office/drawing/2016/5/10/chartex" xmlns:cx5="http://schemas.microsoft.com/office/drawing/2016/5/11/chartex" xmlns:cx6="http://schemas.microsoft.com/office/drawing/2016/5/12/chartex" xmlns:cx7="http://schemas.microsoft.com/office/drawing/2016/5/13/chartex" xmlns:cx8="http://schemas.microsoft.com/office/drawing/2016/5/14/chartex" xmlns:mc="http://schemas.openxmlformats.org/markup-compatibility/2006" xmlns:aink="http://schemas.microsoft.com/office/drawing/2016/ink" xmlns:am3d="http://schemas.microsoft.com/office/drawing/2017/model3d" xmlns:o="urn:schemas-microsoft-com:office:office" xmlns:oel="http://schemas.microsoft.com/office/2019/extlst" xmlns:r="http://schemas.openxmlformats.org/officeDocument/2006/relationships" xmlns:m="http://schemas.openxmlformats.org/officeDocument/2006/math" xmlns:v="urn:schemas-microsoft-com:vml" xmlns:wp14="http://schemas.microsoft.com/office/word/2010/wordprocessingDrawing" xmlns:wp="http://schemas.openxmlformats.org/drawingml/2006/wordprocessingDrawing" xmlns:w10="urn:schemas-microsoft-com:office:word" xmlns:w="http://schemas.openxmlformats.org/wordprocessingml/2006/main" xmlns:w14="http://schemas.microsoft.com/office/word/2010/wordml" xmlns:w15="http://schemas.microsoft.com/office/word/2012/wordml" xmlns:w16cex="http://schemas.microsoft.com/office/word/2018/wordml/cex" xmlns:w16cid="http://schemas.microsoft.com/office/word/2016/wordml/cid" xmlns:w16="http://schemas.microsoft.com/office/word/2018/wordml" xmlns:w16du="http://schemas.microsoft.com/office/word/2023/wordml/word16du" xmlns:w16sdtdh="http://schemas.microsoft.com/office/word/2020/wordml/sdtdatahash" xmlns:w16sdtfl="http://schemas.microsoft.com/office/word/2024/wordml/sdtformatlock" xmlns:w16se="http://schemas.microsoft.com/office/word/2015/wordml/symex" xmlns:wpg="http://schemas.microsoft.com/office/word/2010/wordprocessingGroup" xmlns:wpi="http://schemas.microsoft.com/office/word/2010/wordprocessingInk" xmlns:wne="http://schemas.microsoft.com/office/word/2006/wordml" xmlns:wps="http://schemas.microsoft.com/office/word/2010/wordprocessingShape" mc:Ignorable="w14 w15 w16se w16cid w16 w16cex w16sdtdh w16sdtfl w16du wp14">
+  <w:abstractNum w:abstractNumId="0" w15:restartNumberingAfterBreak="0">
+    <w:nsid w:val="0AED4BF9"/>
+    <w:multiLevelType w:val="hybridMultilevel"/>
+    <w:tmpl w:val="C7D4BCCA"/>
+    <w:lvl w:ilvl="0" w:tplc="418ACDD0">
+      <w:start w:val="1"/>
+      <w:numFmt w:val="bullet"/>
+      <w:lvlText w:val="•"/>
+      <w:lvlJc w:val="left"/>
+      <w:pPr>
+        <w:ind w:left="720" w:hanging="360"/>
+      </w:pPr>
+    </w:lvl>
+    <w:lvl w:ilvl="1" w:tplc="3DA686C0">
+      <w:numFmt w:val="decimal"/>
+      <w:lvlText w:val=""/>
+      <w:lvlJc w:val="left"/>
+    </w:lvl>
+    <w:lvl w:ilvl="2" w:tplc="F844F672">
+      <w:numFmt w:val="decimal"/>
+      <w:lvlText w:val=""/>
+      <w:lvlJc w:val="left"/>
+    </w:lvl>
+    <w:lvl w:ilvl="3" w:tplc="07FCC586">
+      <w:numFmt w:val="decimal"/>
+      <w:lvlText w:val=""/>
+      <w:lvlJc w:val="left"/>
+    </w:lvl>
+    <w:lvl w:ilvl="4" w:tplc="35686786">
+      <w:numFmt w:val="decimal"/>
+      <w:lvlText w:val=""/>
+      <w:lvlJc w:val="left"/>
+    </w:lvl>
+    <w:lvl w:ilvl="5" w:tplc="F57E738C">
+      <w:numFmt w:val="decimal"/>
+      <w:lvlText w:val=""/>
+      <w:lvlJc w:val="left"/>
+    </w:lvl>
+    <w:lvl w:ilvl="6" w:tplc="2E26B082">
+      <w:numFmt w:val="decimal"/>
+      <w:lvlText w:val=""/>
+      <w:lvlJc w:val="left"/>
+    </w:lvl>
+    <w:lvl w:ilvl="7" w:tplc="E9806AFC">
+      <w:numFmt w:val="decimal"/>
+      <w:lvlText w:val=""/>
+      <w:lvlJc w:val="left"/>
+    </w:lvl>
+    <w:lvl w:ilvl="8" w:tplc="AF9C9FC0">
+      <w:numFmt w:val="decimal"/>
+      <w:lvlText w:val=""/>
+      <w:lvlJc w:val="left"/>
+    </w:lvl>
+  </w:abstractNum>
   <w:abstractNum w:abstractNumId="1" w15:restartNumberingAfterBreak="0">
+    <w:nsid w:val="29F83E2C"/>
     <w:multiLevelType w:val="hybridMultilevel"/>
-    <w:lvl w:ilvl="0" w:tentative="1">
+    <w:tmpl w:val="9B3E4784"/>
+    <w:lvl w:ilvl="0" w:tplc="29AE3CE4" w:tentative="1">
       <w:start w:val="1"/>
       <w:numFmt w:val="bullet"/>
       <w:lvlText w:val="●"/>
@@ -847,7 +3003,7 @@
         <w:ind w:left="720" w:hanging="360"/>
       </w:pPr>
     </w:lvl>
-    <w:lvl w:ilvl="1" w:tentative="1">
+    <w:lvl w:ilvl="1" w:tplc="870C80C8" w:tentative="1">
       <w:start w:val="1"/>
       <w:numFmt w:val="bullet"/>
       <w:lvlText w:val="○"/>
@@ -856,7 +3012,7 @@
         <w:ind w:left="1440" w:hanging="360"/>
       </w:pPr>
     </w:lvl>
-    <w:lvl w:ilvl="2" w:tentative="1">
+    <w:lvl w:ilvl="2" w:tplc="1B2227A8" w:tentative="1">
       <w:start w:val="1"/>
       <w:numFmt w:val="bullet"/>
       <w:lvlText w:val="■"/>
@@ -865,7 +3021,7 @@
         <w:ind w:left="2160" w:hanging="360"/>
       </w:pPr>
     </w:lvl>
-    <w:lvl w:ilvl="3" w:tentative="1">
+    <w:lvl w:ilvl="3" w:tplc="D15AF252" w:tentative="1">
       <w:start w:val="1"/>
       <w:numFmt w:val="bullet"/>
       <w:lvlText w:val="●"/>
@@ -874,7 +3030,7 @@
         <w:ind w:left="2880" w:hanging="360"/>
       </w:pPr>
     </w:lvl>
-    <w:lvl w:ilvl="4" w:tentative="1">
+    <w:lvl w:ilvl="4" w:tplc="E03CEB20" w:tentative="1">
       <w:start w:val="1"/>
       <w:numFmt w:val="bullet"/>
       <w:lvlText w:val="○"/>
@@ -883,7 +3039,7 @@
         <w:ind w:left="3600" w:hanging="360"/>
       </w:pPr>
     </w:lvl>
-    <w:lvl w:ilvl="5" w:tentative="1">
+    <w:lvl w:ilvl="5" w:tplc="C2721FD2" w:tentative="1">
       <w:start w:val="1"/>
       <w:numFmt w:val="bullet"/>
       <w:lvlText w:val="■"/>
@@ -892,7 +3048,7 @@
         <w:ind w:left="4320" w:hanging="360"/>
       </w:pPr>
     </w:lvl>
-    <w:lvl w:ilvl="6" w:tentative="1">
+    <w:lvl w:ilvl="6" w:tplc="313C45B2" w:tentative="1">
       <w:start w:val="1"/>
       <w:numFmt w:val="bullet"/>
       <w:lvlText w:val="●"/>
@@ -901,7 +3057,7 @@
         <w:ind w:left="5040" w:hanging="360"/>
       </w:pPr>
     </w:lvl>
-    <w:lvl w:ilvl="7" w:tentative="1">
+    <w:lvl w:ilvl="7" w:tplc="0F1E3230" w:tentative="1">
       <w:start w:val="1"/>
       <w:numFmt w:val="bullet"/>
       <w:lvlText w:val="●"/>
@@ -910,7 +3066,7 @@
         <w:ind w:left="5760" w:hanging="360"/>
       </w:pPr>
     </w:lvl>
-    <w:lvl w:ilvl="8" w:tentative="1">
+    <w:lvl w:ilvl="8" w:tplc="BBA89C5A" w:tentative="1">
       <w:start w:val="1"/>
       <w:numFmt w:val="bullet"/>
       <w:lvlText w:val="●"/>
@@ -920,26 +3076,14 @@
       </w:pPr>
     </w:lvl>
   </w:abstractNum>
-  <w:abstractNum w:abstractNumId="2" w15:restartNumberingAfterBreak="0">
-    <w:multiLevelType w:val="hybridMultilevel"/>
-    <w:lvl w:ilvl="0" w:tentative="1">
-      <w:start w:val="1"/>
-      <w:numFmt w:val="bullet"/>
-      <w:lvlText w:val="•"/>
-      <w:lvlJc w:val="left"/>
-      <w:pPr>
-        <w:ind w:left="720" w:hanging="360"/>
-      </w:pPr>
-    </w:lvl>
-  </w:abstractNum>
-  <w:num w:numId="1">
+  <w:num w:numId="1" w16cid:durableId="2071926627">
     <w:abstractNumId w:val="1"/>
     <w:lvlOverride w:ilvl="0">
       <w:startOverride w:val="1"/>
     </w:lvlOverride>
   </w:num>
-  <w:num w:numId="2">
-    <w:abstractNumId w:val="2"/>
+  <w:num w:numId="2" w16cid:durableId="359283319">
+    <w:abstractNumId w:val="0"/>
     <w:lvlOverride w:ilvl="0">
       <w:startOverride w:val="1"/>
     </w:lvlOverride>
@@ -948,36 +3092,409 @@
 </file>
 
 <file path=word/styles.xml><?xml version="1.0" encoding="utf-8"?>
-<w:styles xmlns:mc="http://schemas.openxmlformats.org/markup-compatibility/2006" xmlns:r="http://schemas.openxmlformats.org/officeDocument/2006/relationships" xmlns:w="http://schemas.openxmlformats.org/wordprocessingml/2006/main" xmlns:w14="http://schemas.microsoft.com/office/word/2010/wordml" xmlns:w15="http://schemas.microsoft.com/office/word/2012/wordml" mc:Ignorable="w14 w15">
+<w:styles xmlns:mc="http://schemas.openxmlformats.org/markup-compatibility/2006" xmlns:r="http://schemas.openxmlformats.org/officeDocument/2006/relationships" xmlns:w="http://schemas.openxmlformats.org/wordprocessingml/2006/main" xmlns:w14="http://schemas.microsoft.com/office/word/2010/wordml" xmlns:w15="http://schemas.microsoft.com/office/word/2012/wordml" xmlns:w16cex="http://schemas.microsoft.com/office/word/2018/wordml/cex" xmlns:w16cid="http://schemas.microsoft.com/office/word/2016/wordml/cid" xmlns:w16="http://schemas.microsoft.com/office/word/2018/wordml" xmlns:w16du="http://schemas.microsoft.com/office/word/2023/wordml/word16du" xmlns:w16sdtdh="http://schemas.microsoft.com/office/word/2020/wordml/sdtdatahash" xmlns:w16sdtfl="http://schemas.microsoft.com/office/word/2024/wordml/sdtformatlock" xmlns:w16se="http://schemas.microsoft.com/office/word/2015/wordml/symex" mc:Ignorable="w14 w15 w16se w16cid w16 w16cex w16sdtdh w16sdtfl w16du">
   <w:docDefaults>
     <w:rPrDefault>
       <w:rPr>
-        <w:rFonts w:ascii="Calibri" w:cs="Calibri" w:eastAsia="Calibri" w:hAnsi="Calibri"/>
+        <w:rFonts w:ascii="Calibri" w:eastAsia="Calibri" w:hAnsi="Calibri" w:cs="Calibri"/>
         <w:sz w:val="22"/>
         <w:szCs w:val="22"/>
+        <w:lang w:val="en-US" w:eastAsia="en-US" w:bidi="ar-SA"/>
       </w:rPr>
     </w:rPrDefault>
     <w:pPrDefault/>
   </w:docDefaults>
-  <w:style w:type="paragraph" w:styleId="Normal" w:default="1">
+  <w:latentStyles w:defLockedState="0" w:defUIPriority="99" w:defSemiHidden="0" w:defUnhideWhenUsed="0" w:defQFormat="0" w:count="376">
+    <w:lsdException w:name="Normal" w:uiPriority="0" w:qFormat="1"/>
+    <w:lsdException w:name="heading 1" w:uiPriority="9" w:qFormat="1"/>
+    <w:lsdException w:name="heading 2" w:semiHidden="1" w:uiPriority="9" w:unhideWhenUsed="1" w:qFormat="1"/>
+    <w:lsdException w:name="heading 3" w:semiHidden="1" w:uiPriority="9" w:unhideWhenUsed="1" w:qFormat="1"/>
+    <w:lsdException w:name="heading 4" w:semiHidden="1" w:uiPriority="9" w:unhideWhenUsed="1" w:qFormat="1"/>
+    <w:lsdException w:name="heading 5" w:semiHidden="1" w:uiPriority="9" w:unhideWhenUsed="1" w:qFormat="1"/>
+    <w:lsdException w:name="heading 6" w:semiHidden="1" w:uiPriority="9" w:unhideWhenUsed="1" w:qFormat="1"/>
+    <w:lsdException w:name="heading 7" w:semiHidden="1" w:uiPriority="9" w:unhideWhenUsed="1" w:qFormat="1"/>
+    <w:lsdException w:name="heading 8" w:semiHidden="1" w:uiPriority="9" w:unhideWhenUsed="1" w:qFormat="1"/>
+    <w:lsdException w:name="heading 9" w:semiHidden="1" w:uiPriority="9" w:unhideWhenUsed="1" w:qFormat="1"/>
+    <w:lsdException w:name="index 1" w:semiHidden="1" w:unhideWhenUsed="1"/>
+    <w:lsdException w:name="index 2" w:semiHidden="1" w:unhideWhenUsed="1"/>
+    <w:lsdException w:name="index 3" w:semiHidden="1" w:unhideWhenUsed="1"/>
+    <w:lsdException w:name="index 4" w:semiHidden="1" w:unhideWhenUsed="1"/>
+    <w:lsdException w:name="index 5" w:semiHidden="1" w:unhideWhenUsed="1"/>
+    <w:lsdException w:name="index 6" w:semiHidden="1" w:unhideWhenUsed="1"/>
+    <w:lsdException w:name="index 7" w:semiHidden="1" w:unhideWhenUsed="1"/>
+    <w:lsdException w:name="index 8" w:semiHidden="1" w:unhideWhenUsed="1"/>
+    <w:lsdException w:name="index 9" w:semiHidden="1" w:unhideWhenUsed="1"/>
+    <w:lsdException w:name="toc 1" w:semiHidden="1" w:uiPriority="39" w:unhideWhenUsed="1"/>
+    <w:lsdException w:name="toc 2" w:semiHidden="1" w:uiPriority="39" w:unhideWhenUsed="1"/>
+    <w:lsdException w:name="toc 3" w:semiHidden="1" w:uiPriority="39" w:unhideWhenUsed="1"/>
+    <w:lsdException w:name="toc 4" w:semiHidden="1" w:uiPriority="39" w:unhideWhenUsed="1"/>
+    <w:lsdException w:name="toc 5" w:semiHidden="1" w:uiPriority="39" w:unhideWhenUsed="1"/>
+    <w:lsdException w:name="toc 6" w:semiHidden="1" w:uiPriority="39" w:unhideWhenUsed="1"/>
+    <w:lsdException w:name="toc 7" w:semiHidden="1" w:uiPriority="39" w:unhideWhenUsed="1"/>
+    <w:lsdException w:name="toc 8" w:semiHidden="1" w:uiPriority="39" w:unhideWhenUsed="1"/>
+    <w:lsdException w:name="toc 9" w:semiHidden="1" w:uiPriority="39" w:unhideWhenUsed="1"/>
+    <w:lsdException w:name="Normal Indent" w:semiHidden="1" w:unhideWhenUsed="1"/>
+    <w:lsdException w:name="footnote text" w:semiHidden="1" w:unhideWhenUsed="1"/>
+    <w:lsdException w:name="annotation text" w:semiHidden="1" w:unhideWhenUsed="1"/>
+    <w:lsdException w:name="header" w:semiHidden="1" w:unhideWhenUsed="1"/>
+    <w:lsdException w:name="footer" w:semiHidden="1" w:unhideWhenUsed="1"/>
+    <w:lsdException w:name="index heading" w:semiHidden="1" w:unhideWhenUsed="1"/>
+    <w:lsdException w:name="caption" w:semiHidden="1" w:uiPriority="35" w:unhideWhenUsed="1" w:qFormat="1"/>
+    <w:lsdException w:name="table of figures" w:semiHidden="1" w:unhideWhenUsed="1"/>
+    <w:lsdException w:name="envelope address" w:semiHidden="1" w:unhideWhenUsed="1"/>
+    <w:lsdException w:name="envelope return" w:semiHidden="1" w:unhideWhenUsed="1"/>
+    <w:lsdException w:name="footnote reference" w:semiHidden="1" w:unhideWhenUsed="1"/>
+    <w:lsdException w:name="annotation reference" w:semiHidden="1" w:unhideWhenUsed="1"/>
+    <w:lsdException w:name="line number" w:semiHidden="1" w:unhideWhenUsed="1"/>
+    <w:lsdException w:name="page number" w:semiHidden="1" w:unhideWhenUsed="1"/>
+    <w:lsdException w:name="endnote reference" w:semiHidden="1" w:unhideWhenUsed="1"/>
+    <w:lsdException w:name="endnote text" w:semiHidden="1" w:unhideWhenUsed="1"/>
+    <w:lsdException w:name="table of authorities" w:semiHidden="1" w:unhideWhenUsed="1"/>
+    <w:lsdException w:name="macro" w:semiHidden="1" w:unhideWhenUsed="1"/>
+    <w:lsdException w:name="toa heading" w:semiHidden="1" w:unhideWhenUsed="1"/>
+    <w:lsdException w:name="List" w:semiHidden="1" w:unhideWhenUsed="1"/>
+    <w:lsdException w:name="List Bullet" w:semiHidden="1" w:unhideWhenUsed="1"/>
+    <w:lsdException w:name="List Number" w:semiHidden="1" w:unhideWhenUsed="1"/>
+    <w:lsdException w:name="List 2" w:semiHidden="1" w:unhideWhenUsed="1"/>
+    <w:lsdException w:name="List 3" w:semiHidden="1" w:unhideWhenUsed="1"/>
+    <w:lsdException w:name="List 4" w:semiHidden="1" w:unhideWhenUsed="1"/>
+    <w:lsdException w:name="List 5" w:semiHidden="1" w:unhideWhenUsed="1"/>
+    <w:lsdException w:name="List Bullet 2" w:semiHidden="1" w:unhideWhenUsed="1"/>
+    <w:lsdException w:name="List Bullet 3" w:semiHidden="1" w:unhideWhenUsed="1"/>
+    <w:lsdException w:name="List Bullet 4" w:semiHidden="1" w:unhideWhenUsed="1"/>
+    <w:lsdException w:name="List Bullet 5" w:semiHidden="1" w:unhideWhenUsed="1"/>
+    <w:lsdException w:name="List Number 2" w:semiHidden="1" w:unhideWhenUsed="1"/>
+    <w:lsdException w:name="List Number 3" w:semiHidden="1" w:unhideWhenUsed="1"/>
+    <w:lsdException w:name="List Number 4" w:semiHidden="1" w:unhideWhenUsed="1"/>
+    <w:lsdException w:name="List Number 5" w:semiHidden="1" w:unhideWhenUsed="1"/>
+    <w:lsdException w:name="Title" w:uiPriority="10" w:qFormat="1"/>
+    <w:lsdException w:name="Closing" w:semiHidden="1" w:unhideWhenUsed="1"/>
+    <w:lsdException w:name="Signature" w:semiHidden="1" w:unhideWhenUsed="1"/>
+    <w:lsdException w:name="Default Paragraph Font" w:semiHidden="1" w:uiPriority="1" w:unhideWhenUsed="1"/>
+    <w:lsdException w:name="Body Text" w:semiHidden="1" w:unhideWhenUsed="1"/>
+    <w:lsdException w:name="Body Text Indent" w:semiHidden="1" w:unhideWhenUsed="1"/>
+    <w:lsdException w:name="List Continue" w:semiHidden="1" w:unhideWhenUsed="1"/>
+    <w:lsdException w:name="List Continue 2" w:semiHidden="1" w:unhideWhenUsed="1"/>
+    <w:lsdException w:name="List Continue 3" w:semiHidden="1" w:unhideWhenUsed="1"/>
+    <w:lsdException w:name="List Continue 4" w:semiHidden="1" w:unhideWhenUsed="1"/>
+    <w:lsdException w:name="List Continue 5" w:semiHidden="1" w:unhideWhenUsed="1"/>
+    <w:lsdException w:name="Message Header" w:semiHidden="1" w:unhideWhenUsed="1"/>
+    <w:lsdException w:name="Subtitle" w:uiPriority="11" w:qFormat="1"/>
+    <w:lsdException w:name="Salutation" w:semiHidden="1" w:unhideWhenUsed="1"/>
+    <w:lsdException w:name="Date" w:semiHidden="1" w:unhideWhenUsed="1"/>
+    <w:lsdException w:name="Body Text First Indent" w:semiHidden="1" w:unhideWhenUsed="1"/>
+    <w:lsdException w:name="Body Text First Indent 2" w:semiHidden="1" w:unhideWhenUsed="1"/>
+    <w:lsdException w:name="Note Heading" w:semiHidden="1" w:unhideWhenUsed="1"/>
+    <w:lsdException w:name="Body Text 2" w:semiHidden="1" w:unhideWhenUsed="1"/>
+    <w:lsdException w:name="Body Text 3" w:semiHidden="1" w:unhideWhenUsed="1"/>
+    <w:lsdException w:name="Body Text Indent 2" w:semiHidden="1" w:unhideWhenUsed="1"/>
+    <w:lsdException w:name="Body Text Indent 3" w:semiHidden="1" w:unhideWhenUsed="1"/>
+    <w:lsdException w:name="Block Text" w:semiHidden="1" w:unhideWhenUsed="1"/>
+    <w:lsdException w:name="Hyperlink" w:semiHidden="1" w:unhideWhenUsed="1"/>
+    <w:lsdException w:name="FollowedHyperlink" w:semiHidden="1" w:unhideWhenUsed="1"/>
+    <w:lsdException w:name="Strong" w:uiPriority="22" w:qFormat="1"/>
+    <w:lsdException w:name="Emphasis" w:uiPriority="20" w:qFormat="1"/>
+    <w:lsdException w:name="Document Map" w:semiHidden="1" w:unhideWhenUsed="1"/>
+    <w:lsdException w:name="Plain Text" w:semiHidden="1" w:unhideWhenUsed="1"/>
+    <w:lsdException w:name="E-mail Signature" w:semiHidden="1" w:unhideWhenUsed="1"/>
+    <w:lsdException w:name="HTML Top of Form" w:semiHidden="1" w:unhideWhenUsed="1"/>
+    <w:lsdException w:name="HTML Bottom of Form" w:semiHidden="1" w:unhideWhenUsed="1"/>
+    <w:lsdException w:name="Normal (Web)" w:semiHidden="1" w:unhideWhenUsed="1"/>
+    <w:lsdException w:name="HTML Acronym" w:semiHidden="1" w:unhideWhenUsed="1"/>
+    <w:lsdException w:name="HTML Address" w:semiHidden="1" w:unhideWhenUsed="1"/>
+    <w:lsdException w:name="HTML Cite" w:semiHidden="1" w:unhideWhenUsed="1"/>
+    <w:lsdException w:name="HTML Code" w:semiHidden="1" w:unhideWhenUsed="1"/>
+    <w:lsdException w:name="HTML Definition" w:semiHidden="1" w:unhideWhenUsed="1"/>
+    <w:lsdException w:name="HTML Keyboard" w:semiHidden="1" w:unhideWhenUsed="1"/>
+    <w:lsdException w:name="HTML Preformatted" w:semiHidden="1" w:unhideWhenUsed="1"/>
+    <w:lsdException w:name="HTML Sample" w:semiHidden="1" w:unhideWhenUsed="1"/>
+    <w:lsdException w:name="HTML Typewriter" w:semiHidden="1" w:unhideWhenUsed="1"/>
+    <w:lsdException w:name="HTML Variable" w:semiHidden="1" w:unhideWhenUsed="1"/>
+    <w:lsdException w:name="Normal Table" w:semiHidden="1" w:unhideWhenUsed="1"/>
+    <w:lsdException w:name="annotation subject" w:semiHidden="1" w:unhideWhenUsed="1"/>
+    <w:lsdException w:name="No List" w:semiHidden="1" w:unhideWhenUsed="1"/>
+    <w:lsdException w:name="Outline List 1" w:semiHidden="1" w:unhideWhenUsed="1"/>
+    <w:lsdException w:name="Outline List 2" w:semiHidden="1" w:unhideWhenUsed="1"/>
+    <w:lsdException w:name="Outline List 3" w:semiHidden="1" w:unhideWhenUsed="1"/>
+    <w:lsdException w:name="Table Simple 1" w:semiHidden="1" w:unhideWhenUsed="1"/>
+    <w:lsdException w:name="Table Simple 2" w:semiHidden="1" w:unhideWhenUsed="1"/>
+    <w:lsdException w:name="Table Simple 3" w:semiHidden="1" w:unhideWhenUsed="1"/>
+    <w:lsdException w:name="Table Classic 1" w:semiHidden="1" w:unhideWhenUsed="1"/>
+    <w:lsdException w:name="Table Classic 2" w:semiHidden="1" w:unhideWhenUsed="1"/>
+    <w:lsdException w:name="Table Classic 3" w:semiHidden="1" w:unhideWhenUsed="1"/>
+    <w:lsdException w:name="Table Classic 4" w:semiHidden="1" w:unhideWhenUsed="1"/>
+    <w:lsdException w:name="Table Colorful 1" w:semiHidden="1" w:unhideWhenUsed="1"/>
+    <w:lsdException w:name="Table Colorful 2" w:semiHidden="1" w:unhideWhenUsed="1"/>
+    <w:lsdException w:name="Table Colorful 3" w:semiHidden="1" w:unhideWhenUsed="1"/>
+    <w:lsdException w:name="Table Columns 1" w:semiHidden="1" w:unhideWhenUsed="1"/>
+    <w:lsdException w:name="Table Columns 2" w:semiHidden="1" w:unhideWhenUsed="1"/>
+    <w:lsdException w:name="Table Columns 3" w:semiHidden="1" w:unhideWhenUsed="1"/>
+    <w:lsdException w:name="Table Columns 4" w:semiHidden="1" w:unhideWhenUsed="1"/>
+    <w:lsdException w:name="Table Columns 5" w:semiHidden="1" w:unhideWhenUsed="1"/>
+    <w:lsdException w:name="Table Grid 1" w:semiHidden="1" w:unhideWhenUsed="1"/>
+    <w:lsdException w:name="Table Grid 2" w:semiHidden="1" w:unhideWhenUsed="1"/>
+    <w:lsdException w:name="Table Grid 3" w:semiHidden="1" w:unhideWhenUsed="1"/>
+    <w:lsdException w:name="Table Grid 4" w:semiHidden="1" w:unhideWhenUsed="1"/>
+    <w:lsdException w:name="Table Grid 5" w:semiHidden="1" w:unhideWhenUsed="1"/>
+    <w:lsdException w:name="Table Grid 6" w:semiHidden="1" w:unhideWhenUsed="1"/>
+    <w:lsdException w:name="Table Grid 7" w:semiHidden="1" w:unhideWhenUsed="1"/>
+    <w:lsdException w:name="Table Grid 8" w:semiHidden="1" w:unhideWhenUsed="1"/>
+    <w:lsdException w:name="Table List 1" w:semiHidden="1" w:unhideWhenUsed="1"/>
+    <w:lsdException w:name="Table List 2" w:semiHidden="1" w:unhideWhenUsed="1"/>
+    <w:lsdException w:name="Table List 3" w:semiHidden="1" w:unhideWhenUsed="1"/>
+    <w:lsdException w:name="Table List 4" w:semiHidden="1" w:unhideWhenUsed="1"/>
+    <w:lsdException w:name="Table List 5" w:semiHidden="1" w:unhideWhenUsed="1"/>
+    <w:lsdException w:name="Table List 6" w:semiHidden="1" w:unhideWhenUsed="1"/>
+    <w:lsdException w:name="Table List 7" w:semiHidden="1" w:unhideWhenUsed="1"/>
+    <w:lsdException w:name="Table List 8" w:semiHidden="1" w:unhideWhenUsed="1"/>
+    <w:lsdException w:name="Table 3D effects 1" w:semiHidden="1" w:unhideWhenUsed="1"/>
+    <w:lsdException w:name="Table 3D effects 2" w:semiHidden="1" w:unhideWhenUsed="1"/>
+    <w:lsdException w:name="Table 3D effects 3" w:semiHidden="1" w:unhideWhenUsed="1"/>
+    <w:lsdException w:name="Table Contemporary" w:semiHidden="1" w:unhideWhenUsed="1"/>
+    <w:lsdException w:name="Table Elegant" w:semiHidden="1" w:unhideWhenUsed="1"/>
+    <w:lsdException w:name="Table Professional" w:semiHidden="1" w:unhideWhenUsed="1"/>
+    <w:lsdException w:name="Table Subtle 1" w:semiHidden="1" w:unhideWhenUsed="1"/>
+    <w:lsdException w:name="Table Subtle 2" w:semiHidden="1" w:unhideWhenUsed="1"/>
+    <w:lsdException w:name="Table Web 1" w:semiHidden="1" w:unhideWhenUsed="1"/>
+    <w:lsdException w:name="Table Web 2" w:semiHidden="1" w:unhideWhenUsed="1"/>
+    <w:lsdException w:name="Table Web 3" w:semiHidden="1" w:unhideWhenUsed="1"/>
+    <w:lsdException w:name="Balloon Text" w:semiHidden="1" w:unhideWhenUsed="1"/>
+    <w:lsdException w:name="Table Grid" w:uiPriority="39"/>
+    <w:lsdException w:name="Table Theme" w:semiHidden="1" w:unhideWhenUsed="1"/>
+    <w:lsdException w:name="Placeholder Text" w:semiHidden="1"/>
+    <w:lsdException w:name="No Spacing" w:uiPriority="1" w:qFormat="1"/>
+    <w:lsdException w:name="Light Shading" w:uiPriority="60"/>
+    <w:lsdException w:name="Light List" w:uiPriority="61"/>
+    <w:lsdException w:name="Light Grid" w:uiPriority="62"/>
+    <w:lsdException w:name="Medium Shading 1" w:uiPriority="63"/>
+    <w:lsdException w:name="Medium Shading 2" w:uiPriority="64"/>
+    <w:lsdException w:name="Medium List 1" w:uiPriority="65"/>
+    <w:lsdException w:name="Medium List 2" w:uiPriority="66"/>
+    <w:lsdException w:name="Medium Grid 1" w:uiPriority="67"/>
+    <w:lsdException w:name="Medium Grid 2" w:uiPriority="68"/>
+    <w:lsdException w:name="Medium Grid 3" w:uiPriority="69"/>
+    <w:lsdException w:name="Dark List" w:uiPriority="70"/>
+    <w:lsdException w:name="Colorful Shading" w:uiPriority="71"/>
+    <w:lsdException w:name="Colorful List" w:uiPriority="72"/>
+    <w:lsdException w:name="Colorful Grid" w:uiPriority="73"/>
+    <w:lsdException w:name="Light Shading Accent 1" w:uiPriority="60"/>
+    <w:lsdException w:name="Light List Accent 1" w:uiPriority="61"/>
+    <w:lsdException w:name="Light Grid Accent 1" w:uiPriority="62"/>
+    <w:lsdException w:name="Medium Shading 1 Accent 1" w:uiPriority="63"/>
+    <w:lsdException w:name="Medium Shading 2 Accent 1" w:uiPriority="64"/>
+    <w:lsdException w:name="Medium List 1 Accent 1" w:uiPriority="65"/>
+    <w:lsdException w:name="Revision" w:semiHidden="1"/>
+    <w:lsdException w:name="List Paragraph" w:uiPriority="34" w:qFormat="1"/>
+    <w:lsdException w:name="Quote" w:uiPriority="29" w:qFormat="1"/>
+    <w:lsdException w:name="Intense Quote" w:uiPriority="30" w:qFormat="1"/>
+    <w:lsdException w:name="Medium List 2 Accent 1" w:uiPriority="66"/>
+    <w:lsdException w:name="Medium Grid 1 Accent 1" w:uiPriority="67"/>
+    <w:lsdException w:name="Medium Grid 2 Accent 1" w:uiPriority="68"/>
+    <w:lsdException w:name="Medium Grid 3 Accent 1" w:uiPriority="69"/>
+    <w:lsdException w:name="Dark List Accent 1" w:uiPriority="70"/>
+    <w:lsdException w:name="Colorful Shading Accent 1" w:uiPriority="71"/>
+    <w:lsdException w:name="Colorful List Accent 1" w:uiPriority="72"/>
+    <w:lsdException w:name="Colorful Grid Accent 1" w:uiPriority="73"/>
+    <w:lsdException w:name="Light Shading Accent 2" w:uiPriority="60"/>
+    <w:lsdException w:name="Light List Accent 2" w:uiPriority="61"/>
+    <w:lsdException w:name="Light Grid Accent 2" w:uiPriority="62"/>
+    <w:lsdException w:name="Medium Shading 1 Accent 2" w:uiPriority="63"/>
+    <w:lsdException w:name="Medium Shading 2 Accent 2" w:uiPriority="64"/>
+    <w:lsdException w:name="Medium List 1 Accent 2" w:uiPriority="65"/>
+    <w:lsdException w:name="Medium List 2 Accent 2" w:uiPriority="66"/>
+    <w:lsdException w:name="Medium Grid 1 Accent 2" w:uiPriority="67"/>
+    <w:lsdException w:name="Medium Grid 2 Accent 2" w:uiPriority="68"/>
+    <w:lsdException w:name="Medium Grid 3 Accent 2" w:uiPriority="69"/>
+    <w:lsdException w:name="Dark List Accent 2" w:uiPriority="70"/>
+    <w:lsdException w:name="Colorful Shading Accent 2" w:uiPriority="71"/>
+    <w:lsdException w:name="Colorful List Accent 2" w:uiPriority="72"/>
+    <w:lsdException w:name="Colorful Grid Accent 2" w:uiPriority="73"/>
+    <w:lsdException w:name="Light Shading Accent 3" w:uiPriority="60"/>
+    <w:lsdException w:name="Light List Accent 3" w:uiPriority="61"/>
+    <w:lsdException w:name="Light Grid Accent 3" w:uiPriority="62"/>
+    <w:lsdException w:name="Medium Shading 1 Accent 3" w:uiPriority="63"/>
+    <w:lsdException w:name="Medium Shading 2 Accent 3" w:uiPriority="64"/>
+    <w:lsdException w:name="Medium List 1 Accent 3" w:uiPriority="65"/>
+    <w:lsdException w:name="Medium List 2 Accent 3" w:uiPriority="66"/>
+    <w:lsdException w:name="Medium Grid 1 Accent 3" w:uiPriority="67"/>
+    <w:lsdException w:name="Medium Grid 2 Accent 3" w:uiPriority="68"/>
+    <w:lsdException w:name="Medium Grid 3 Accent 3" w:uiPriority="69"/>
+    <w:lsdException w:name="Dark List Accent 3" w:uiPriority="70"/>
+    <w:lsdException w:name="Colorful Shading Accent 3" w:uiPriority="71"/>
+    <w:lsdException w:name="Colorful List Accent 3" w:uiPriority="72"/>
+    <w:lsdException w:name="Colorful Grid Accent 3" w:uiPriority="73"/>
+    <w:lsdException w:name="Light Shading Accent 4" w:uiPriority="60"/>
+    <w:lsdException w:name="Light List Accent 4" w:uiPriority="61"/>
+    <w:lsdException w:name="Light Grid Accent 4" w:uiPriority="62"/>
+    <w:lsdException w:name="Medium Shading 1 Accent 4" w:uiPriority="63"/>
+    <w:lsdException w:name="Medium Shading 2 Accent 4" w:uiPriority="64"/>
+    <w:lsdException w:name="Medium List 1 Accent 4" w:uiPriority="65"/>
+    <w:lsdException w:name="Medium List 2 Accent 4" w:uiPriority="66"/>
+    <w:lsdException w:name="Medium Grid 1 Accent 4" w:uiPriority="67"/>
+    <w:lsdException w:name="Medium Grid 2 Accent 4" w:uiPriority="68"/>
+    <w:lsdException w:name="Medium Grid 3 Accent 4" w:uiPriority="69"/>
+    <w:lsdException w:name="Dark List Accent 4" w:uiPriority="70"/>
+    <w:lsdException w:name="Colorful Shading Accent 4" w:uiPriority="71"/>
+    <w:lsdException w:name="Colorful List Accent 4" w:uiPriority="72"/>
+    <w:lsdException w:name="Colorful Grid Accent 4" w:uiPriority="73"/>
+    <w:lsdException w:name="Light Shading Accent 5" w:uiPriority="60"/>
+    <w:lsdException w:name="Light List Accent 5" w:uiPriority="61"/>
+    <w:lsdException w:name="Light Grid Accent 5" w:uiPriority="62"/>
+    <w:lsdException w:name="Medium Shading 1 Accent 5" w:uiPriority="63"/>
+    <w:lsdException w:name="Medium Shading 2 Accent 5" w:uiPriority="64"/>
+    <w:lsdException w:name="Medium List 1 Accent 5" w:uiPriority="65"/>
+    <w:lsdException w:name="Medium List 2 Accent 5" w:uiPriority="66"/>
+    <w:lsdException w:name="Medium Grid 1 Accent 5" w:uiPriority="67"/>
+    <w:lsdException w:name="Medium Grid 2 Accent 5" w:uiPriority="68"/>
+    <w:lsdException w:name="Medium Grid 3 Accent 5" w:uiPriority="69"/>
+    <w:lsdException w:name="Dark List Accent 5" w:uiPriority="70"/>
+    <w:lsdException w:name="Colorful Shading Accent 5" w:uiPriority="71"/>
+    <w:lsdException w:name="Colorful List Accent 5" w:uiPriority="72"/>
+    <w:lsdException w:name="Colorful Grid Accent 5" w:uiPriority="73"/>
+    <w:lsdException w:name="Light Shading Accent 6" w:uiPriority="60"/>
+    <w:lsdException w:name="Light List Accent 6" w:uiPriority="61"/>
+    <w:lsdException w:name="Light Grid Accent 6" w:uiPriority="62"/>
+    <w:lsdException w:name="Medium Shading 1 Accent 6" w:uiPriority="63"/>
+    <w:lsdException w:name="Medium Shading 2 Accent 6" w:uiPriority="64"/>
+    <w:lsdException w:name="Medium List 1 Accent 6" w:uiPriority="65"/>
+    <w:lsdException w:name="Medium List 2 Accent 6" w:uiPriority="66"/>
+    <w:lsdException w:name="Medium Grid 1 Accent 6" w:uiPriority="67"/>
+    <w:lsdException w:name="Medium Grid 2 Accent 6" w:uiPriority="68"/>
+    <w:lsdException w:name="Medium Grid 3 Accent 6" w:uiPriority="69"/>
+    <w:lsdException w:name="Dark List Accent 6" w:uiPriority="70"/>
+    <w:lsdException w:name="Colorful Shading Accent 6" w:uiPriority="71"/>
+    <w:lsdException w:name="Colorful List Accent 6" w:uiPriority="72"/>
+    <w:lsdException w:name="Colorful Grid Accent 6" w:uiPriority="73"/>
+    <w:lsdException w:name="Subtle Emphasis" w:uiPriority="19" w:qFormat="1"/>
+    <w:lsdException w:name="Intense Emphasis" w:uiPriority="21" w:qFormat="1"/>
+    <w:lsdException w:name="Subtle Reference" w:uiPriority="31" w:qFormat="1"/>
+    <w:lsdException w:name="Intense Reference" w:uiPriority="32" w:qFormat="1"/>
+    <w:lsdException w:name="Book Title" w:uiPriority="33" w:qFormat="1"/>
+    <w:lsdException w:name="Bibliography" w:semiHidden="1" w:uiPriority="37" w:unhideWhenUsed="1"/>
+    <w:lsdException w:name="TOC Heading" w:semiHidden="1" w:uiPriority="39" w:unhideWhenUsed="1" w:qFormat="1"/>
+    <w:lsdException w:name="Plain Table 1" w:uiPriority="41"/>
+    <w:lsdException w:name="Plain Table 2" w:uiPriority="42"/>
+    <w:lsdException w:name="Plain Table 3" w:uiPriority="43"/>
+    <w:lsdException w:name="Plain Table 4" w:uiPriority="44"/>
+    <w:lsdException w:name="Plain Table 5" w:uiPriority="45"/>
+    <w:lsdException w:name="Grid Table Light" w:uiPriority="40"/>
+    <w:lsdException w:name="Grid Table 1 Light" w:uiPriority="46"/>
+    <w:lsdException w:name="Grid Table 2" w:uiPriority="47"/>
+    <w:lsdException w:name="Grid Table 3" w:uiPriority="48"/>
+    <w:lsdException w:name="Grid Table 4" w:uiPriority="49"/>
+    <w:lsdException w:name="Grid Table 5 Dark" w:uiPriority="50"/>
+    <w:lsdException w:name="Grid Table 6 Colorful" w:uiPriority="51"/>
+    <w:lsdException w:name="Grid Table 7 Colorful" w:uiPriority="52"/>
+    <w:lsdException w:name="Grid Table 1 Light Accent 1" w:uiPriority="46"/>
+    <w:lsdException w:name="Grid Table 2 Accent 1" w:uiPriority="47"/>
+    <w:lsdException w:name="Grid Table 3 Accent 1" w:uiPriority="48"/>
+    <w:lsdException w:name="Grid Table 4 Accent 1" w:uiPriority="49"/>
+    <w:lsdException w:name="Grid Table 5 Dark Accent 1" w:uiPriority="50"/>
+    <w:lsdException w:name="Grid Table 6 Colorful Accent 1" w:uiPriority="51"/>
+    <w:lsdException w:name="Grid Table 7 Colorful Accent 1" w:uiPriority="52"/>
+    <w:lsdException w:name="Grid Table 1 Light Accent 2" w:uiPriority="46"/>
+    <w:lsdException w:name="Grid Table 2 Accent 2" w:uiPriority="47"/>
+    <w:lsdException w:name="Grid Table 3 Accent 2" w:uiPriority="48"/>
+    <w:lsdException w:name="Grid Table 4 Accent 2" w:uiPriority="49"/>
+    <w:lsdException w:name="Grid Table 5 Dark Accent 2" w:uiPriority="50"/>
+    <w:lsdException w:name="Grid Table 6 Colorful Accent 2" w:uiPriority="51"/>
+    <w:lsdException w:name="Grid Table 7 Colorful Accent 2" w:uiPriority="52"/>
+    <w:lsdException w:name="Grid Table 1 Light Accent 3" w:uiPriority="46"/>
+    <w:lsdException w:name="Grid Table 2 Accent 3" w:uiPriority="47"/>
+    <w:lsdException w:name="Grid Table 3 Accent 3" w:uiPriority="48"/>
+    <w:lsdException w:name="Grid Table 4 Accent 3" w:uiPriority="49"/>
+    <w:lsdException w:name="Grid Table 5 Dark Accent 3" w:uiPriority="50"/>
+    <w:lsdException w:name="Grid Table 6 Colorful Accent 3" w:uiPriority="51"/>
+    <w:lsdException w:name="Grid Table 7 Colorful Accent 3" w:uiPriority="52"/>
+    <w:lsdException w:name="Grid Table 1 Light Accent 4" w:uiPriority="46"/>
+    <w:lsdException w:name="Grid Table 2 Accent 4" w:uiPriority="47"/>
+    <w:lsdException w:name="Grid Table 3 Accent 4" w:uiPriority="48"/>
+    <w:lsdException w:name="Grid Table 4 Accent 4" w:uiPriority="49"/>
+    <w:lsdException w:name="Grid Table 5 Dark Accent 4" w:uiPriority="50"/>
+    <w:lsdException w:name="Grid Table 6 Colorful Accent 4" w:uiPriority="51"/>
+    <w:lsdException w:name="Grid Table 7 Colorful Accent 4" w:uiPriority="52"/>
+    <w:lsdException w:name="Grid Table 1 Light Accent 5" w:uiPriority="46"/>
+    <w:lsdException w:name="Grid Table 2 Accent 5" w:uiPriority="47"/>
+    <w:lsdException w:name="Grid Table 3 Accent 5" w:uiPriority="48"/>
+    <w:lsdException w:name="Grid Table 4 Accent 5" w:uiPriority="49"/>
+    <w:lsdException w:name="Grid Table 5 Dark Accent 5" w:uiPriority="50"/>
+    <w:lsdException w:name="Grid Table 6 Colorful Accent 5" w:uiPriority="51"/>
+    <w:lsdException w:name="Grid Table 7 Colorful Accent 5" w:uiPriority="52"/>
+    <w:lsdException w:name="Grid Table 1 Light Accent 6" w:uiPriority="46"/>
+    <w:lsdException w:name="Grid Table 2 Accent 6" w:uiPriority="47"/>
+    <w:lsdException w:name="Grid Table 3 Accent 6" w:uiPriority="48"/>
+    <w:lsdException w:name="Grid Table 4 Accent 6" w:uiPriority="49"/>
+    <w:lsdException w:name="Grid Table 5 Dark Accent 6" w:uiPriority="50"/>
+    <w:lsdException w:name="Grid Table 6 Colorful Accent 6" w:uiPriority="51"/>
+    <w:lsdException w:name="Grid Table 7 Colorful Accent 6" w:uiPriority="52"/>
+    <w:lsdException w:name="List Table 1 Light" w:uiPriority="46"/>
+    <w:lsdException w:name="List Table 2" w:uiPriority="47"/>
+    <w:lsdException w:name="List Table 3" w:uiPriority="48"/>
+    <w:lsdException w:name="List Table 4" w:uiPriority="49"/>
+    <w:lsdException w:name="List Table 5 Dark" w:uiPriority="50"/>
+    <w:lsdException w:name="List Table 6 Colorful" w:uiPriority="51"/>
+    <w:lsdException w:name="List Table 7 Colorful" w:uiPriority="52"/>
+    <w:lsdException w:name="List Table 1 Light Accent 1" w:uiPriority="46"/>
+    <w:lsdException w:name="List Table 2 Accent 1" w:uiPriority="47"/>
+    <w:lsdException w:name="List Table 3 Accent 1" w:uiPriority="48"/>
+    <w:lsdException w:name="List Table 4 Accent 1" w:uiPriority="49"/>
+    <w:lsdException w:name="List Table 5 Dark Accent 1" w:uiPriority="50"/>
+    <w:lsdException w:name="List Table 6 Colorful Accent 1" w:uiPriority="51"/>
+    <w:lsdException w:name="List Table 7 Colorful Accent 1" w:uiPriority="52"/>
+    <w:lsdException w:name="List Table 1 Light Accent 2" w:uiPriority="46"/>
+    <w:lsdException w:name="List Table 2 Accent 2" w:uiPriority="47"/>
+    <w:lsdException w:name="List Table 3 Accent 2" w:uiPriority="48"/>
+    <w:lsdException w:name="List Table 4 Accent 2" w:uiPriority="49"/>
+    <w:lsdException w:name="List Table 5 Dark Accent 2" w:uiPriority="50"/>
+    <w:lsdException w:name="List Table 6 Colorful Accent 2" w:uiPriority="51"/>
+    <w:lsdException w:name="List Table 7 Colorful Accent 2" w:uiPriority="52"/>
+    <w:lsdException w:name="List Table 1 Light Accent 3" w:uiPriority="46"/>
+    <w:lsdException w:name="List Table 2 Accent 3" w:uiPriority="47"/>
+    <w:lsdException w:name="List Table 3 Accent 3" w:uiPriority="48"/>
+    <w:lsdException w:name="List Table 4 Accent 3" w:uiPriority="49"/>
+    <w:lsdException w:name="List Table 5 Dark Accent 3" w:uiPriority="50"/>
+    <w:lsdException w:name="List Table 6 Colorful Accent 3" w:uiPriority="51"/>
+    <w:lsdException w:name="List Table 7 Colorful Accent 3" w:uiPriority="52"/>
+    <w:lsdException w:name="List Table 1 Light Accent 4" w:uiPriority="46"/>
+    <w:lsdException w:name="List Table 2 Accent 4" w:uiPriority="47"/>
+    <w:lsdException w:name="List Table 3 Accent 4" w:uiPriority="48"/>
+    <w:lsdException w:name="List Table 4 Accent 4" w:uiPriority="49"/>
+    <w:lsdException w:name="List Table 5 Dark Accent 4" w:uiPriority="50"/>
+    <w:lsdException w:name="List Table 6 Colorful Accent 4" w:uiPriority="51"/>
+    <w:lsdException w:name="List Table 7 Colorful Accent 4" w:uiPriority="52"/>
+    <w:lsdException w:name="List Table 1 Light Accent 5" w:uiPriority="46"/>
+    <w:lsdException w:name="List Table 2 Accent 5" w:uiPriority="47"/>
+    <w:lsdException w:name="List Table 3 Accent 5" w:uiPriority="48"/>
+    <w:lsdException w:name="List Table 4 Accent 5" w:uiPriority="49"/>
+    <w:lsdException w:name="List Table 5 Dark Accent 5" w:uiPriority="50"/>
+    <w:lsdException w:name="List Table 6 Colorful Accent 5" w:uiPriority="51"/>
+    <w:lsdException w:name="List Table 7 Colorful Accent 5" w:uiPriority="52"/>
+    <w:lsdException w:name="List Table 1 Light Accent 6" w:uiPriority="46"/>
+    <w:lsdException w:name="List Table 2 Accent 6" w:uiPriority="47"/>
+    <w:lsdException w:name="List Table 3 Accent 6" w:uiPriority="48"/>
+    <w:lsdException w:name="List Table 4 Accent 6" w:uiPriority="49"/>
+    <w:lsdException w:name="List Table 5 Dark Accent 6" w:uiPriority="50"/>
+    <w:lsdException w:name="List Table 6 Colorful Accent 6" w:uiPriority="51"/>
+    <w:lsdException w:name="List Table 7 Colorful Accent 6" w:uiPriority="52"/>
+    <w:lsdException w:name="Mention" w:semiHidden="1" w:unhideWhenUsed="1"/>
+    <w:lsdException w:name="Smart Hyperlink" w:semiHidden="1" w:unhideWhenUsed="1"/>
+    <w:lsdException w:name="Hashtag" w:semiHidden="1" w:unhideWhenUsed="1"/>
+    <w:lsdException w:name="Unresolved Mention" w:semiHidden="1" w:unhideWhenUsed="1"/>
+    <w:lsdException w:name="Smart Link" w:semiHidden="1" w:unhideWhenUsed="1"/>
+  </w:latentStyles>
+  <w:style w:type="paragraph" w:default="1" w:styleId="Normal">
     <w:name w:val="Normal"/>
     <w:qFormat/>
   </w:style>
-  <w:style w:type="paragraph" w:styleId="Title">
-    <w:name w:val="Title"/>
+  <w:style w:type="paragraph" w:styleId="Heading1">
+    <w:name w:val="heading 1"/>
     <w:basedOn w:val="Normal"/>
     <w:next w:val="Normal"/>
+    <w:uiPriority w:val="9"/>
     <w:qFormat/>
-    <w:rPr>
-      <w:sz w:val="56"/>
-      <w:szCs w:val="56"/>
-    </w:rPr>
-  </w:style>
-  <w:style w:type="paragraph" w:styleId="Heading1">
-    <w:name w:val="Heading 1"/>
-    <w:basedOn w:val="Normal"/>
-    <w:next w:val="Normal"/>
-    <w:qFormat/>
+    <w:pPr>
+      <w:outlineLvl w:val="0"/>
+    </w:pPr>
     <w:rPr>
       <w:color w:val="2E74B5"/>
       <w:sz w:val="32"/>
@@ -985,10 +3502,15 @@
     </w:rPr>
   </w:style>
   <w:style w:type="paragraph" w:styleId="Heading2">
-    <w:name w:val="Heading 2"/>
+    <w:name w:val="heading 2"/>
     <w:basedOn w:val="Normal"/>
     <w:next w:val="Normal"/>
+    <w:uiPriority w:val="9"/>
+    <w:unhideWhenUsed/>
     <w:qFormat/>
+    <w:pPr>
+      <w:outlineLvl w:val="1"/>
+    </w:pPr>
     <w:rPr>
       <w:color w:val="2E74B5"/>
       <w:sz w:val="26"/>
@@ -996,10 +3518,16 @@
     </w:rPr>
   </w:style>
   <w:style w:type="paragraph" w:styleId="Heading3">
-    <w:name w:val="Heading 3"/>
+    <w:name w:val="heading 3"/>
     <w:basedOn w:val="Normal"/>
     <w:next w:val="Normal"/>
+    <w:uiPriority w:val="9"/>
+    <w:semiHidden/>
+    <w:unhideWhenUsed/>
     <w:qFormat/>
+    <w:pPr>
+      <w:outlineLvl w:val="2"/>
+    </w:pPr>
     <w:rPr>
       <w:color w:val="1F4D78"/>
       <w:sz w:val="24"/>
@@ -1007,10 +3535,16 @@
     </w:rPr>
   </w:style>
   <w:style w:type="paragraph" w:styleId="Heading4">
-    <w:name w:val="Heading 4"/>
+    <w:name w:val="heading 4"/>
     <w:basedOn w:val="Normal"/>
     <w:next w:val="Normal"/>
+    <w:uiPriority w:val="9"/>
+    <w:semiHidden/>
+    <w:unhideWhenUsed/>
     <w:qFormat/>
+    <w:pPr>
+      <w:outlineLvl w:val="3"/>
+    </w:pPr>
     <w:rPr>
       <w:i/>
       <w:iCs/>
@@ -1018,25 +3552,74 @@
     </w:rPr>
   </w:style>
   <w:style w:type="paragraph" w:styleId="Heading5">
-    <w:name w:val="Heading 5"/>
+    <w:name w:val="heading 5"/>
     <w:basedOn w:val="Normal"/>
     <w:next w:val="Normal"/>
+    <w:uiPriority w:val="9"/>
+    <w:semiHidden/>
+    <w:unhideWhenUsed/>
     <w:qFormat/>
+    <w:pPr>
+      <w:outlineLvl w:val="4"/>
+    </w:pPr>
     <w:rPr>
       <w:color w:val="2E74B5"/>
     </w:rPr>
   </w:style>
   <w:style w:type="paragraph" w:styleId="Heading6">
-    <w:name w:val="Heading 6"/>
+    <w:name w:val="heading 6"/>
     <w:basedOn w:val="Normal"/>
     <w:next w:val="Normal"/>
+    <w:uiPriority w:val="9"/>
+    <w:semiHidden/>
+    <w:unhideWhenUsed/>
     <w:qFormat/>
+    <w:pPr>
+      <w:outlineLvl w:val="5"/>
+    </w:pPr>
     <w:rPr>
       <w:color w:val="1F4D78"/>
     </w:rPr>
   </w:style>
-  <w:style w:type="paragraph" w:styleId="Strong">
-    <w:name w:val="Strong"/>
+  <w:style w:type="character" w:default="1" w:styleId="DefaultParagraphFont">
+    <w:name w:val="Default Paragraph Font"/>
+    <w:uiPriority w:val="1"/>
+    <w:unhideWhenUsed/>
+  </w:style>
+  <w:style w:type="table" w:default="1" w:styleId="TableNormal">
+    <w:name w:val="Normal Table"/>
+    <w:uiPriority w:val="99"/>
+    <w:semiHidden/>
+    <w:unhideWhenUsed/>
+    <w:tblPr>
+      <w:tblInd w:w="0" w:type="dxa"/>
+      <w:tblCellMar>
+        <w:top w:w="0" w:type="dxa"/>
+        <w:left w:w="108" w:type="dxa"/>
+        <w:bottom w:w="0" w:type="dxa"/>
+        <w:right w:w="108" w:type="dxa"/>
+      </w:tblCellMar>
+    </w:tblPr>
+  </w:style>
+  <w:style w:type="numbering" w:default="1" w:styleId="NoList">
+    <w:name w:val="No List"/>
+    <w:uiPriority w:val="99"/>
+    <w:semiHidden/>
+    <w:unhideWhenUsed/>
+  </w:style>
+  <w:style w:type="paragraph" w:styleId="Title">
+    <w:name w:val="Title"/>
+    <w:basedOn w:val="Normal"/>
+    <w:next w:val="Normal"/>
+    <w:uiPriority w:val="10"/>
+    <w:qFormat/>
+    <w:rPr>
+      <w:sz w:val="56"/>
+      <w:szCs w:val="56"/>
+    </w:rPr>
+  </w:style>
+  <w:style w:type="paragraph" w:customStyle="1" w:styleId="Strong1">
+    <w:name w:val="Strong1"/>
     <w:basedOn w:val="Normal"/>
     <w:next w:val="Normal"/>
     <w:qFormat/>
@@ -1052,7 +3635,6 @@
   </w:style>
   <w:style w:type="character" w:styleId="Hyperlink">
     <w:name w:val="Hyperlink"/>
-    <w:basedOn w:val="DefaultParagraphFont"/>
     <w:uiPriority w:val="99"/>
     <w:unhideWhenUsed/>
     <w:rPr>
@@ -1062,7 +3644,6 @@
   </w:style>
   <w:style w:type="character" w:styleId="FootnoteReference">
     <w:name w:val="footnote reference"/>
-    <w:basedOn w:val="DefaultParagraphFont"/>
     <w:uiPriority w:val="99"/>
     <w:semiHidden/>
     <w:unhideWhenUsed/>
@@ -1077,17 +3658,13 @@
     <w:uiPriority w:val="99"/>
     <w:semiHidden/>
     <w:unhideWhenUsed/>
-    <w:pPr>
-      <w:spacing w:after="0" w:line="240" w:lineRule="auto"/>
-    </w:pPr>
     <w:rPr>
       <w:sz w:val="20"/>
       <w:szCs w:val="20"/>
     </w:rPr>
   </w:style>
-  <w:style w:type="character" w:styleId="FootnoteTextChar">
+  <w:style w:type="character" w:customStyle="1" w:styleId="FootnoteTextChar">
     <w:name w:val="Footnote Text Char"/>
-    <w:basedOn w:val="DefaultParagraphFont"/>
     <w:link w:val="FootnoteText"/>
     <w:uiPriority w:val="99"/>
     <w:semiHidden/>
@@ -1099,7 +3676,6 @@
   </w:style>
   <w:style w:type="character" w:styleId="EndnoteReference">
     <w:name w:val="endnote reference"/>
-    <w:basedOn w:val="DefaultParagraphFont"/>
     <w:uiPriority w:val="99"/>
     <w:semiHidden/>
     <w:unhideWhenUsed/>
@@ -1114,17 +3690,13 @@
     <w:uiPriority w:val="99"/>
     <w:semiHidden/>
     <w:unhideWhenUsed/>
-    <w:pPr>
-      <w:spacing w:after="0" w:line="240" w:lineRule="auto"/>
-    </w:pPr>
     <w:rPr>
       <w:sz w:val="20"/>
       <w:szCs w:val="20"/>
     </w:rPr>
   </w:style>
-  <w:style w:type="character" w:styleId="EndnoteTextChar">
+  <w:style w:type="character" w:customStyle="1" w:styleId="EndnoteTextChar">
     <w:name w:val="Endnote Text Char"/>
-    <w:basedOn w:val="DefaultParagraphFont"/>
     <w:link w:val="EndnoteText"/>
     <w:uiPriority w:val="99"/>
     <w:semiHidden/>
@@ -1133,6 +3705,73 @@
       <w:sz w:val="20"/>
       <w:szCs w:val="20"/>
     </w:rPr>
+  </w:style>
+  <w:style w:type="paragraph" w:styleId="NormalWeb">
+    <w:name w:val="Normal (Web)"/>
+    <w:basedOn w:val="Normal"/>
+    <w:uiPriority w:val="99"/>
+    <w:semiHidden/>
+    <w:unhideWhenUsed/>
+    <w:rsid w:val="00B113E8"/>
+    <w:rPr>
+      <w:rFonts w:ascii="Times New Roman" w:hAnsi="Times New Roman" w:cs="Times New Roman"/>
+      <w:sz w:val="24"/>
+      <w:szCs w:val="24"/>
+    </w:rPr>
+  </w:style>
+  <w:style w:type="character" w:styleId="UnresolvedMention">
+    <w:name w:val="Unresolved Mention"/>
+    <w:basedOn w:val="DefaultParagraphFont"/>
+    <w:uiPriority w:val="99"/>
+    <w:semiHidden/>
+    <w:unhideWhenUsed/>
+    <w:rsid w:val="00B113E8"/>
+    <w:rPr>
+      <w:color w:val="605E5C"/>
+      <w:shd w:val="clear" w:color="auto" w:fill="E1DFDD"/>
+    </w:rPr>
+  </w:style>
+  <w:style w:type="paragraph" w:styleId="Header">
+    <w:name w:val="header"/>
+    <w:basedOn w:val="Normal"/>
+    <w:link w:val="HeaderChar"/>
+    <w:uiPriority w:val="99"/>
+    <w:unhideWhenUsed/>
+    <w:rsid w:val="00B84020"/>
+    <w:pPr>
+      <w:tabs>
+        <w:tab w:val="center" w:pos="4680"/>
+        <w:tab w:val="right" w:pos="9360"/>
+      </w:tabs>
+    </w:pPr>
+  </w:style>
+  <w:style w:type="character" w:customStyle="1" w:styleId="HeaderChar">
+    <w:name w:val="Header Char"/>
+    <w:basedOn w:val="DefaultParagraphFont"/>
+    <w:link w:val="Header"/>
+    <w:uiPriority w:val="99"/>
+    <w:rsid w:val="00B84020"/>
+  </w:style>
+  <w:style w:type="paragraph" w:styleId="Footer">
+    <w:name w:val="footer"/>
+    <w:basedOn w:val="Normal"/>
+    <w:link w:val="FooterChar"/>
+    <w:uiPriority w:val="99"/>
+    <w:unhideWhenUsed/>
+    <w:rsid w:val="00B84020"/>
+    <w:pPr>
+      <w:tabs>
+        <w:tab w:val="center" w:pos="4680"/>
+        <w:tab w:val="right" w:pos="9360"/>
+      </w:tabs>
+    </w:pPr>
+  </w:style>
+  <w:style w:type="character" w:customStyle="1" w:styleId="FooterChar">
+    <w:name w:val="Footer Char"/>
+    <w:basedOn w:val="DefaultParagraphFont"/>
+    <w:link w:val="Footer"/>
+    <w:uiPriority w:val="99"/>
+    <w:rsid w:val="00B84020"/>
   </w:style>
 </w:styles>
 </file>
@@ -1289,7 +3928,7 @@
         <a:solidFill>
           <a:schemeClr val="phClr"/>
         </a:solidFill>
-        <a:gradFill rotWithShape="true">
+        <a:gradFill rotWithShape="1">
           <a:gsLst>
             <a:gs pos="0">
               <a:schemeClr val="phClr">
@@ -1313,9 +3952,9 @@
               </a:schemeClr>
             </a:gs>
           </a:gsLst>
-          <a:lin ang="5400000" scaled="false"/>
+          <a:lin ang="5400000" scaled="0"/>
         </a:gradFill>
-        <a:gradFill rotWithShape="true">
+        <a:gradFill rotWithShape="1">
           <a:gsLst>
             <a:gs pos="0">
               <a:schemeClr val="phClr">
@@ -1339,7 +3978,7 @@
               </a:schemeClr>
             </a:gs>
           </a:gsLst>
-          <a:lin ang="5400000" scaled="false"/>
+          <a:lin ang="5400000" scaled="0"/>
         </a:gradFill>
       </a:fillStyleLst>
       <a:lnStyleLst>
@@ -1374,7 +4013,7 @@
         </a:effectStyle>
         <a:effectStyle>
           <a:effectLst>
-            <a:outerShdw blurRad="57150" dist="19050" dir="5400000" algn="ctr" rotWithShape="false">
+            <a:outerShdw blurRad="57150" dist="19050" dir="5400000" algn="ctr" rotWithShape="0">
               <a:srgbClr val="000000">
                 <a:alpha val="63000"/>
               </a:srgbClr>
@@ -1392,7 +4031,7 @@
             <a:satMod val="170000"/>
           </a:schemeClr>
         </a:solidFill>
-        <a:gradFill rotWithShape="true">
+        <a:gradFill rotWithShape="1">
           <a:gsLst>
             <a:gs pos="0">
               <a:schemeClr val="phClr">
@@ -1417,7 +4056,7 @@
               </a:schemeClr>
             </a:gs>
           </a:gsLst>
-          <a:lin ang="5400000" scaled="false"/>
+          <a:lin ang="5400000" scaled="0"/>
         </a:gradFill>
       </a:bgFillStyleLst>
     </a:fmtScheme>

--- a/AlbaAvila_BDA400_A05.docx
+++ b/AlbaAvila_BDA400_A05.docx
@@ -55,24 +55,40 @@
           <w:rFonts w:ascii="Arial" w:hAnsi="Arial" w:cs="Arial"/>
           <w:sz w:val="24"/>
           <w:szCs w:val="24"/>
-        </w:rPr>
-      </w:pPr>
-      <w:r>
-        <w:rPr>
-          <w:rFonts w:ascii="Arial" w:hAnsi="Arial" w:cs="Arial"/>
-          <w:sz w:val="24"/>
-          <w:szCs w:val="24"/>
+          <w:lang w:val="es-CO"/>
+        </w:rPr>
+      </w:pPr>
+      <w:proofErr w:type="spellStart"/>
+      <w:r>
+        <w:rPr>
+          <w:rFonts w:ascii="Arial" w:hAnsi="Arial" w:cs="Arial"/>
+          <w:sz w:val="24"/>
+          <w:szCs w:val="24"/>
+          <w:lang w:val="es-CO"/>
         </w:rPr>
         <w:t>By</w:t>
       </w:r>
-      <w:r>
-        <w:rPr>
-          <w:rFonts w:ascii="Arial" w:hAnsi="Arial" w:cs="Arial"/>
-          <w:sz w:val="24"/>
-          <w:szCs w:val="24"/>
-        </w:rPr>
-        <w:t xml:space="preserve"> Alba Avila</w:t>
-      </w:r>
+      <w:proofErr w:type="spellEnd"/>
+      <w:r>
+        <w:rPr>
+          <w:rFonts w:ascii="Arial" w:hAnsi="Arial" w:cs="Arial"/>
+          <w:sz w:val="24"/>
+          <w:szCs w:val="24"/>
+          <w:lang w:val="es-CO"/>
+        </w:rPr>
+        <w:t xml:space="preserve"> Alba </w:t>
+      </w:r>
+      <w:proofErr w:type="spellStart"/>
+      <w:r>
+        <w:rPr>
+          <w:rFonts w:ascii="Arial" w:hAnsi="Arial" w:cs="Arial"/>
+          <w:sz w:val="24"/>
+          <w:szCs w:val="24"/>
+          <w:lang w:val="es-CO"/>
+        </w:rPr>
+        <w:t>Avila</w:t>
+      </w:r>
+      <w:proofErr w:type="spellEnd"/>
     </w:p>
     <w:p>
       <w:pPr>
@@ -81,14 +97,26 @@
         <w:rPr>
           <w:sz w:val="28"/>
           <w:szCs w:val="28"/>
-        </w:rPr>
-      </w:pPr>
+          <w:lang w:val="es-CO"/>
+        </w:rPr>
+      </w:pPr>
+      <w:proofErr w:type="spellStart"/>
       <w:r>
         <w:rPr>
           <w:sz w:val="28"/>
           <w:szCs w:val="28"/>
-        </w:rPr>
-        <w:t xml:space="preserve">Repository: </w:t>
+          <w:lang w:val="es-CO"/>
+        </w:rPr>
+        <w:t>Repository</w:t>
+      </w:r>
+      <w:proofErr w:type="spellEnd"/>
+      <w:r>
+        <w:rPr>
+          <w:sz w:val="28"/>
+          <w:szCs w:val="28"/>
+          <w:lang w:val="es-CO"/>
+        </w:rPr>
+        <w:t xml:space="preserve">: </w:t>
       </w:r>
       <w:hyperlink r:id="rId7" w:history="1">
         <w:r>
@@ -98,6 +126,7 @@
             <w:bCs/>
             <w:sz w:val="28"/>
             <w:szCs w:val="28"/>
+            <w:lang w:val="es-CO"/>
           </w:rPr>
           <w:t>https://github.com/ladajab1-ctrl/AlbaAvila_BDA400_A05</w:t>
         </w:r>
@@ -110,6 +139,7 @@
         <w:rPr>
           <w:sz w:val="28"/>
           <w:szCs w:val="28"/>
+          <w:lang w:val="es-CO"/>
         </w:rPr>
       </w:pPr>
     </w:p>
@@ -119,6 +149,7 @@
         <w:rPr>
           <w:sz w:val="24"/>
           <w:szCs w:val="24"/>
+          <w:lang w:val="es-CO"/>
         </w:rPr>
       </w:pPr>
     </w:p>
@@ -128,22 +159,32 @@
         <w:rPr>
           <w:sz w:val="24"/>
           <w:szCs w:val="24"/>
+          <w:lang w:val="es-CO"/>
         </w:rPr>
       </w:pPr>
     </w:p>
     <w:p>
       <w:pPr>
         <w:jc w:val="center"/>
+        <w:rPr>
+          <w:lang w:val="es-CO"/>
+        </w:rPr>
       </w:pPr>
     </w:p>
     <w:p>
       <w:pPr>
         <w:jc w:val="center"/>
+        <w:rPr>
+          <w:lang w:val="es-CO"/>
+        </w:rPr>
       </w:pPr>
     </w:p>
     <w:p>
       <w:pPr>
         <w:jc w:val="center"/>
+        <w:rPr>
+          <w:lang w:val="es-CO"/>
+        </w:rPr>
       </w:pPr>
     </w:p>
     <w:p>
@@ -152,6 +193,7 @@
         <w:jc w:val="center"/>
         <w:rPr>
           <w:rFonts w:ascii="Arial" w:hAnsi="Arial" w:cs="Arial"/>
+          <w:lang w:val="es-CO"/>
         </w:rPr>
       </w:pPr>
     </w:p>
@@ -2884,6 +2926,349 @@
           <w:szCs w:val="24"/>
         </w:rPr>
         <w:t>.</w:t>
+      </w:r>
+    </w:p>
+    <w:p>
+      <w:pPr>
+        <w:spacing w:after="120" w:line="360" w:lineRule="auto"/>
+        <w:jc w:val="both"/>
+        <w:rPr>
+          <w:rFonts w:ascii="Arial" w:hAnsi="Arial" w:cs="Arial"/>
+          <w:sz w:val="24"/>
+          <w:szCs w:val="24"/>
+        </w:rPr>
+      </w:pPr>
+    </w:p>
+    <w:p>
+      <w:pPr>
+        <w:spacing w:after="120" w:line="360" w:lineRule="auto"/>
+        <w:jc w:val="both"/>
+        <w:rPr>
+          <w:rFonts w:ascii="Arial" w:hAnsi="Arial" w:cs="Arial"/>
+          <w:b/>
+          <w:bCs/>
+          <w:sz w:val="24"/>
+          <w:szCs w:val="24"/>
+        </w:rPr>
+      </w:pPr>
+      <w:r>
+        <w:rPr>
+          <w:rFonts w:ascii="Arial" w:hAnsi="Arial" w:cs="Arial"/>
+          <w:b/>
+          <w:bCs/>
+          <w:sz w:val="24"/>
+          <w:szCs w:val="24"/>
+        </w:rPr>
+        <w:t>AI Use Acknowledgment</w:t>
+      </w:r>
+    </w:p>
+    <w:p>
+      <w:pPr>
+        <w:spacing w:after="120" w:line="360" w:lineRule="auto"/>
+        <w:jc w:val="both"/>
+        <w:rPr>
+          <w:rFonts w:ascii="Arial" w:hAnsi="Arial" w:cs="Arial"/>
+          <w:sz w:val="24"/>
+          <w:szCs w:val="24"/>
+        </w:rPr>
+      </w:pPr>
+    </w:p>
+    <w:p>
+      <w:pPr>
+        <w:spacing w:after="120" w:line="360" w:lineRule="auto"/>
+        <w:jc w:val="both"/>
+        <w:rPr>
+          <w:rFonts w:ascii="Arial" w:hAnsi="Arial" w:cs="Arial"/>
+          <w:sz w:val="24"/>
+          <w:szCs w:val="24"/>
+        </w:rPr>
+      </w:pPr>
+      <w:r>
+        <w:rPr>
+          <w:rFonts w:ascii="Arial" w:hAnsi="Arial" w:cs="Arial"/>
+          <w:sz w:val="24"/>
+          <w:szCs w:val="24"/>
+        </w:rPr>
+        <w:t>I used an AI assistant, Claude (Anthropic), to help me with this assignment. Specifically, Claude:</w:t>
+      </w:r>
+    </w:p>
+    <w:p>
+      <w:pPr>
+        <w:spacing w:after="120" w:line="360" w:lineRule="auto"/>
+        <w:jc w:val="both"/>
+        <w:rPr>
+          <w:rFonts w:ascii="Arial" w:hAnsi="Arial" w:cs="Arial"/>
+          <w:sz w:val="24"/>
+          <w:szCs w:val="24"/>
+        </w:rPr>
+      </w:pPr>
+      <w:r>
+        <w:rPr>
+          <w:rFonts w:ascii="Arial" w:hAnsi="Arial" w:cs="Arial"/>
+          <w:sz w:val="24"/>
+          <w:szCs w:val="24"/>
+        </w:rPr>
+        <w:t>• Helped me understand the assignment requirements and plan the work.</w:t>
+      </w:r>
+    </w:p>
+    <w:p>
+      <w:pPr>
+        <w:spacing w:after="120" w:line="360" w:lineRule="auto"/>
+        <w:jc w:val="both"/>
+        <w:rPr>
+          <w:rFonts w:ascii="Arial" w:hAnsi="Arial" w:cs="Arial"/>
+          <w:sz w:val="24"/>
+          <w:szCs w:val="24"/>
+        </w:rPr>
+      </w:pPr>
+      <w:r>
+        <w:rPr>
+          <w:rFonts w:ascii="Arial" w:hAnsi="Arial" w:cs="Arial"/>
+          <w:sz w:val="24"/>
+          <w:szCs w:val="24"/>
+        </w:rPr>
+        <w:t>• Wrote the first version of the R code for the nine indicator files (</w:t>
+      </w:r>
+      <w:proofErr w:type="spellStart"/>
+      <w:r>
+        <w:rPr>
+          <w:rFonts w:ascii="Arial" w:hAnsi="Arial" w:cs="Arial"/>
+          <w:sz w:val="24"/>
+          <w:szCs w:val="24"/>
+        </w:rPr>
+        <w:t>sma</w:t>
+      </w:r>
+      <w:proofErr w:type="spellEnd"/>
+      <w:r>
+        <w:rPr>
+          <w:rFonts w:ascii="Arial" w:hAnsi="Arial" w:cs="Arial"/>
+          <w:sz w:val="24"/>
+          <w:szCs w:val="24"/>
+        </w:rPr>
+        <w:t xml:space="preserve">, ema, </w:t>
+      </w:r>
+      <w:proofErr w:type="spellStart"/>
+      <w:r>
+        <w:rPr>
+          <w:rFonts w:ascii="Arial" w:hAnsi="Arial" w:cs="Arial"/>
+          <w:sz w:val="24"/>
+          <w:szCs w:val="24"/>
+        </w:rPr>
+        <w:t>macd</w:t>
+      </w:r>
+      <w:proofErr w:type="spellEnd"/>
+      <w:r>
+        <w:rPr>
+          <w:rFonts w:ascii="Arial" w:hAnsi="Arial" w:cs="Arial"/>
+          <w:sz w:val="24"/>
+          <w:szCs w:val="24"/>
+        </w:rPr>
+        <w:t xml:space="preserve">, </w:t>
+      </w:r>
+      <w:proofErr w:type="spellStart"/>
+      <w:r>
+        <w:rPr>
+          <w:rFonts w:ascii="Arial" w:hAnsi="Arial" w:cs="Arial"/>
+          <w:sz w:val="24"/>
+          <w:szCs w:val="24"/>
+        </w:rPr>
+        <w:t>stdev</w:t>
+      </w:r>
+      <w:proofErr w:type="spellEnd"/>
+      <w:r>
+        <w:rPr>
+          <w:rFonts w:ascii="Arial" w:hAnsi="Arial" w:cs="Arial"/>
+          <w:sz w:val="24"/>
+          <w:szCs w:val="24"/>
+        </w:rPr>
+        <w:t xml:space="preserve">, </w:t>
+      </w:r>
+      <w:proofErr w:type="spellStart"/>
+      <w:r>
+        <w:rPr>
+          <w:rFonts w:ascii="Arial" w:hAnsi="Arial" w:cs="Arial"/>
+          <w:sz w:val="24"/>
+          <w:szCs w:val="24"/>
+        </w:rPr>
+        <w:t>linreg</w:t>
+      </w:r>
+      <w:proofErr w:type="spellEnd"/>
+      <w:r>
+        <w:rPr>
+          <w:rFonts w:ascii="Arial" w:hAnsi="Arial" w:cs="Arial"/>
+          <w:sz w:val="24"/>
+          <w:szCs w:val="24"/>
+        </w:rPr>
+        <w:t xml:space="preserve">, </w:t>
+      </w:r>
+      <w:proofErr w:type="spellStart"/>
+      <w:r>
+        <w:rPr>
+          <w:rFonts w:ascii="Arial" w:hAnsi="Arial" w:cs="Arial"/>
+          <w:sz w:val="24"/>
+          <w:szCs w:val="24"/>
+        </w:rPr>
+        <w:t>rsi</w:t>
+      </w:r>
+      <w:proofErr w:type="spellEnd"/>
+      <w:r>
+        <w:rPr>
+          <w:rFonts w:ascii="Arial" w:hAnsi="Arial" w:cs="Arial"/>
+          <w:sz w:val="24"/>
+          <w:szCs w:val="24"/>
+        </w:rPr>
+        <w:t xml:space="preserve">, </w:t>
+      </w:r>
+      <w:proofErr w:type="spellStart"/>
+      <w:r>
+        <w:rPr>
+          <w:rFonts w:ascii="Arial" w:hAnsi="Arial" w:cs="Arial"/>
+          <w:sz w:val="24"/>
+          <w:szCs w:val="24"/>
+        </w:rPr>
+        <w:t>stoch_rsi</w:t>
+      </w:r>
+      <w:proofErr w:type="spellEnd"/>
+      <w:r>
+        <w:rPr>
+          <w:rFonts w:ascii="Arial" w:hAnsi="Arial" w:cs="Arial"/>
+          <w:sz w:val="24"/>
+          <w:szCs w:val="24"/>
+        </w:rPr>
+        <w:t xml:space="preserve">, crossover, </w:t>
+      </w:r>
+      <w:proofErr w:type="spellStart"/>
+      <w:r>
+        <w:rPr>
+          <w:rFonts w:ascii="Arial" w:hAnsi="Arial" w:cs="Arial"/>
+          <w:sz w:val="24"/>
+          <w:szCs w:val="24"/>
+        </w:rPr>
+        <w:t>crossunder</w:t>
+      </w:r>
+      <w:proofErr w:type="spellEnd"/>
+      <w:r>
+        <w:rPr>
+          <w:rFonts w:ascii="Arial" w:hAnsi="Arial" w:cs="Arial"/>
+          <w:sz w:val="24"/>
+          <w:szCs w:val="24"/>
+        </w:rPr>
+        <w:t>), following the templates and pseudocode provided in the assignment.</w:t>
+      </w:r>
+    </w:p>
+    <w:p>
+      <w:pPr>
+        <w:spacing w:after="120" w:line="360" w:lineRule="auto"/>
+        <w:jc w:val="both"/>
+        <w:rPr>
+          <w:rFonts w:ascii="Arial" w:hAnsi="Arial" w:cs="Arial"/>
+          <w:sz w:val="24"/>
+          <w:szCs w:val="24"/>
+        </w:rPr>
+      </w:pPr>
+      <w:r>
+        <w:rPr>
+          <w:rFonts w:ascii="Arial" w:hAnsi="Arial" w:cs="Arial"/>
+          <w:sz w:val="24"/>
+          <w:szCs w:val="24"/>
+        </w:rPr>
+        <w:t>• Wrote the test script (</w:t>
+      </w:r>
+      <w:proofErr w:type="spellStart"/>
+      <w:r>
+        <w:rPr>
+          <w:rFonts w:ascii="Arial" w:hAnsi="Arial" w:cs="Arial"/>
+          <w:sz w:val="24"/>
+          <w:szCs w:val="24"/>
+        </w:rPr>
+        <w:t>test_</w:t>
+      </w:r>
+      <w:proofErr w:type="gramStart"/>
+      <w:r>
+        <w:rPr>
+          <w:rFonts w:ascii="Arial" w:hAnsi="Arial" w:cs="Arial"/>
+          <w:sz w:val="24"/>
+          <w:szCs w:val="24"/>
+        </w:rPr>
+        <w:t>indicators.R</w:t>
+      </w:r>
+      <w:proofErr w:type="spellEnd"/>
+      <w:proofErr w:type="gramEnd"/>
+      <w:r>
+        <w:rPr>
+          <w:rFonts w:ascii="Arial" w:hAnsi="Arial" w:cs="Arial"/>
+          <w:sz w:val="24"/>
+          <w:szCs w:val="24"/>
+        </w:rPr>
+        <w:t>) and ran it to check the results.</w:t>
+      </w:r>
+    </w:p>
+    <w:p>
+      <w:pPr>
+        <w:spacing w:after="120" w:line="360" w:lineRule="auto"/>
+        <w:jc w:val="both"/>
+        <w:rPr>
+          <w:rFonts w:ascii="Arial" w:hAnsi="Arial" w:cs="Arial"/>
+          <w:sz w:val="24"/>
+          <w:szCs w:val="24"/>
+        </w:rPr>
+      </w:pPr>
+      <w:r>
+        <w:rPr>
+          <w:rFonts w:ascii="Arial" w:hAnsi="Arial" w:cs="Arial"/>
+          <w:sz w:val="24"/>
+          <w:szCs w:val="24"/>
+        </w:rPr>
+        <w:t>• Drafted this documentation and the README file.</w:t>
+      </w:r>
+    </w:p>
+    <w:p>
+      <w:pPr>
+        <w:spacing w:after="120" w:line="360" w:lineRule="auto"/>
+        <w:jc w:val="both"/>
+        <w:rPr>
+          <w:rFonts w:ascii="Arial" w:hAnsi="Arial" w:cs="Arial"/>
+          <w:sz w:val="24"/>
+          <w:szCs w:val="24"/>
+        </w:rPr>
+      </w:pPr>
+      <w:r>
+        <w:rPr>
+          <w:rFonts w:ascii="Arial" w:hAnsi="Arial" w:cs="Arial"/>
+          <w:sz w:val="24"/>
+          <w:szCs w:val="24"/>
+        </w:rPr>
+        <w:t>• Guided me through creating the GitHub repository and uploading the files.</w:t>
+      </w:r>
+    </w:p>
+    <w:p>
+      <w:pPr>
+        <w:spacing w:after="120" w:line="360" w:lineRule="auto"/>
+        <w:jc w:val="both"/>
+        <w:rPr>
+          <w:rFonts w:ascii="Arial" w:hAnsi="Arial" w:cs="Arial"/>
+          <w:sz w:val="24"/>
+          <w:szCs w:val="24"/>
+        </w:rPr>
+      </w:pPr>
+    </w:p>
+    <w:p>
+      <w:pPr>
+        <w:spacing w:after="120" w:line="360" w:lineRule="auto"/>
+        <w:jc w:val="both"/>
+        <w:rPr>
+          <w:rFonts w:ascii="Arial" w:hAnsi="Arial" w:cs="Arial"/>
+          <w:sz w:val="24"/>
+          <w:szCs w:val="24"/>
+        </w:rPr>
+      </w:pPr>
+      <w:r>
+        <w:rPr>
+          <w:rFonts w:ascii="Arial" w:hAnsi="Arial" w:cs="Arial"/>
+          <w:sz w:val="24"/>
+          <w:szCs w:val="24"/>
+        </w:rPr>
+        <w:t>I reviewed the code against the assignment pseudocode, went through the logic of the functions with the assistant, and I am responsible for the final submission.</w:t>
       </w:r>
     </w:p>
     <w:sectPr>
@@ -3584,6 +3969,7 @@
   <w:style w:type="character" w:default="1" w:styleId="DefaultParagraphFont">
     <w:name w:val="Default Paragraph Font"/>
     <w:uiPriority w:val="1"/>
+    <w:semiHidden/>
     <w:unhideWhenUsed/>
   </w:style>
   <w:style w:type="table" w:default="1" w:styleId="TableNormal">
